--- a/D8tavision_IDC_Technical_Pack.docx
+++ b/D8tavision_IDC_Technical_Pack.docx
@@ -45,7 +45,7 @@
           <w:top w:val="single" w:color="0d9488" w:sz="2"/>
           <w:bottom w:val="single" w:color="0d9488" w:sz="2"/>
         </w:pBdr>
-        <w:spacing w:after="100"/>
+        <w:spacing w:before="100" w:after="100"/>
         <w:jc w:val="center"/>
       </w:pPr>
       <w:r>
@@ -54,13 +54,10 @@
           <w:b/>
           <w:bCs/>
           <w:color w:val="1e293b"/>
-          <w:sz w:val="28"/>
-          <w:szCs w:val="28"/>
-        </w:rPr>
-        <w:t xml:space="preserve">
-Technical Evidence Pack
-IDC Talent Acquisition / ATS Response
-</w:t>
+          <w:sz w:val="26"/>
+          <w:szCs w:val="26"/>
+        </w:rPr>
+        <w:t xml:space="preserve">Technical Evidence Pack — IDC Talent Acquisition / ATS Response</w:t>
       </w:r>
     </w:p>
     <w:p>
@@ -92,21 +89,7 @@
           <w:sz w:val="22"/>
           <w:szCs w:val="22"/>
         </w:rPr>
-        <w:t xml:space="preserve">February 2026</w:t>
-      </w:r>
-    </w:p>
-    <w:p>
-      <w:pPr>
-        <w:jc w:val="center"/>
-      </w:pPr>
-      <w:r>
-        <w:rPr>
-          <w:rFonts w:ascii="Calibri" w:cs="Calibri" w:eastAsia="Calibri" w:hAnsi="Calibri"/>
-          <w:color w:val="64748b"/>
-          <w:sz w:val="20"/>
-          <w:szCs w:val="20"/>
-        </w:rPr>
-        <w:t xml:space="preserve">Version 1.0</w:t>
+        <w:t xml:space="preserve">February 2026  |  Version 1.0</w:t>
       </w:r>
     </w:p>
     <w:p>
@@ -136,135 +119,107 @@
     </w:p>
     <w:p>
       <w:pPr>
-        <w:pStyle w:val="ListParagraph"/>
-        <w:numPr>
-          <w:ilvl w:val="0"/>
-          <w:numId w:val="1"/>
-        </w:numPr>
-        <w:spacing w:after="60" w:line="300"/>
-      </w:pPr>
-      <w:r>
-        <w:rPr>
-          <w:rFonts w:ascii="Calibri" w:cs="Calibri" w:eastAsia="Calibri" w:hAnsi="Calibri"/>
-          <w:color w:val="1e293b"/>
-          <w:sz w:val="21"/>
-          <w:szCs w:val="21"/>
-        </w:rPr>
-        <w:t xml:space="preserve">1. Core Platform Screenshots</w:t>
-      </w:r>
-    </w:p>
-    <w:p>
-      <w:pPr>
-        <w:pStyle w:val="ListParagraph"/>
-        <w:numPr>
-          <w:ilvl w:val="0"/>
-          <w:numId w:val="1"/>
-        </w:numPr>
-        <w:spacing w:after="60" w:line="300"/>
-      </w:pPr>
-      <w:r>
-        <w:rPr>
-          <w:rFonts w:ascii="Calibri" w:cs="Calibri" w:eastAsia="Calibri" w:hAnsi="Calibri"/>
-          <w:color w:val="1e293b"/>
-          <w:sz w:val="21"/>
-          <w:szCs w:val="21"/>
-        </w:rPr>
-        <w:t xml:space="preserve">2. AI Screening &amp; Matching Evidence</w:t>
-      </w:r>
-    </w:p>
-    <w:p>
-      <w:pPr>
-        <w:pStyle w:val="ListParagraph"/>
-        <w:numPr>
-          <w:ilvl w:val="0"/>
-          <w:numId w:val="1"/>
-        </w:numPr>
-        <w:spacing w:after="60" w:line="300"/>
-      </w:pPr>
-      <w:r>
-        <w:rPr>
-          <w:rFonts w:ascii="Calibri" w:cs="Calibri" w:eastAsia="Calibri" w:hAnsi="Calibri"/>
-          <w:color w:val="1e293b"/>
-          <w:sz w:val="21"/>
-          <w:szCs w:val="21"/>
-        </w:rPr>
-        <w:t xml:space="preserve">3. Reporting &amp; Analytics</w:t>
-      </w:r>
-    </w:p>
-    <w:p>
-      <w:pPr>
-        <w:pStyle w:val="ListParagraph"/>
-        <w:numPr>
-          <w:ilvl w:val="0"/>
-          <w:numId w:val="1"/>
-        </w:numPr>
-        <w:spacing w:after="60" w:line="300"/>
-      </w:pPr>
-      <w:r>
-        <w:rPr>
-          <w:rFonts w:ascii="Calibri" w:cs="Calibri" w:eastAsia="Calibri" w:hAnsi="Calibri"/>
-          <w:color w:val="1e293b"/>
-          <w:sz w:val="21"/>
-          <w:szCs w:val="21"/>
-        </w:rPr>
-        <w:t xml:space="preserve">4. Security &amp; Architecture</w:t>
-      </w:r>
-    </w:p>
-    <w:p>
-      <w:pPr>
-        <w:pStyle w:val="ListParagraph"/>
-        <w:numPr>
-          <w:ilvl w:val="0"/>
-          <w:numId w:val="1"/>
-        </w:numPr>
-        <w:spacing w:after="60" w:line="300"/>
-      </w:pPr>
-      <w:r>
-        <w:rPr>
-          <w:rFonts w:ascii="Calibri" w:cs="Calibri" w:eastAsia="Calibri" w:hAnsi="Calibri"/>
-          <w:color w:val="1e293b"/>
-          <w:sz w:val="21"/>
-          <w:szCs w:val="21"/>
-        </w:rPr>
-        <w:t xml:space="preserve">5. Integration Capability</w:t>
-      </w:r>
-    </w:p>
-    <w:p>
-      <w:pPr>
-        <w:pStyle w:val="ListParagraph"/>
-        <w:numPr>
-          <w:ilvl w:val="0"/>
-          <w:numId w:val="1"/>
-        </w:numPr>
-        <w:spacing w:after="60" w:line="300"/>
-      </w:pPr>
-      <w:r>
-        <w:rPr>
-          <w:rFonts w:ascii="Calibri" w:cs="Calibri" w:eastAsia="Calibri" w:hAnsi="Calibri"/>
-          <w:color w:val="1e293b"/>
-          <w:sz w:val="21"/>
-          <w:szCs w:val="21"/>
-        </w:rPr>
-        <w:t xml:space="preserve">6. Implementation &amp; Support</w:t>
-      </w:r>
-    </w:p>
-    <w:p>
-      <w:pPr>
-        <w:pStyle w:val="ListParagraph"/>
-        <w:numPr>
-          <w:ilvl w:val="0"/>
-          <w:numId w:val="1"/>
-        </w:numPr>
-        <w:spacing w:after="60" w:line="300"/>
-      </w:pPr>
-      <w:r>
-        <w:rPr>
-          <w:rFonts w:ascii="Calibri" w:cs="Calibri" w:eastAsia="Calibri" w:hAnsi="Calibri"/>
-          <w:color w:val="1e293b"/>
-          <w:sz w:val="21"/>
-          <w:szCs w:val="21"/>
-        </w:rPr>
-        <w:t xml:space="preserve">7. Differentiator Section</w:t>
+        <w:spacing w:after="60" w:line="300"/>
+        <w:ind w:left="400"/>
+      </w:pPr>
+      <w:r>
+        <w:rPr>
+          <w:rFonts w:ascii="Calibri" w:cs="Calibri" w:eastAsia="Calibri" w:hAnsi="Calibri"/>
+          <w:color w:val="1e293b"/>
+          <w:sz w:val="21"/>
+          <w:szCs w:val="21"/>
+        </w:rPr>
+        <w:t xml:space="preserve">•  1. Core Platform Screenshots</w:t>
+      </w:r>
+    </w:p>
+    <w:p>
+      <w:pPr>
+        <w:spacing w:after="60" w:line="300"/>
+        <w:ind w:left="400"/>
+      </w:pPr>
+      <w:r>
+        <w:rPr>
+          <w:rFonts w:ascii="Calibri" w:cs="Calibri" w:eastAsia="Calibri" w:hAnsi="Calibri"/>
+          <w:color w:val="1e293b"/>
+          <w:sz w:val="21"/>
+          <w:szCs w:val="21"/>
+        </w:rPr>
+        <w:t xml:space="preserve">•  2. AI Screening &amp; Matching Evidence</w:t>
+      </w:r>
+    </w:p>
+    <w:p>
+      <w:pPr>
+        <w:spacing w:after="60" w:line="300"/>
+        <w:ind w:left="400"/>
+      </w:pPr>
+      <w:r>
+        <w:rPr>
+          <w:rFonts w:ascii="Calibri" w:cs="Calibri" w:eastAsia="Calibri" w:hAnsi="Calibri"/>
+          <w:color w:val="1e293b"/>
+          <w:sz w:val="21"/>
+          <w:szCs w:val="21"/>
+        </w:rPr>
+        <w:t xml:space="preserve">•  3. Reporting &amp; Analytics</w:t>
+      </w:r>
+    </w:p>
+    <w:p>
+      <w:pPr>
+        <w:spacing w:after="60" w:line="300"/>
+        <w:ind w:left="400"/>
+      </w:pPr>
+      <w:r>
+        <w:rPr>
+          <w:rFonts w:ascii="Calibri" w:cs="Calibri" w:eastAsia="Calibri" w:hAnsi="Calibri"/>
+          <w:color w:val="1e293b"/>
+          <w:sz w:val="21"/>
+          <w:szCs w:val="21"/>
+        </w:rPr>
+        <w:t xml:space="preserve">•  4. Security &amp; Architecture</w:t>
+      </w:r>
+    </w:p>
+    <w:p>
+      <w:pPr>
+        <w:spacing w:after="60" w:line="300"/>
+        <w:ind w:left="400"/>
+      </w:pPr>
+      <w:r>
+        <w:rPr>
+          <w:rFonts w:ascii="Calibri" w:cs="Calibri" w:eastAsia="Calibri" w:hAnsi="Calibri"/>
+          <w:color w:val="1e293b"/>
+          <w:sz w:val="21"/>
+          <w:szCs w:val="21"/>
+        </w:rPr>
+        <w:t xml:space="preserve">•  5. Integration Capability</w:t>
+      </w:r>
+    </w:p>
+    <w:p>
+      <w:pPr>
+        <w:spacing w:after="60" w:line="300"/>
+        <w:ind w:left="400"/>
+      </w:pPr>
+      <w:r>
+        <w:rPr>
+          <w:rFonts w:ascii="Calibri" w:cs="Calibri" w:eastAsia="Calibri" w:hAnsi="Calibri"/>
+          <w:color w:val="1e293b"/>
+          <w:sz w:val="21"/>
+          <w:szCs w:val="21"/>
+        </w:rPr>
+        <w:t xml:space="preserve">•  6. Implementation &amp; Support</w:t>
+      </w:r>
+    </w:p>
+    <w:p>
+      <w:pPr>
+        <w:spacing w:after="60" w:line="300"/>
+        <w:ind w:left="400"/>
+      </w:pPr>
+      <w:r>
+        <w:rPr>
+          <w:rFonts w:ascii="Calibri" w:cs="Calibri" w:eastAsia="Calibri" w:hAnsi="Calibri"/>
+          <w:color w:val="1e293b"/>
+          <w:sz w:val="21"/>
+          <w:szCs w:val="21"/>
+        </w:rPr>
+        <w:t xml:space="preserve">•  7. Differentiator Section</w:t>
       </w:r>
     </w:p>
     <w:p>
@@ -325,13 +280,13 @@
     </w:p>
     <w:p>
       <w:pPr>
-        <w:spacing w:before="150"/>
+        <w:spacing w:before="150" w:after="40"/>
         <w:jc w:val="center"/>
       </w:pPr>
       <w:r>
         <w:drawing>
           <wp:inline distT="0" distB="0" distL="0" distR="0">
-            <wp:extent cx="5334000" cy="2809875"/>
+            <wp:extent cx="5238750" cy="2943225"/>
             <wp:effectExtent t="0" r="0" b="0" l="0"/>
             <wp:docPr id="1" name="" descr="" title=""/>
             <wp:cNvGraphicFramePr>
@@ -356,7 +311,7 @@
                   <pic:spPr bwMode="auto">
                     <a:xfrm>
                       <a:off x="0" y="0"/>
-                      <a:ext cx="5334000" cy="2809875"/>
+                      <a:ext cx="5238750" cy="2943225"/>
                     </a:xfrm>
                     <a:prstGeom prst="rect">
                       <a:avLst/>
@@ -383,18 +338,18 @@
           <w:sz w:val="18"/>
           <w:szCs w:val="18"/>
         </w:rPr>
-        <w:t xml:space="preserve">Figure: Executive Dashboard — Light Mode (KPIs, Revenue Charts, Project Health)</w:t>
-      </w:r>
-    </w:p>
-    <w:p>
-      <w:pPr>
-        <w:spacing w:before="150"/>
+        <w:t xml:space="preserve">Figure: Executive Dashboard — KPIs, Revenue Charts, Project Health</w:t>
+      </w:r>
+    </w:p>
+    <w:p>
+      <w:pPr>
+        <w:spacing w:before="150" w:after="40"/>
         <w:jc w:val="center"/>
       </w:pPr>
       <w:r>
         <w:drawing>
           <wp:inline distT="0" distB="0" distL="0" distR="0">
-            <wp:extent cx="5334000" cy="2809875"/>
+            <wp:extent cx="5238750" cy="2943225"/>
             <wp:effectExtent t="0" r="0" b="0" l="0"/>
             <wp:docPr id="1" name="" descr="" title=""/>
             <wp:cNvGraphicFramePr>
@@ -419,7 +374,7 @@
                   <pic:spPr bwMode="auto">
                     <a:xfrm>
                       <a:off x="0" y="0"/>
-                      <a:ext cx="5334000" cy="2809875"/>
+                      <a:ext cx="5238750" cy="2943225"/>
                     </a:xfrm>
                     <a:prstGeom prst="rect">
                       <a:avLst/>
@@ -482,13 +437,13 @@
     </w:p>
     <w:p>
       <w:pPr>
-        <w:spacing w:before="150"/>
+        <w:spacing w:before="150" w:after="40"/>
         <w:jc w:val="center"/>
       </w:pPr>
       <w:r>
         <w:drawing>
           <wp:inline distT="0" distB="0" distL="0" distR="0">
-            <wp:extent cx="5334000" cy="2809875"/>
+            <wp:extent cx="5238750" cy="2943225"/>
             <wp:effectExtent t="0" r="0" b="0" l="0"/>
             <wp:docPr id="1" name="" descr="" title=""/>
             <wp:cNvGraphicFramePr>
@@ -513,7 +468,7 @@
                   <pic:spPr bwMode="auto">
                     <a:xfrm>
                       <a:off x="0" y="0"/>
-                      <a:ext cx="5334000" cy="2809875"/>
+                      <a:ext cx="5238750" cy="2943225"/>
                     </a:xfrm>
                     <a:prstGeom prst="rect">
                       <a:avLst/>
@@ -545,13 +500,13 @@
     </w:p>
     <w:p>
       <w:pPr>
-        <w:spacing w:before="150"/>
+        <w:spacing w:before="150" w:after="40"/>
         <w:jc w:val="center"/>
       </w:pPr>
       <w:r>
         <w:drawing>
           <wp:inline distT="0" distB="0" distL="0" distR="0">
-            <wp:extent cx="5334000" cy="2809875"/>
+            <wp:extent cx="5238750" cy="2943225"/>
             <wp:effectExtent t="0" r="0" b="0" l="0"/>
             <wp:docPr id="1" name="" descr="" title=""/>
             <wp:cNvGraphicFramePr>
@@ -576,7 +531,7 @@
                   <pic:spPr bwMode="auto">
                     <a:xfrm>
                       <a:off x="0" y="0"/>
-                      <a:ext cx="5334000" cy="2809875"/>
+                      <a:ext cx="5238750" cy="2943225"/>
                     </a:xfrm>
                     <a:prstGeom prst="rect">
                       <a:avLst/>
@@ -634,18 +589,18 @@
           <w:sz w:val="21"/>
           <w:szCs w:val="21"/>
         </w:rPr>
-        <w:t xml:space="preserve">The Pipeline Board provides a Kanban-style view of all candidates across recruitment stages. Candidates are dragged between columns (Screening → Shortlisted → Interview → Offer → Hired → Rejected) with real-time status updates and colour-coded match scores.</w:t>
-      </w:r>
-    </w:p>
-    <w:p>
-      <w:pPr>
-        <w:spacing w:before="150"/>
+        <w:t xml:space="preserve">The Pipeline Board provides a Kanban-style view of all candidates across recruitment stages. Candidates are dragged between columns (Screening, Shortlisted, Interview, Offer, Hired, Rejected) with real-time status updates and colour-coded match scores.</w:t>
+      </w:r>
+    </w:p>
+    <w:p>
+      <w:pPr>
+        <w:spacing w:before="150" w:after="40"/>
         <w:jc w:val="center"/>
       </w:pPr>
       <w:r>
         <w:drawing>
           <wp:inline distT="0" distB="0" distL="0" distR="0">
-            <wp:extent cx="5334000" cy="2809875"/>
+            <wp:extent cx="5238750" cy="2943225"/>
             <wp:effectExtent t="0" r="0" b="0" l="0"/>
             <wp:docPr id="1" name="" descr="" title=""/>
             <wp:cNvGraphicFramePr>
@@ -670,7 +625,7 @@
                   <pic:spPr bwMode="auto">
                     <a:xfrm>
                       <a:off x="0" y="0"/>
-                      <a:ext cx="5334000" cy="2809875"/>
+                      <a:ext cx="5238750" cy="2943225"/>
                     </a:xfrm>
                     <a:prstGeom prst="rect">
                       <a:avLst/>
@@ -702,13 +657,13 @@
     </w:p>
     <w:p>
       <w:pPr>
-        <w:spacing w:before="150"/>
+        <w:spacing w:before="150" w:after="40"/>
         <w:jc w:val="center"/>
       </w:pPr>
       <w:r>
         <w:drawing>
           <wp:inline distT="0" distB="0" distL="0" distR="0">
-            <wp:extent cx="5334000" cy="2809875"/>
+            <wp:extent cx="5238750" cy="2943225"/>
             <wp:effectExtent t="0" r="0" b="0" l="0"/>
             <wp:docPr id="1" name="" descr="" title=""/>
             <wp:cNvGraphicFramePr>
@@ -733,7 +688,7 @@
                   <pic:spPr bwMode="auto">
                     <a:xfrm>
                       <a:off x="0" y="0"/>
-                      <a:ext cx="5334000" cy="2809875"/>
+                      <a:ext cx="5238750" cy="2943225"/>
                     </a:xfrm>
                     <a:prstGeom prst="rect">
                       <a:avLst/>
@@ -796,13 +751,13 @@
     </w:p>
     <w:p>
       <w:pPr>
-        <w:spacing w:before="150"/>
+        <w:spacing w:before="150" w:after="40"/>
         <w:jc w:val="center"/>
       </w:pPr>
       <w:r>
         <w:drawing>
           <wp:inline distT="0" distB="0" distL="0" distR="0">
-            <wp:extent cx="5334000" cy="2809875"/>
+            <wp:extent cx="5238750" cy="2943225"/>
             <wp:effectExtent t="0" r="0" b="0" l="0"/>
             <wp:docPr id="1" name="" descr="" title=""/>
             <wp:cNvGraphicFramePr>
@@ -827,7 +782,7 @@
                   <pic:spPr bwMode="auto">
                     <a:xfrm>
                       <a:off x="0" y="0"/>
-                      <a:ext cx="5334000" cy="2809875"/>
+                      <a:ext cx="5238750" cy="2943225"/>
                     </a:xfrm>
                     <a:prstGeom prst="rect">
                       <a:avLst/>
@@ -859,13 +814,13 @@
     </w:p>
     <w:p>
       <w:pPr>
-        <w:spacing w:before="150"/>
+        <w:spacing w:before="150" w:after="40"/>
         <w:jc w:val="center"/>
       </w:pPr>
       <w:r>
         <w:drawing>
           <wp:inline distT="0" distB="0" distL="0" distR="0">
-            <wp:extent cx="5334000" cy="2809875"/>
+            <wp:extent cx="5238750" cy="2943225"/>
             <wp:effectExtent t="0" r="0" b="0" l="0"/>
             <wp:docPr id="1" name="" descr="" title=""/>
             <wp:cNvGraphicFramePr>
@@ -890,7 +845,7 @@
                   <pic:spPr bwMode="auto">
                     <a:xfrm>
                       <a:off x="0" y="0"/>
-                      <a:ext cx="5334000" cy="2809875"/>
+                      <a:ext cx="5238750" cy="2943225"/>
                     </a:xfrm>
                     <a:prstGeom prst="rect">
                       <a:avLst/>
@@ -978,13 +933,13 @@
     </w:p>
     <w:p>
       <w:pPr>
-        <w:spacing w:before="150"/>
+        <w:spacing w:before="150" w:after="40"/>
         <w:jc w:val="center"/>
       </w:pPr>
       <w:r>
         <w:drawing>
           <wp:inline distT="0" distB="0" distL="0" distR="0">
-            <wp:extent cx="5334000" cy="2809875"/>
+            <wp:extent cx="5238750" cy="2943225"/>
             <wp:effectExtent t="0" r="0" b="0" l="0"/>
             <wp:docPr id="1" name="" descr="" title=""/>
             <wp:cNvGraphicFramePr>
@@ -1009,7 +964,7 @@
                   <pic:spPr bwMode="auto">
                     <a:xfrm>
                       <a:off x="0" y="0"/>
-                      <a:ext cx="5334000" cy="2809875"/>
+                      <a:ext cx="5238750" cy="2943225"/>
                     </a:xfrm>
                     <a:prstGeom prst="rect">
                       <a:avLst/>
@@ -1103,13 +1058,13 @@
     </w:p>
     <w:p>
       <w:pPr>
-        <w:spacing w:before="150"/>
+        <w:spacing w:before="150" w:after="40"/>
         <w:jc w:val="center"/>
       </w:pPr>
       <w:r>
         <w:drawing>
           <wp:inline distT="0" distB="0" distL="0" distR="0">
-            <wp:extent cx="5334000" cy="2809875"/>
+            <wp:extent cx="5238750" cy="2943225"/>
             <wp:effectExtent t="0" r="0" b="0" l="0"/>
             <wp:docPr id="1" name="" descr="" title=""/>
             <wp:cNvGraphicFramePr>
@@ -1134,7 +1089,7 @@
                   <pic:spPr bwMode="auto">
                     <a:xfrm>
                       <a:off x="0" y="0"/>
-                      <a:ext cx="5334000" cy="2809875"/>
+                      <a:ext cx="5238750" cy="2943225"/>
                     </a:xfrm>
                     <a:prstGeom prst="rect">
                       <a:avLst/>
@@ -1166,13 +1121,13 @@
     </w:p>
     <w:p>
       <w:pPr>
-        <w:spacing w:before="150"/>
+        <w:spacing w:before="150" w:after="40"/>
         <w:jc w:val="center"/>
       </w:pPr>
       <w:r>
         <w:drawing>
           <wp:inline distT="0" distB="0" distL="0" distR="0">
-            <wp:extent cx="5334000" cy="2809875"/>
+            <wp:extent cx="5238750" cy="2943225"/>
             <wp:effectExtent t="0" r="0" b="0" l="0"/>
             <wp:docPr id="1" name="" descr="" title=""/>
             <wp:cNvGraphicFramePr>
@@ -1197,7 +1152,7 @@
                   <pic:spPr bwMode="auto">
                     <a:xfrm>
                       <a:off x="0" y="0"/>
-                      <a:ext cx="5334000" cy="2809875"/>
+                      <a:ext cx="5238750" cy="2943225"/>
                     </a:xfrm>
                     <a:prstGeom prst="rect">
                       <a:avLst/>
@@ -1263,78 +1218,62 @@
     </w:p>
     <w:p>
       <w:pPr>
-        <w:pStyle w:val="ListParagraph"/>
-        <w:numPr>
-          <w:ilvl w:val="0"/>
-          <w:numId w:val="1"/>
-        </w:numPr>
-        <w:spacing w:after="60" w:line="300"/>
-      </w:pPr>
-      <w:r>
-        <w:rPr>
-          <w:rFonts w:ascii="Calibri" w:cs="Calibri" w:eastAsia="Calibri" w:hAnsi="Calibri"/>
-          <w:color w:val="1e293b"/>
-          <w:sz w:val="21"/>
-          <w:szCs w:val="21"/>
-        </w:rPr>
-        <w:t xml:space="preserve">CV text extraction using pdf-parse for raw content retrieval from PDF documents</w:t>
-      </w:r>
-    </w:p>
-    <w:p>
-      <w:pPr>
-        <w:pStyle w:val="ListParagraph"/>
-        <w:numPr>
-          <w:ilvl w:val="0"/>
-          <w:numId w:val="1"/>
-        </w:numPr>
-        <w:spacing w:after="60" w:line="300"/>
-      </w:pPr>
-      <w:r>
-        <w:rPr>
-          <w:rFonts w:ascii="Calibri" w:cs="Calibri" w:eastAsia="Calibri" w:hAnsi="Calibri"/>
-          <w:color w:val="1e293b"/>
-          <w:sz w:val="21"/>
-          <w:szCs w:val="21"/>
-        </w:rPr>
-        <w:t xml:space="preserve">LLM-based structured data extraction using LLaMA 3.3 70B (via Groq API) with strict JSON schema prompts</w:t>
-      </w:r>
-    </w:p>
-    <w:p>
-      <w:pPr>
-        <w:pStyle w:val="ListParagraph"/>
-        <w:numPr>
-          <w:ilvl w:val="0"/>
-          <w:numId w:val="1"/>
-        </w:numPr>
-        <w:spacing w:after="60" w:line="300"/>
-      </w:pPr>
-      <w:r>
-        <w:rPr>
-          <w:rFonts w:ascii="Calibri" w:cs="Calibri" w:eastAsia="Calibri" w:hAnsi="Calibri"/>
-          <w:color w:val="1e293b"/>
-          <w:sz w:val="21"/>
-          <w:szCs w:val="21"/>
-        </w:rPr>
-        <w:t xml:space="preserve">Boolean search string generation for platform-specific sourcing (LinkedIn, PNet, Indeed)</w:t>
-      </w:r>
-    </w:p>
-    <w:p>
-      <w:pPr>
-        <w:pStyle w:val="ListParagraph"/>
-        <w:numPr>
-          <w:ilvl w:val="0"/>
-          <w:numId w:val="1"/>
-        </w:numPr>
-        <w:spacing w:after="60" w:line="300"/>
-      </w:pPr>
-      <w:r>
-        <w:rPr>
-          <w:rFonts w:ascii="Calibri" w:cs="Calibri" w:eastAsia="Calibri" w:hAnsi="Calibri"/>
-          <w:color w:val="1e293b"/>
-          <w:sz w:val="21"/>
-          <w:szCs w:val="21"/>
-        </w:rPr>
-        <w:t xml:space="preserve">Natural language reasoning for match score justification and candidate assessment narratives</w:t>
+        <w:spacing w:after="60" w:line="300"/>
+        <w:ind w:left="400"/>
+      </w:pPr>
+      <w:r>
+        <w:rPr>
+          <w:rFonts w:ascii="Calibri" w:cs="Calibri" w:eastAsia="Calibri" w:hAnsi="Calibri"/>
+          <w:color w:val="1e293b"/>
+          <w:sz w:val="21"/>
+          <w:szCs w:val="21"/>
+        </w:rPr>
+        <w:t xml:space="preserve">•  CV text extraction using pdf-parse for raw content retrieval from PDF documents</w:t>
+      </w:r>
+    </w:p>
+    <w:p>
+      <w:pPr>
+        <w:spacing w:after="60" w:line="300"/>
+        <w:ind w:left="400"/>
+      </w:pPr>
+      <w:r>
+        <w:rPr>
+          <w:rFonts w:ascii="Calibri" w:cs="Calibri" w:eastAsia="Calibri" w:hAnsi="Calibri"/>
+          <w:color w:val="1e293b"/>
+          <w:sz w:val="21"/>
+          <w:szCs w:val="21"/>
+        </w:rPr>
+        <w:t xml:space="preserve">•  LLM-based structured data extraction using LLaMA 3.3 70B (via Groq API) with strict JSON schema prompts</w:t>
+      </w:r>
+    </w:p>
+    <w:p>
+      <w:pPr>
+        <w:spacing w:after="60" w:line="300"/>
+        <w:ind w:left="400"/>
+      </w:pPr>
+      <w:r>
+        <w:rPr>
+          <w:rFonts w:ascii="Calibri" w:cs="Calibri" w:eastAsia="Calibri" w:hAnsi="Calibri"/>
+          <w:color w:val="1e293b"/>
+          <w:sz w:val="21"/>
+          <w:szCs w:val="21"/>
+        </w:rPr>
+        <w:t xml:space="preserve">•  Boolean search string generation for platform-specific sourcing (LinkedIn, PNet, Indeed)</w:t>
+      </w:r>
+    </w:p>
+    <w:p>
+      <w:pPr>
+        <w:spacing w:after="60" w:line="300"/>
+        <w:ind w:left="400"/>
+      </w:pPr>
+      <w:r>
+        <w:rPr>
+          <w:rFonts w:ascii="Calibri" w:cs="Calibri" w:eastAsia="Calibri" w:hAnsi="Calibri"/>
+          <w:color w:val="1e293b"/>
+          <w:sz w:val="21"/>
+          <w:szCs w:val="21"/>
+        </w:rPr>
+        <w:t xml:space="preserve">•  Natural language reasoning for match score justification and candidate assessment narratives</w:t>
       </w:r>
     </w:p>
     <w:p>
@@ -1356,78 +1295,62 @@
     </w:p>
     <w:p>
       <w:pPr>
-        <w:pStyle w:val="ListParagraph"/>
-        <w:numPr>
-          <w:ilvl w:val="0"/>
-          <w:numId w:val="1"/>
-        </w:numPr>
-        <w:spacing w:after="60" w:line="300"/>
-      </w:pPr>
-      <w:r>
-        <w:rPr>
-          <w:rFonts w:ascii="Calibri" w:cs="Calibri" w:eastAsia="Calibri" w:hAnsi="Calibri"/>
-          <w:color w:val="1e293b"/>
-          <w:sz w:val="21"/>
-          <w:szCs w:val="21"/>
-        </w:rPr>
-        <w:t xml:space="preserve">OpenAI text-embedding-3-small model generates 1536-dimensional vector embeddings</w:t>
-      </w:r>
-    </w:p>
-    <w:p>
-      <w:pPr>
-        <w:pStyle w:val="ListParagraph"/>
-        <w:numPr>
-          <w:ilvl w:val="0"/>
-          <w:numId w:val="1"/>
-        </w:numPr>
-        <w:spacing w:after="60" w:line="300"/>
-      </w:pPr>
-      <w:r>
-        <w:rPr>
-          <w:rFonts w:ascii="Calibri" w:cs="Calibri" w:eastAsia="Calibri" w:hAnsi="Calibri"/>
-          <w:color w:val="1e293b"/>
-          <w:sz w:val="21"/>
-          <w:szCs w:val="21"/>
-        </w:rPr>
-        <w:t xml:space="preserve">Job descriptions and candidate profiles are embedded into the same vector space</w:t>
-      </w:r>
-    </w:p>
-    <w:p>
-      <w:pPr>
-        <w:pStyle w:val="ListParagraph"/>
-        <w:numPr>
-          <w:ilvl w:val="0"/>
-          <w:numId w:val="1"/>
-        </w:numPr>
-        <w:spacing w:after="60" w:line="300"/>
-      </w:pPr>
-      <w:r>
-        <w:rPr>
-          <w:rFonts w:ascii="Calibri" w:cs="Calibri" w:eastAsia="Calibri" w:hAnsi="Calibri"/>
-          <w:color w:val="1e293b"/>
-          <w:sz w:val="21"/>
-          <w:szCs w:val="21"/>
-        </w:rPr>
-        <w:t xml:space="preserve">Cosine similarity computes semantic distance between job requirements and candidate qualifications</w:t>
-      </w:r>
-    </w:p>
-    <w:p>
-      <w:pPr>
-        <w:pStyle w:val="ListParagraph"/>
-        <w:numPr>
-          <w:ilvl w:val="0"/>
-          <w:numId w:val="1"/>
-        </w:numPr>
-        <w:spacing w:after="60" w:line="300"/>
-      </w:pPr>
-      <w:r>
-        <w:rPr>
-          <w:rFonts w:ascii="Calibri" w:cs="Calibri" w:eastAsia="Calibri" w:hAnsi="Calibri"/>
-          <w:color w:val="1e293b"/>
-          <w:sz w:val="21"/>
-          <w:szCs w:val="21"/>
-        </w:rPr>
-        <w:t xml:space="preserve">Scores are normalised to a 0-100 percentage scale: Math.round(((similarity + 1) / 2) * 100)</w:t>
+        <w:spacing w:after="60" w:line="300"/>
+        <w:ind w:left="400"/>
+      </w:pPr>
+      <w:r>
+        <w:rPr>
+          <w:rFonts w:ascii="Calibri" w:cs="Calibri" w:eastAsia="Calibri" w:hAnsi="Calibri"/>
+          <w:color w:val="1e293b"/>
+          <w:sz w:val="21"/>
+          <w:szCs w:val="21"/>
+        </w:rPr>
+        <w:t xml:space="preserve">•  OpenAI text-embedding-3-small model generates 1536-dimensional vector embeddings</w:t>
+      </w:r>
+    </w:p>
+    <w:p>
+      <w:pPr>
+        <w:spacing w:after="60" w:line="300"/>
+        <w:ind w:left="400"/>
+      </w:pPr>
+      <w:r>
+        <w:rPr>
+          <w:rFonts w:ascii="Calibri" w:cs="Calibri" w:eastAsia="Calibri" w:hAnsi="Calibri"/>
+          <w:color w:val="1e293b"/>
+          <w:sz w:val="21"/>
+          <w:szCs w:val="21"/>
+        </w:rPr>
+        <w:t xml:space="preserve">•  Job descriptions and candidate profiles are embedded into the same vector space</w:t>
+      </w:r>
+    </w:p>
+    <w:p>
+      <w:pPr>
+        <w:spacing w:after="60" w:line="300"/>
+        <w:ind w:left="400"/>
+      </w:pPr>
+      <w:r>
+        <w:rPr>
+          <w:rFonts w:ascii="Calibri" w:cs="Calibri" w:eastAsia="Calibri" w:hAnsi="Calibri"/>
+          <w:color w:val="1e293b"/>
+          <w:sz w:val="21"/>
+          <w:szCs w:val="21"/>
+        </w:rPr>
+        <w:t xml:space="preserve">•  Cosine similarity computes semantic distance between job requirements and candidate qualifications</w:t>
+      </w:r>
+    </w:p>
+    <w:p>
+      <w:pPr>
+        <w:spacing w:after="60" w:line="300"/>
+        <w:ind w:left="400"/>
+      </w:pPr>
+      <w:r>
+        <w:rPr>
+          <w:rFonts w:ascii="Calibri" w:cs="Calibri" w:eastAsia="Calibri" w:hAnsi="Calibri"/>
+          <w:color w:val="1e293b"/>
+          <w:sz w:val="21"/>
+          <w:szCs w:val="21"/>
+        </w:rPr>
+        <w:t xml:space="preserve">•  Scores are normalised to a 0-100 percentage scale</w:t>
       </w:r>
     </w:p>
     <w:p>
@@ -1449,78 +1372,62 @@
     </w:p>
     <w:p>
       <w:pPr>
-        <w:pStyle w:val="ListParagraph"/>
-        <w:numPr>
-          <w:ilvl w:val="0"/>
-          <w:numId w:val="1"/>
-        </w:numPr>
-        <w:spacing w:after="60" w:line="300"/>
-      </w:pPr>
-      <w:r>
-        <w:rPr>
-          <w:rFonts w:ascii="Calibri" w:cs="Calibri" w:eastAsia="Calibri" w:hAnsi="Calibri"/>
-          <w:color w:val="1e293b"/>
-          <w:sz w:val="21"/>
-          <w:szCs w:val="21"/>
-        </w:rPr>
-        <w:t xml:space="preserve">Minimum match score thresholds (default 60) filter unqualified candidates before human review</w:t>
-      </w:r>
-    </w:p>
-    <w:p>
-      <w:pPr>
-        <w:pStyle w:val="ListParagraph"/>
-        <w:numPr>
-          <w:ilvl w:val="0"/>
-          <w:numId w:val="1"/>
-        </w:numPr>
-        <w:spacing w:after="60" w:line="300"/>
-      </w:pPr>
-      <w:r>
-        <w:rPr>
-          <w:rFonts w:ascii="Calibri" w:cs="Calibri" w:eastAsia="Calibri" w:hAnsi="Calibri"/>
-          <w:color w:val="1e293b"/>
-          <w:sz w:val="21"/>
-          <w:szCs w:val="21"/>
-        </w:rPr>
-        <w:t xml:space="preserve">Keyword-based risk heuristics in integrity screening provide fallback scoring when structured parsing fails</w:t>
-      </w:r>
-    </w:p>
-    <w:p>
-      <w:pPr>
-        <w:pStyle w:val="ListParagraph"/>
-        <w:numPr>
-          <w:ilvl w:val="0"/>
-          <w:numId w:val="1"/>
-        </w:numPr>
-        <w:spacing w:after="60" w:line="300"/>
-      </w:pPr>
-      <w:r>
-        <w:rPr>
-          <w:rFonts w:ascii="Calibri" w:cs="Calibri" w:eastAsia="Calibri" w:hAnsi="Calibri"/>
-          <w:color w:val="1e293b"/>
-          <w:sz w:val="21"/>
-          <w:szCs w:val="21"/>
-        </w:rPr>
-        <w:t xml:space="preserve">Configurable weighting across skill alignment, experience match, and qualification verification</w:t>
-      </w:r>
-    </w:p>
-    <w:p>
-      <w:pPr>
-        <w:pStyle w:val="ListParagraph"/>
-        <w:numPr>
-          <w:ilvl w:val="0"/>
-          <w:numId w:val="1"/>
-        </w:numPr>
-        <w:spacing w:after="60" w:line="300"/>
-      </w:pPr>
-      <w:r>
-        <w:rPr>
-          <w:rFonts w:ascii="Calibri" w:cs="Calibri" w:eastAsia="Calibri" w:hAnsi="Calibri"/>
-          <w:color w:val="1e293b"/>
-          <w:sz w:val="21"/>
-          <w:szCs w:val="21"/>
-        </w:rPr>
-        <w:t xml:space="preserve">Platform-specific sourcing rules: Tech roles use GitHub/StackOverflow agents, Executive roles use CIPC/News agents</w:t>
+        <w:spacing w:after="60" w:line="300"/>
+        <w:ind w:left="400"/>
+      </w:pPr>
+      <w:r>
+        <w:rPr>
+          <w:rFonts w:ascii="Calibri" w:cs="Calibri" w:eastAsia="Calibri" w:hAnsi="Calibri"/>
+          <w:color w:val="1e293b"/>
+          <w:sz w:val="21"/>
+          <w:szCs w:val="21"/>
+        </w:rPr>
+        <w:t xml:space="preserve">•  Minimum match score thresholds (default 60) filter unqualified candidates before human review</w:t>
+      </w:r>
+    </w:p>
+    <w:p>
+      <w:pPr>
+        <w:spacing w:after="60" w:line="300"/>
+        <w:ind w:left="400"/>
+      </w:pPr>
+      <w:r>
+        <w:rPr>
+          <w:rFonts w:ascii="Calibri" w:cs="Calibri" w:eastAsia="Calibri" w:hAnsi="Calibri"/>
+          <w:color w:val="1e293b"/>
+          <w:sz w:val="21"/>
+          <w:szCs w:val="21"/>
+        </w:rPr>
+        <w:t xml:space="preserve">•  Keyword-based risk heuristics in integrity screening provide fallback scoring when structured parsing fails</w:t>
+      </w:r>
+    </w:p>
+    <w:p>
+      <w:pPr>
+        <w:spacing w:after="60" w:line="300"/>
+        <w:ind w:left="400"/>
+      </w:pPr>
+      <w:r>
+        <w:rPr>
+          <w:rFonts w:ascii="Calibri" w:cs="Calibri" w:eastAsia="Calibri" w:hAnsi="Calibri"/>
+          <w:color w:val="1e293b"/>
+          <w:sz w:val="21"/>
+          <w:szCs w:val="21"/>
+        </w:rPr>
+        <w:t xml:space="preserve">•  Configurable weighting across skill alignment, experience match, and qualification verification</w:t>
+      </w:r>
+    </w:p>
+    <w:p>
+      <w:pPr>
+        <w:spacing w:after="60" w:line="300"/>
+        <w:ind w:left="400"/>
+      </w:pPr>
+      <w:r>
+        <w:rPr>
+          <w:rFonts w:ascii="Calibri" w:cs="Calibri" w:eastAsia="Calibri" w:hAnsi="Calibri"/>
+          <w:color w:val="1e293b"/>
+          <w:sz w:val="21"/>
+          <w:szCs w:val="21"/>
+        </w:rPr>
+        <w:t xml:space="preserve">•  Platform-specific sourcing rules: Tech roles use GitHub/StackOverflow agents, Executive roles use CIPC/News agents</w:t>
       </w:r>
     </w:p>
     <w:p>
@@ -1556,78 +1463,62 @@
     </w:p>
     <w:p>
       <w:pPr>
-        <w:pStyle w:val="ListParagraph"/>
-        <w:numPr>
-          <w:ilvl w:val="0"/>
-          <w:numId w:val="1"/>
-        </w:numPr>
-        <w:spacing w:after="60" w:line="300"/>
-      </w:pPr>
-      <w:r>
-        <w:rPr>
-          <w:rFonts w:ascii="Calibri" w:cs="Calibri" w:eastAsia="Calibri" w:hAnsi="Calibri"/>
-          <w:color w:val="1e293b"/>
-          <w:sz w:val="21"/>
-          <w:szCs w:val="21"/>
-        </w:rPr>
-        <w:t xml:space="preserve">Job Analyser Agent — Parses job requirements and extracts key skills and qualifications</w:t>
-      </w:r>
-    </w:p>
-    <w:p>
-      <w:pPr>
-        <w:pStyle w:val="ListParagraph"/>
-        <w:numPr>
-          <w:ilvl w:val="0"/>
-          <w:numId w:val="1"/>
-        </w:numPr>
-        <w:spacing w:after="60" w:line="300"/>
-      </w:pPr>
-      <w:r>
-        <w:rPr>
-          <w:rFonts w:ascii="Calibri" w:cs="Calibri" w:eastAsia="Calibri" w:hAnsi="Calibri"/>
-          <w:color w:val="1e293b"/>
-          <w:sz w:val="21"/>
-          <w:szCs w:val="21"/>
-        </w:rPr>
-        <w:t xml:space="preserve">LinkedIn/PNet/Indeed Specialists — Generate platform-specific search strategies</w:t>
-      </w:r>
-    </w:p>
-    <w:p>
-      <w:pPr>
-        <w:pStyle w:val="ListParagraph"/>
-        <w:numPr>
-          <w:ilvl w:val="0"/>
-          <w:numId w:val="1"/>
-        </w:numPr>
-        <w:spacing w:after="60" w:line="300"/>
-      </w:pPr>
-      <w:r>
-        <w:rPr>
-          <w:rFonts w:ascii="Calibri" w:cs="Calibri" w:eastAsia="Calibri" w:hAnsi="Calibri"/>
-          <w:color w:val="1e293b"/>
-          <w:sz w:val="21"/>
-          <w:szCs w:val="21"/>
-        </w:rPr>
-        <w:t xml:space="preserve">Screening AI (LLaMA 3.1 70B) — Deep profile analysis evaluating skill alignment and experience match</w:t>
-      </w:r>
-    </w:p>
-    <w:p>
-      <w:pPr>
-        <w:pStyle w:val="ListParagraph"/>
-        <w:numPr>
-          <w:ilvl w:val="0"/>
-          <w:numId w:val="1"/>
-        </w:numPr>
-        <w:spacing w:after="60" w:line="300"/>
-      </w:pPr>
-      <w:r>
-        <w:rPr>
-          <w:rFonts w:ascii="Calibri" w:cs="Calibri" w:eastAsia="Calibri" w:hAnsi="Calibri"/>
-          <w:color w:val="1e293b"/>
-          <w:sz w:val="21"/>
-          <w:szCs w:val="21"/>
-        </w:rPr>
-        <w:t xml:space="preserve">Ranking Engine — Calculates composite scores combining LLM evaluation and vector similarity</w:t>
+        <w:spacing w:after="60" w:line="300"/>
+        <w:ind w:left="400"/>
+      </w:pPr>
+      <w:r>
+        <w:rPr>
+          <w:rFonts w:ascii="Calibri" w:cs="Calibri" w:eastAsia="Calibri" w:hAnsi="Calibri"/>
+          <w:color w:val="1e293b"/>
+          <w:sz w:val="21"/>
+          <w:szCs w:val="21"/>
+        </w:rPr>
+        <w:t xml:space="preserve">•  Job Analyser Agent — Parses job requirements and extracts key skills and qualifications</w:t>
+      </w:r>
+    </w:p>
+    <w:p>
+      <w:pPr>
+        <w:spacing w:after="60" w:line="300"/>
+        <w:ind w:left="400"/>
+      </w:pPr>
+      <w:r>
+        <w:rPr>
+          <w:rFonts w:ascii="Calibri" w:cs="Calibri" w:eastAsia="Calibri" w:hAnsi="Calibri"/>
+          <w:color w:val="1e293b"/>
+          <w:sz w:val="21"/>
+          <w:szCs w:val="21"/>
+        </w:rPr>
+        <w:t xml:space="preserve">•  LinkedIn/PNet/Indeed Specialists — Generate platform-specific search strategies</w:t>
+      </w:r>
+    </w:p>
+    <w:p>
+      <w:pPr>
+        <w:spacing w:after="60" w:line="300"/>
+        <w:ind w:left="400"/>
+      </w:pPr>
+      <w:r>
+        <w:rPr>
+          <w:rFonts w:ascii="Calibri" w:cs="Calibri" w:eastAsia="Calibri" w:hAnsi="Calibri"/>
+          <w:color w:val="1e293b"/>
+          <w:sz w:val="21"/>
+          <w:szCs w:val="21"/>
+        </w:rPr>
+        <w:t xml:space="preserve">•  Screening AI (LLaMA 3.3 70B) — Deep profile analysis evaluating skill alignment and experience match</w:t>
+      </w:r>
+    </w:p>
+    <w:p>
+      <w:pPr>
+        <w:spacing w:after="60" w:line="300"/>
+        <w:ind w:left="400"/>
+      </w:pPr>
+      <w:r>
+        <w:rPr>
+          <w:rFonts w:ascii="Calibri" w:cs="Calibri" w:eastAsia="Calibri" w:hAnsi="Calibri"/>
+          <w:color w:val="1e293b"/>
+          <w:sz w:val="21"/>
+          <w:szCs w:val="21"/>
+        </w:rPr>
+        <w:t xml:space="preserve">•  Ranking Engine — Calculates composite scores combining LLM evaluation and vector similarity</w:t>
       </w:r>
     </w:p>
     <w:p>
@@ -1666,97 +1557,77 @@
     </w:p>
     <w:p>
       <w:pPr>
-        <w:pStyle w:val="ListParagraph"/>
-        <w:numPr>
-          <w:ilvl w:val="0"/>
-          <w:numId w:val="1"/>
-        </w:numPr>
-        <w:spacing w:after="60" w:line="300"/>
-      </w:pPr>
-      <w:r>
-        <w:rPr>
-          <w:rFonts w:ascii="Calibri" w:cs="Calibri" w:eastAsia="Calibri" w:hAnsi="Calibri"/>
-          <w:color w:val="1e293b"/>
-          <w:sz w:val="21"/>
-          <w:szCs w:val="21"/>
-        </w:rPr>
-        <w:t xml:space="preserve">Skill-based matching: Scoring is based on competencies, qualifications, and experience — not demographic attributes</w:t>
-      </w:r>
-    </w:p>
-    <w:p>
-      <w:pPr>
-        <w:pStyle w:val="ListParagraph"/>
-        <w:numPr>
-          <w:ilvl w:val="0"/>
-          <w:numId w:val="1"/>
-        </w:numPr>
-        <w:spacing w:after="60" w:line="300"/>
-      </w:pPr>
-      <w:r>
-        <w:rPr>
-          <w:rFonts w:ascii="Calibri" w:cs="Calibri" w:eastAsia="Calibri" w:hAnsi="Calibri"/>
-          <w:color w:val="1e293b"/>
-          <w:sz w:val="21"/>
-          <w:szCs w:val="21"/>
-        </w:rPr>
-        <w:t xml:space="preserve">Structured AI prompts: LLM prompts are designed to evaluate objective criteria (skills match, years of experience, qualification alignment) rather than subjective factors</w:t>
-      </w:r>
-    </w:p>
-    <w:p>
-      <w:pPr>
-        <w:pStyle w:val="ListParagraph"/>
-        <w:numPr>
-          <w:ilvl w:val="0"/>
-          <w:numId w:val="1"/>
-        </w:numPr>
-        <w:spacing w:after="60" w:line="300"/>
-      </w:pPr>
-      <w:r>
-        <w:rPr>
-          <w:rFonts w:ascii="Calibri" w:cs="Calibri" w:eastAsia="Calibri" w:hAnsi="Calibri"/>
-          <w:color w:val="1e293b"/>
-          <w:sz w:val="21"/>
-          <w:szCs w:val="21"/>
-        </w:rPr>
-        <w:t xml:space="preserve">Blind screening capability: The system can exclude identifying information during initial AI screening phases</w:t>
-      </w:r>
-    </w:p>
-    <w:p>
-      <w:pPr>
-        <w:pStyle w:val="ListParagraph"/>
-        <w:numPr>
-          <w:ilvl w:val="0"/>
-          <w:numId w:val="1"/>
-        </w:numPr>
-        <w:spacing w:after="60" w:line="300"/>
-      </w:pPr>
-      <w:r>
-        <w:rPr>
-          <w:rFonts w:ascii="Calibri" w:cs="Calibri" w:eastAsia="Calibri" w:hAnsi="Calibri"/>
-          <w:color w:val="1e293b"/>
-          <w:sz w:val="21"/>
-          <w:szCs w:val="21"/>
-        </w:rPr>
-        <w:t xml:space="preserve">Multi-source sourcing: Using 15+ sourcing channels (LinkedIn, PNet, Indeed, GitHub, StackOverflow, Kaggle, CIPC, etc.) ensures diverse candidate pools and reduces single-source bias</w:t>
-      </w:r>
-    </w:p>
-    <w:p>
-      <w:pPr>
-        <w:pStyle w:val="ListParagraph"/>
-        <w:numPr>
-          <w:ilvl w:val="0"/>
-          <w:numId w:val="1"/>
-        </w:numPr>
-        <w:spacing w:after="60" w:line="300"/>
-      </w:pPr>
-      <w:r>
-        <w:rPr>
-          <w:rFonts w:ascii="Calibri" w:cs="Calibri" w:eastAsia="Calibri" w:hAnsi="Calibri"/>
-          <w:color w:val="1e293b"/>
-          <w:sz w:val="21"/>
-          <w:szCs w:val="21"/>
-        </w:rPr>
-        <w:t xml:space="preserve">Consistent evaluation criteria: All candidates for a position are scored against identical job requirements using the same AI model and parameters</w:t>
+        <w:spacing w:after="60" w:line="300"/>
+        <w:ind w:left="400"/>
+      </w:pPr>
+      <w:r>
+        <w:rPr>
+          <w:rFonts w:ascii="Calibri" w:cs="Calibri" w:eastAsia="Calibri" w:hAnsi="Calibri"/>
+          <w:color w:val="1e293b"/>
+          <w:sz w:val="21"/>
+          <w:szCs w:val="21"/>
+        </w:rPr>
+        <w:t xml:space="preserve">•  Skill-based matching: Scoring is based on competencies, qualifications, and experience — not demographic attributes</w:t>
+      </w:r>
+    </w:p>
+    <w:p>
+      <w:pPr>
+        <w:spacing w:after="60" w:line="300"/>
+        <w:ind w:left="400"/>
+      </w:pPr>
+      <w:r>
+        <w:rPr>
+          <w:rFonts w:ascii="Calibri" w:cs="Calibri" w:eastAsia="Calibri" w:hAnsi="Calibri"/>
+          <w:color w:val="1e293b"/>
+          <w:sz w:val="21"/>
+          <w:szCs w:val="21"/>
+        </w:rPr>
+        <w:t xml:space="preserve">•  Structured AI prompts designed to evaluate objective criteria rather than subjective factors</w:t>
+      </w:r>
+    </w:p>
+    <w:p>
+      <w:pPr>
+        <w:spacing w:after="60" w:line="300"/>
+        <w:ind w:left="400"/>
+      </w:pPr>
+      <w:r>
+        <w:rPr>
+          <w:rFonts w:ascii="Calibri" w:cs="Calibri" w:eastAsia="Calibri" w:hAnsi="Calibri"/>
+          <w:color w:val="1e293b"/>
+          <w:sz w:val="21"/>
+          <w:szCs w:val="21"/>
+        </w:rPr>
+        <w:t xml:space="preserve">•  Blind screening capability: The system can exclude identifying information during initial AI screening</w:t>
+      </w:r>
+    </w:p>
+    <w:p>
+      <w:pPr>
+        <w:spacing w:after="60" w:line="300"/>
+        <w:ind w:left="400"/>
+      </w:pPr>
+      <w:r>
+        <w:rPr>
+          <w:rFonts w:ascii="Calibri" w:cs="Calibri" w:eastAsia="Calibri" w:hAnsi="Calibri"/>
+          <w:color w:val="1e293b"/>
+          <w:sz w:val="21"/>
+          <w:szCs w:val="21"/>
+        </w:rPr>
+        <w:t xml:space="preserve">•  Multi-source sourcing: 15+ channels ensures diverse candidate pools and reduces single-source bias</w:t>
+      </w:r>
+    </w:p>
+    <w:p>
+      <w:pPr>
+        <w:spacing w:after="60" w:line="300"/>
+        <w:ind w:left="400"/>
+      </w:pPr>
+      <w:r>
+        <w:rPr>
+          <w:rFonts w:ascii="Calibri" w:cs="Calibri" w:eastAsia="Calibri" w:hAnsi="Calibri"/>
+          <w:color w:val="1e293b"/>
+          <w:sz w:val="21"/>
+          <w:szCs w:val="21"/>
+        </w:rPr>
+        <w:t xml:space="preserve">•  Consistent evaluation criteria: All candidates scored against identical job requirements using the same AI model</w:t>
       </w:r>
     </w:p>
     <w:p>
@@ -1778,78 +1649,62 @@
     </w:p>
     <w:p>
       <w:pPr>
-        <w:pStyle w:val="ListParagraph"/>
-        <w:numPr>
-          <w:ilvl w:val="0"/>
-          <w:numId w:val="1"/>
-        </w:numPr>
-        <w:spacing w:after="60" w:line="300"/>
-      </w:pPr>
-      <w:r>
-        <w:rPr>
-          <w:rFonts w:ascii="Calibri" w:cs="Calibri" w:eastAsia="Calibri" w:hAnsi="Calibri"/>
-          <w:color w:val="1e293b"/>
-          <w:sz w:val="21"/>
-          <w:szCs w:val="21"/>
-        </w:rPr>
-        <w:t xml:space="preserve">Feedback loop: Recruiter actions (shortlisting, rejecting, hiring) inform future scoring calibration</w:t>
-      </w:r>
-    </w:p>
-    <w:p>
-      <w:pPr>
-        <w:pStyle w:val="ListParagraph"/>
-        <w:numPr>
-          <w:ilvl w:val="0"/>
-          <w:numId w:val="1"/>
-        </w:numPr>
-        <w:spacing w:after="60" w:line="300"/>
-      </w:pPr>
-      <w:r>
-        <w:rPr>
-          <w:rFonts w:ascii="Calibri" w:cs="Calibri" w:eastAsia="Calibri" w:hAnsi="Calibri"/>
-          <w:color w:val="1e293b"/>
-          <w:sz w:val="21"/>
-          <w:szCs w:val="21"/>
-        </w:rPr>
-        <w:t xml:space="preserve">Model updates: The platform uses cloud-hosted LLM APIs (Groq, OpenAI) that receive regular model improvements</w:t>
-      </w:r>
-    </w:p>
-    <w:p>
-      <w:pPr>
-        <w:pStyle w:val="ListParagraph"/>
-        <w:numPr>
-          <w:ilvl w:val="0"/>
-          <w:numId w:val="1"/>
-        </w:numPr>
-        <w:spacing w:after="60" w:line="300"/>
-      </w:pPr>
-      <w:r>
-        <w:rPr>
-          <w:rFonts w:ascii="Calibri" w:cs="Calibri" w:eastAsia="Calibri" w:hAnsi="Calibri"/>
-          <w:color w:val="1e293b"/>
-          <w:sz w:val="21"/>
-          <w:szCs w:val="21"/>
-        </w:rPr>
-        <w:t xml:space="preserve">Configurable thresholds: Match score minimums and weighting can be adjusted per client and per role category</w:t>
-      </w:r>
-    </w:p>
-    <w:p>
-      <w:pPr>
-        <w:pStyle w:val="ListParagraph"/>
-        <w:numPr>
-          <w:ilvl w:val="0"/>
-          <w:numId w:val="1"/>
-        </w:numPr>
-        <w:spacing w:after="60" w:line="300"/>
-      </w:pPr>
-      <w:r>
-        <w:rPr>
-          <w:rFonts w:ascii="Calibri" w:cs="Calibri" w:eastAsia="Calibri" w:hAnsi="Calibri"/>
-          <w:color w:val="1e293b"/>
-          <w:sz w:val="21"/>
-          <w:szCs w:val="21"/>
-        </w:rPr>
-        <w:t xml:space="preserve">Performance analytics: Recruitment dashboard tracks placement rates, time-to-hire, and quality metrics to identify systematic improvements</w:t>
+        <w:spacing w:after="60" w:line="300"/>
+        <w:ind w:left="400"/>
+      </w:pPr>
+      <w:r>
+        <w:rPr>
+          <w:rFonts w:ascii="Calibri" w:cs="Calibri" w:eastAsia="Calibri" w:hAnsi="Calibri"/>
+          <w:color w:val="1e293b"/>
+          <w:sz w:val="21"/>
+          <w:szCs w:val="21"/>
+        </w:rPr>
+        <w:t xml:space="preserve">•  Feedback loop: Recruiter actions (shortlisting, rejecting, hiring) inform future scoring calibration</w:t>
+      </w:r>
+    </w:p>
+    <w:p>
+      <w:pPr>
+        <w:spacing w:after="60" w:line="300"/>
+        <w:ind w:left="400"/>
+      </w:pPr>
+      <w:r>
+        <w:rPr>
+          <w:rFonts w:ascii="Calibri" w:cs="Calibri" w:eastAsia="Calibri" w:hAnsi="Calibri"/>
+          <w:color w:val="1e293b"/>
+          <w:sz w:val="21"/>
+          <w:szCs w:val="21"/>
+        </w:rPr>
+        <w:t xml:space="preserve">•  Model updates: Cloud-hosted LLM APIs (Groq, OpenAI) receive regular model improvements</w:t>
+      </w:r>
+    </w:p>
+    <w:p>
+      <w:pPr>
+        <w:spacing w:after="60" w:line="300"/>
+        <w:ind w:left="400"/>
+      </w:pPr>
+      <w:r>
+        <w:rPr>
+          <w:rFonts w:ascii="Calibri" w:cs="Calibri" w:eastAsia="Calibri" w:hAnsi="Calibri"/>
+          <w:color w:val="1e293b"/>
+          <w:sz w:val="21"/>
+          <w:szCs w:val="21"/>
+        </w:rPr>
+        <w:t xml:space="preserve">•  Configurable thresholds: Match score minimums and weighting adjustable per client and role category</w:t>
+      </w:r>
+    </w:p>
+    <w:p>
+      <w:pPr>
+        <w:spacing w:after="60" w:line="300"/>
+        <w:ind w:left="400"/>
+      </w:pPr>
+      <w:r>
+        <w:rPr>
+          <w:rFonts w:ascii="Calibri" w:cs="Calibri" w:eastAsia="Calibri" w:hAnsi="Calibri"/>
+          <w:color w:val="1e293b"/>
+          <w:sz w:val="21"/>
+          <w:szCs w:val="21"/>
+        </w:rPr>
+        <w:t xml:space="preserve">•  Performance analytics: Dashboard tracks placement rates, time-to-hire, and quality metrics</w:t>
       </w:r>
     </w:p>
     <w:p>
@@ -1910,13 +1765,13 @@
     </w:p>
     <w:p>
       <w:pPr>
-        <w:spacing w:before="150"/>
+        <w:spacing w:before="150" w:after="40"/>
         <w:jc w:val="center"/>
       </w:pPr>
       <w:r>
         <w:drawing>
           <wp:inline distT="0" distB="0" distL="0" distR="0">
-            <wp:extent cx="5334000" cy="2809875"/>
+            <wp:extent cx="5238750" cy="2943225"/>
             <wp:effectExtent t="0" r="0" b="0" l="0"/>
             <wp:docPr id="1" name="" descr="" title=""/>
             <wp:cNvGraphicFramePr>
@@ -1941,7 +1796,7 @@
                   <pic:spPr bwMode="auto">
                     <a:xfrm>
                       <a:off x="0" y="0"/>
-                      <a:ext cx="5334000" cy="2809875"/>
+                      <a:ext cx="5238750" cy="2943225"/>
                     </a:xfrm>
                     <a:prstGeom prst="rect">
                       <a:avLst/>
@@ -1999,18 +1854,18 @@
           <w:sz w:val="21"/>
           <w:szCs w:val="21"/>
         </w:rPr>
-        <w:t xml:space="preserve">The KPI HR Dashboard provides focused analytics on recruiter performance including: recruitment efficiency metrics, candidate-to-hire conversion rates, placement revenue per recruiter, time-to-fill averages, and comparative team performance. Manager review interfaces enable structured feedback and scoring.</w:t>
-      </w:r>
-    </w:p>
-    <w:p>
-      <w:pPr>
-        <w:spacing w:before="150"/>
+        <w:t xml:space="preserve">The KPI HR Dashboard provides focused analytics on recruiter performance including recruitment efficiency metrics, candidate-to-hire conversion rates, placement revenue per recruiter, time-to-fill averages, and comparative team performance.</w:t>
+      </w:r>
+    </w:p>
+    <w:p>
+      <w:pPr>
+        <w:spacing w:before="150" w:after="40"/>
         <w:jc w:val="center"/>
       </w:pPr>
       <w:r>
         <w:drawing>
           <wp:inline distT="0" distB="0" distL="0" distR="0">
-            <wp:extent cx="5334000" cy="2809875"/>
+            <wp:extent cx="5238750" cy="2943225"/>
             <wp:effectExtent t="0" r="0" b="0" l="0"/>
             <wp:docPr id="1" name="" descr="" title=""/>
             <wp:cNvGraphicFramePr>
@@ -2035,7 +1890,7 @@
                   <pic:spPr bwMode="auto">
                     <a:xfrm>
                       <a:off x="0" y="0"/>
-                      <a:ext cx="5334000" cy="2809875"/>
+                      <a:ext cx="5238750" cy="2943225"/>
                     </a:xfrm>
                     <a:prstGeom prst="rect">
                       <a:avLst/>
@@ -2067,13 +1922,13 @@
     </w:p>
     <w:p>
       <w:pPr>
-        <w:spacing w:before="150"/>
+        <w:spacing w:before="150" w:after="40"/>
         <w:jc w:val="center"/>
       </w:pPr>
       <w:r>
         <w:drawing>
           <wp:inline distT="0" distB="0" distL="0" distR="0">
-            <wp:extent cx="5334000" cy="2809875"/>
+            <wp:extent cx="5238750" cy="2943225"/>
             <wp:effectExtent t="0" r="0" b="0" l="0"/>
             <wp:docPr id="1" name="" descr="" title=""/>
             <wp:cNvGraphicFramePr>
@@ -2098,7 +1953,7 @@
                   <pic:spPr bwMode="auto">
                     <a:xfrm>
                       <a:off x="0" y="0"/>
-                      <a:ext cx="5334000" cy="2809875"/>
+                      <a:ext cx="5238750" cy="2943225"/>
                     </a:xfrm>
                     <a:prstGeom prst="rect">
                       <a:avLst/>
@@ -2156,18 +2011,18 @@
           <w:sz w:val="21"/>
           <w:szCs w:val="21"/>
         </w:rPr>
-        <w:t xml:space="preserve">The Workforce Intelligence module provides diversity and inclusion analytics including workforce composition demographics, department representation analysis, and equity metrics. Reports can be filtered by department, location, and time period for Employment Equity compliance reporting.</w:t>
-      </w:r>
-    </w:p>
-    <w:p>
-      <w:pPr>
-        <w:spacing w:before="150"/>
+        <w:t xml:space="preserve">The Workforce Intelligence module provides diversity and inclusion analytics including workforce composition demographics, department representation analysis, and equity metrics for Employment Equity compliance reporting.</w:t>
+      </w:r>
+    </w:p>
+    <w:p>
+      <w:pPr>
+        <w:spacing w:before="150" w:after="40"/>
         <w:jc w:val="center"/>
       </w:pPr>
       <w:r>
         <w:drawing>
           <wp:inline distT="0" distB="0" distL="0" distR="0">
-            <wp:extent cx="5334000" cy="2809875"/>
+            <wp:extent cx="5238750" cy="2943225"/>
             <wp:effectExtent t="0" r="0" b="0" l="0"/>
             <wp:docPr id="1" name="" descr="" title=""/>
             <wp:cNvGraphicFramePr>
@@ -2192,7 +2047,7 @@
                   <pic:spPr bwMode="auto">
                     <a:xfrm>
                       <a:off x="0" y="0"/>
-                      <a:ext cx="5334000" cy="2809875"/>
+                      <a:ext cx="5238750" cy="2943225"/>
                     </a:xfrm>
                     <a:prstGeom prst="rect">
                       <a:avLst/>
@@ -2250,132 +2105,93 @@
           <w:sz w:val="21"/>
           <w:szCs w:val="21"/>
         </w:rPr>
-        <w:t xml:space="preserve">The platform includes a comprehensive Dashboard Builder tool allowing users to create custom reports with:</w:t>
-      </w:r>
-    </w:p>
-    <w:p>
-      <w:pPr>
-        <w:pStyle w:val="ListParagraph"/>
-        <w:numPr>
-          <w:ilvl w:val="0"/>
-          <w:numId w:val="1"/>
-        </w:numPr>
-        <w:spacing w:after="60" w:line="300"/>
-      </w:pPr>
-      <w:r>
-        <w:rPr>
-          <w:rFonts w:ascii="Calibri" w:cs="Calibri" w:eastAsia="Calibri" w:hAnsi="Calibri"/>
-          <w:color w:val="1e293b"/>
-          <w:sz w:val="21"/>
-          <w:szCs w:val="21"/>
-        </w:rPr>
-        <w:t xml:space="preserve">Custom chart creation with selectable data sources (Candidates, Jobs, Placements, Revenue)</w:t>
-      </w:r>
-    </w:p>
-    <w:p>
-      <w:pPr>
-        <w:pStyle w:val="ListParagraph"/>
-        <w:numPr>
-          <w:ilvl w:val="0"/>
-          <w:numId w:val="1"/>
-        </w:numPr>
-        <w:spacing w:after="60" w:line="300"/>
-      </w:pPr>
-      <w:r>
-        <w:rPr>
-          <w:rFonts w:ascii="Calibri" w:cs="Calibri" w:eastAsia="Calibri" w:hAnsi="Calibri"/>
-          <w:color w:val="1e293b"/>
-          <w:sz w:val="21"/>
-          <w:szCs w:val="21"/>
-        </w:rPr>
-        <w:t xml:space="preserve">Multiple visualisation types: Bar, Line, Pie, Area, Radar, Scatter, Funnel, and Composed charts</w:t>
-      </w:r>
-    </w:p>
-    <w:p>
-      <w:pPr>
-        <w:pStyle w:val="ListParagraph"/>
-        <w:numPr>
-          <w:ilvl w:val="0"/>
-          <w:numId w:val="1"/>
-        </w:numPr>
-        <w:spacing w:after="60" w:line="300"/>
-      </w:pPr>
-      <w:r>
-        <w:rPr>
-          <w:rFonts w:ascii="Calibri" w:cs="Calibri" w:eastAsia="Calibri" w:hAnsi="Calibri"/>
-          <w:color w:val="1e293b"/>
-          <w:sz w:val="21"/>
-          <w:szCs w:val="21"/>
-        </w:rPr>
-        <w:t xml:space="preserve">Dynamic aggregation (Count, Sum, Average) for any numeric field</w:t>
-      </w:r>
-    </w:p>
-    <w:p>
-      <w:pPr>
-        <w:pStyle w:val="ListParagraph"/>
-        <w:numPr>
-          <w:ilvl w:val="0"/>
-          <w:numId w:val="1"/>
-        </w:numPr>
-        <w:spacing w:after="60" w:line="300"/>
-      </w:pPr>
-      <w:r>
-        <w:rPr>
-          <w:rFonts w:ascii="Calibri" w:cs="Calibri" w:eastAsia="Calibri" w:hAnsi="Calibri"/>
-          <w:color w:val="1e293b"/>
-          <w:sz w:val="21"/>
-          <w:szCs w:val="21"/>
-        </w:rPr>
-        <w:t xml:space="preserve">Drag-and-drop layout with resizable, rearrangeable widgets</w:t>
-      </w:r>
-    </w:p>
-    <w:p>
-      <w:pPr>
-        <w:pStyle w:val="ListParagraph"/>
-        <w:numPr>
-          <w:ilvl w:val="0"/>
-          <w:numId w:val="1"/>
-        </w:numPr>
-        <w:spacing w:after="60" w:line="300"/>
-      </w:pPr>
-      <w:r>
-        <w:rPr>
-          <w:rFonts w:ascii="Calibri" w:cs="Calibri" w:eastAsia="Calibri" w:hAnsi="Calibri"/>
-          <w:color w:val="1e293b"/>
-          <w:sz w:val="21"/>
-          <w:szCs w:val="21"/>
-        </w:rPr>
-        <w:t xml:space="preserve">Export to PDF and CSV formats via the Executive Dashboard's Export Report function</w:t>
-      </w:r>
-    </w:p>
-    <w:p>
-      <w:pPr>
-        <w:pStyle w:val="ListParagraph"/>
-        <w:numPr>
-          <w:ilvl w:val="0"/>
-          <w:numId w:val="1"/>
-        </w:numPr>
-        <w:spacing w:after="60" w:line="300"/>
-      </w:pPr>
-      <w:r>
-        <w:rPr>
-          <w:rFonts w:ascii="Calibri" w:cs="Calibri" w:eastAsia="Calibri" w:hAnsi="Calibri"/>
-          <w:color w:val="1e293b"/>
-          <w:sz w:val="21"/>
-          <w:szCs w:val="21"/>
-        </w:rPr>
-        <w:t xml:space="preserve">Automated document generation for CVs, contracts, and offer letters</w:t>
-      </w:r>
-    </w:p>
-    <w:p>
-      <w:pPr>
-        <w:spacing w:before="150"/>
+        <w:t xml:space="preserve">The platform includes a comprehensive Dashboard Builder tool allowing users to create custom reports:</w:t>
+      </w:r>
+    </w:p>
+    <w:p>
+      <w:pPr>
+        <w:spacing w:after="60" w:line="300"/>
+        <w:ind w:left="400"/>
+      </w:pPr>
+      <w:r>
+        <w:rPr>
+          <w:rFonts w:ascii="Calibri" w:cs="Calibri" w:eastAsia="Calibri" w:hAnsi="Calibri"/>
+          <w:color w:val="1e293b"/>
+          <w:sz w:val="21"/>
+          <w:szCs w:val="21"/>
+        </w:rPr>
+        <w:t xml:space="preserve">•  Custom chart creation with selectable data sources (Candidates, Jobs, Placements, Revenue)</w:t>
+      </w:r>
+    </w:p>
+    <w:p>
+      <w:pPr>
+        <w:spacing w:after="60" w:line="300"/>
+        <w:ind w:left="400"/>
+      </w:pPr>
+      <w:r>
+        <w:rPr>
+          <w:rFonts w:ascii="Calibri" w:cs="Calibri" w:eastAsia="Calibri" w:hAnsi="Calibri"/>
+          <w:color w:val="1e293b"/>
+          <w:sz w:val="21"/>
+          <w:szCs w:val="21"/>
+        </w:rPr>
+        <w:t xml:space="preserve">•  Multiple visualisation types: Bar, Line, Pie, Area, Radar, Scatter, Funnel, and Composed charts</w:t>
+      </w:r>
+    </w:p>
+    <w:p>
+      <w:pPr>
+        <w:spacing w:after="60" w:line="300"/>
+        <w:ind w:left="400"/>
+      </w:pPr>
+      <w:r>
+        <w:rPr>
+          <w:rFonts w:ascii="Calibri" w:cs="Calibri" w:eastAsia="Calibri" w:hAnsi="Calibri"/>
+          <w:color w:val="1e293b"/>
+          <w:sz w:val="21"/>
+          <w:szCs w:val="21"/>
+        </w:rPr>
+        <w:t xml:space="preserve">•  Dynamic aggregation (Count, Sum, Average) for any numeric field</w:t>
+      </w:r>
+    </w:p>
+    <w:p>
+      <w:pPr>
+        <w:spacing w:after="60" w:line="300"/>
+        <w:ind w:left="400"/>
+      </w:pPr>
+      <w:r>
+        <w:rPr>
+          <w:rFonts w:ascii="Calibri" w:cs="Calibri" w:eastAsia="Calibri" w:hAnsi="Calibri"/>
+          <w:color w:val="1e293b"/>
+          <w:sz w:val="21"/>
+          <w:szCs w:val="21"/>
+        </w:rPr>
+        <w:t xml:space="preserve">•  Drag-and-drop layout with resizable, rearrangeable widgets</w:t>
+      </w:r>
+    </w:p>
+    <w:p>
+      <w:pPr>
+        <w:spacing w:after="60" w:line="300"/>
+        <w:ind w:left="400"/>
+      </w:pPr>
+      <w:r>
+        <w:rPr>
+          <w:rFonts w:ascii="Calibri" w:cs="Calibri" w:eastAsia="Calibri" w:hAnsi="Calibri"/>
+          <w:color w:val="1e293b"/>
+          <w:sz w:val="21"/>
+          <w:szCs w:val="21"/>
+        </w:rPr>
+        <w:t xml:space="preserve">•  Export to PDF and CSV formats</w:t>
+      </w:r>
+    </w:p>
+    <w:p>
+      <w:pPr>
+        <w:spacing w:before="150" w:after="40"/>
         <w:jc w:val="center"/>
       </w:pPr>
       <w:r>
         <w:drawing>
           <wp:inline distT="0" distB="0" distL="0" distR="0">
-            <wp:extent cx="5334000" cy="2809875"/>
+            <wp:extent cx="5238750" cy="2943225"/>
             <wp:effectExtent t="0" r="0" b="0" l="0"/>
             <wp:docPr id="1" name="" descr="" title=""/>
             <wp:cNvGraphicFramePr>
@@ -2400,7 +2216,7 @@
                   <pic:spPr bwMode="auto">
                     <a:xfrm>
                       <a:off x="0" y="0"/>
-                      <a:ext cx="5334000" cy="2809875"/>
+                      <a:ext cx="5238750" cy="2943225"/>
                     </a:xfrm>
                     <a:prstGeom prst="rect">
                       <a:avLst/>
@@ -2432,13 +2248,13 @@
     </w:p>
     <w:p>
       <w:pPr>
-        <w:spacing w:before="150"/>
+        <w:spacing w:before="150" w:after="40"/>
         <w:jc w:val="center"/>
       </w:pPr>
       <w:r>
         <w:drawing>
           <wp:inline distT="0" distB="0" distL="0" distR="0">
-            <wp:extent cx="5334000" cy="2809875"/>
+            <wp:extent cx="5238750" cy="2943225"/>
             <wp:effectExtent t="0" r="0" b="0" l="0"/>
             <wp:docPr id="1" name="" descr="" title=""/>
             <wp:cNvGraphicFramePr>
@@ -2463,7 +2279,7 @@
                   <pic:spPr bwMode="auto">
                     <a:xfrm>
                       <a:off x="0" y="0"/>
-                      <a:ext cx="5334000" cy="2809875"/>
+                      <a:ext cx="5238750" cy="2943225"/>
                     </a:xfrm>
                     <a:prstGeom prst="rect">
                       <a:avLst/>
@@ -2887,7 +2703,7 @@
                 <w:sz w:val="19"/>
                 <w:szCs w:val="19"/>
               </w:rPr>
-              <w:t xml:space="preserve">Cape Town (ZA) and Amsterdam (EU) regions available</w:t>
+              <w:t xml:space="preserve">Cape Town (ZA) and Amsterdam (EU) regions</w:t>
             </w:r>
           </w:p>
         </w:tc>
@@ -3018,7 +2834,7 @@
                 <w:sz w:val="19"/>
                 <w:szCs w:val="19"/>
               </w:rPr>
-              <w:t xml:space="preserve">DigitalOcean Spaces (S3-Compatible)</w:t>
+              <w:t xml:space="preserve">DigitalOcean Spaces</w:t>
             </w:r>
           </w:p>
         </w:tc>
@@ -3044,7 +2860,7 @@
                 <w:sz w:val="19"/>
                 <w:szCs w:val="19"/>
               </w:rPr>
-              <w:t xml:space="preserve">Encrypted object storage for documents and CVs</w:t>
+              <w:t xml:space="preserve">S3-compatible encrypted object storage</w:t>
             </w:r>
           </w:p>
         </w:tc>
@@ -3096,112 +2912,32 @@
                 <w:sz w:val="19"/>
                 <w:szCs w:val="19"/>
               </w:rPr>
-              <w:t xml:space="preserve">Groq Cloud (US) / OpenAI API</w:t>
-            </w:r>
-          </w:p>
-        </w:tc>
-        <w:tc>
-          <w:tcPr>
-            <w:tcBorders>
-              <w:top w:val="single" w:color="cbd5e1" w:sz="1"/>
-              <w:left w:val="single" w:color="cbd5e1" w:sz="1"/>
-              <w:bottom w:val="single" w:color="cbd5e1" w:sz="1"/>
-              <w:right w:val="single" w:color="cbd5e1" w:sz="1"/>
-            </w:tcBorders>
-            <w:vAlign w:val="center"/>
-          </w:tcPr>
-          <w:p>
-            <w:pPr>
-              <w:spacing w:before="30" w:after="30"/>
-            </w:pPr>
-            <w:r>
-              <w:rPr>
-                <w:rFonts w:ascii="Calibri" w:cs="Calibri" w:eastAsia="Calibri" w:hAnsi="Calibri"/>
-                <w:color w:val="1e293b"/>
-                <w:sz w:val="19"/>
-                <w:szCs w:val="19"/>
-              </w:rPr>
-              <w:t xml:space="preserve">LLM inference with no data retention policies</w:t>
-            </w:r>
-          </w:p>
-        </w:tc>
-      </w:tr>
-      <w:tr>
-        <w:tc>
-          <w:tcPr>
-            <w:tcBorders>
-              <w:top w:val="single" w:color="cbd5e1" w:sz="1"/>
-              <w:left w:val="single" w:color="cbd5e1" w:sz="1"/>
-              <w:bottom w:val="single" w:color="cbd5e1" w:sz="1"/>
-              <w:right w:val="single" w:color="cbd5e1" w:sz="1"/>
-            </w:tcBorders>
-            <w:shd w:color="f1f5f9" w:val="solid"/>
-            <w:vAlign w:val="center"/>
-          </w:tcPr>
-          <w:p>
-            <w:pPr>
-              <w:spacing w:before="30" w:after="30"/>
-            </w:pPr>
-            <w:r>
-              <w:rPr>
-                <w:rFonts w:ascii="Calibri" w:cs="Calibri" w:eastAsia="Calibri" w:hAnsi="Calibri"/>
-                <w:color w:val="1e293b"/>
-                <w:sz w:val="19"/>
-                <w:szCs w:val="19"/>
-              </w:rPr>
-              <w:t xml:space="preserve">Development / Staging</w:t>
-            </w:r>
-          </w:p>
-        </w:tc>
-        <w:tc>
-          <w:tcPr>
-            <w:tcBorders>
-              <w:top w:val="single" w:color="cbd5e1" w:sz="1"/>
-              <w:left w:val="single" w:color="cbd5e1" w:sz="1"/>
-              <w:bottom w:val="single" w:color="cbd5e1" w:sz="1"/>
-              <w:right w:val="single" w:color="cbd5e1" w:sz="1"/>
-            </w:tcBorders>
-            <w:shd w:color="f1f5f9" w:val="solid"/>
-            <w:vAlign w:val="center"/>
-          </w:tcPr>
-          <w:p>
-            <w:pPr>
-              <w:spacing w:before="30" w:after="30"/>
-            </w:pPr>
-            <w:r>
-              <w:rPr>
-                <w:rFonts w:ascii="Calibri" w:cs="Calibri" w:eastAsia="Calibri" w:hAnsi="Calibri"/>
-                <w:color w:val="1e293b"/>
-                <w:sz w:val="19"/>
-                <w:szCs w:val="19"/>
-              </w:rPr>
-              <w:t xml:space="preserve">Replit Cloud</w:t>
-            </w:r>
-          </w:p>
-        </w:tc>
-        <w:tc>
-          <w:tcPr>
-            <w:tcBorders>
-              <w:top w:val="single" w:color="cbd5e1" w:sz="1"/>
-              <w:left w:val="single" w:color="cbd5e1" w:sz="1"/>
-              <w:bottom w:val="single" w:color="cbd5e1" w:sz="1"/>
-              <w:right w:val="single" w:color="cbd5e1" w:sz="1"/>
-            </w:tcBorders>
-            <w:shd w:color="f1f5f9" w:val="solid"/>
-            <w:vAlign w:val="center"/>
-          </w:tcPr>
-          <w:p>
-            <w:pPr>
-              <w:spacing w:before="30" w:after="30"/>
-            </w:pPr>
-            <w:r>
-              <w:rPr>
-                <w:rFonts w:ascii="Calibri" w:cs="Calibri" w:eastAsia="Calibri" w:hAnsi="Calibri"/>
-                <w:color w:val="1e293b"/>
-                <w:sz w:val="19"/>
-                <w:szCs w:val="19"/>
-              </w:rPr>
-              <w:t xml:space="preserve">Isolated development and testing environment</w:t>
+              <w:t xml:space="preserve">Groq Cloud / OpenAI API</w:t>
+            </w:r>
+          </w:p>
+        </w:tc>
+        <w:tc>
+          <w:tcPr>
+            <w:tcBorders>
+              <w:top w:val="single" w:color="cbd5e1" w:sz="1"/>
+              <w:left w:val="single" w:color="cbd5e1" w:sz="1"/>
+              <w:bottom w:val="single" w:color="cbd5e1" w:sz="1"/>
+              <w:right w:val="single" w:color="cbd5e1" w:sz="1"/>
+            </w:tcBorders>
+            <w:vAlign w:val="center"/>
+          </w:tcPr>
+          <w:p>
+            <w:pPr>
+              <w:spacing w:before="30" w:after="30"/>
+            </w:pPr>
+            <w:r>
+              <w:rPr>
+                <w:rFonts w:ascii="Calibri" w:cs="Calibri" w:eastAsia="Calibri" w:hAnsi="Calibri"/>
+                <w:color w:val="1e293b"/>
+                <w:sz w:val="19"/>
+                <w:szCs w:val="19"/>
+              </w:rPr>
+              <w:t xml:space="preserve">LLM inference with no data retention</w:t>
             </w:r>
           </w:p>
         </w:tc>
@@ -3243,78 +2979,62 @@
     </w:p>
     <w:p>
       <w:pPr>
-        <w:pStyle w:val="ListParagraph"/>
-        <w:numPr>
-          <w:ilvl w:val="0"/>
-          <w:numId w:val="1"/>
-        </w:numPr>
-        <w:spacing w:after="60" w:line="300"/>
-      </w:pPr>
-      <w:r>
-        <w:rPr>
-          <w:rFonts w:ascii="Calibri" w:cs="Calibri" w:eastAsia="Calibri" w:hAnsi="Calibri"/>
-          <w:color w:val="1e293b"/>
-          <w:sz w:val="21"/>
-          <w:szCs w:val="21"/>
-        </w:rPr>
-        <w:t xml:space="preserve">TLS 1.2+ encryption on all API endpoints and web interfaces</w:t>
-      </w:r>
-    </w:p>
-    <w:p>
-      <w:pPr>
-        <w:pStyle w:val="ListParagraph"/>
-        <w:numPr>
-          <w:ilvl w:val="0"/>
-          <w:numId w:val="1"/>
-        </w:numPr>
-        <w:spacing w:after="60" w:line="300"/>
-      </w:pPr>
-      <w:r>
-        <w:rPr>
-          <w:rFonts w:ascii="Calibri" w:cs="Calibri" w:eastAsia="Calibri" w:hAnsi="Calibri"/>
-          <w:color w:val="1e293b"/>
-          <w:sz w:val="21"/>
-          <w:szCs w:val="21"/>
-        </w:rPr>
-        <w:t xml:space="preserve">HTTPS enforced across all client-server communications</w:t>
-      </w:r>
-    </w:p>
-    <w:p>
-      <w:pPr>
-        <w:pStyle w:val="ListParagraph"/>
-        <w:numPr>
-          <w:ilvl w:val="0"/>
-          <w:numId w:val="1"/>
-        </w:numPr>
-        <w:spacing w:after="60" w:line="300"/>
-      </w:pPr>
-      <w:r>
-        <w:rPr>
-          <w:rFonts w:ascii="Calibri" w:cs="Calibri" w:eastAsia="Calibri" w:hAnsi="Calibri"/>
-          <w:color w:val="1e293b"/>
-          <w:sz w:val="21"/>
-          <w:szCs w:val="21"/>
-        </w:rPr>
-        <w:t xml:space="preserve">WebSocket connections secured via WSS protocol for real-time features</w:t>
-      </w:r>
-    </w:p>
-    <w:p>
-      <w:pPr>
-        <w:pStyle w:val="ListParagraph"/>
-        <w:numPr>
-          <w:ilvl w:val="0"/>
-          <w:numId w:val="1"/>
-        </w:numPr>
-        <w:spacing w:after="60" w:line="300"/>
-      </w:pPr>
-      <w:r>
-        <w:rPr>
-          <w:rFonts w:ascii="Calibri" w:cs="Calibri" w:eastAsia="Calibri" w:hAnsi="Calibri"/>
-          <w:color w:val="1e293b"/>
-          <w:sz w:val="21"/>
-          <w:szCs w:val="21"/>
-        </w:rPr>
-        <w:t xml:space="preserve">Database connections encrypted via SSL/TLS (PostgreSQL wire encryption)</w:t>
+        <w:spacing w:after="60" w:line="300"/>
+        <w:ind w:left="400"/>
+      </w:pPr>
+      <w:r>
+        <w:rPr>
+          <w:rFonts w:ascii="Calibri" w:cs="Calibri" w:eastAsia="Calibri" w:hAnsi="Calibri"/>
+          <w:color w:val="1e293b"/>
+          <w:sz w:val="21"/>
+          <w:szCs w:val="21"/>
+        </w:rPr>
+        <w:t xml:space="preserve">•  TLS 1.2+ encryption on all API endpoints and web interfaces</w:t>
+      </w:r>
+    </w:p>
+    <w:p>
+      <w:pPr>
+        <w:spacing w:after="60" w:line="300"/>
+        <w:ind w:left="400"/>
+      </w:pPr>
+      <w:r>
+        <w:rPr>
+          <w:rFonts w:ascii="Calibri" w:cs="Calibri" w:eastAsia="Calibri" w:hAnsi="Calibri"/>
+          <w:color w:val="1e293b"/>
+          <w:sz w:val="21"/>
+          <w:szCs w:val="21"/>
+        </w:rPr>
+        <w:t xml:space="preserve">•  HTTPS enforced across all client-server communications</w:t>
+      </w:r>
+    </w:p>
+    <w:p>
+      <w:pPr>
+        <w:spacing w:after="60" w:line="300"/>
+        <w:ind w:left="400"/>
+      </w:pPr>
+      <w:r>
+        <w:rPr>
+          <w:rFonts w:ascii="Calibri" w:cs="Calibri" w:eastAsia="Calibri" w:hAnsi="Calibri"/>
+          <w:color w:val="1e293b"/>
+          <w:sz w:val="21"/>
+          <w:szCs w:val="21"/>
+        </w:rPr>
+        <w:t xml:space="preserve">•  WebSocket connections secured via WSS protocol</w:t>
+      </w:r>
+    </w:p>
+    <w:p>
+      <w:pPr>
+        <w:spacing w:after="60" w:line="300"/>
+        <w:ind w:left="400"/>
+      </w:pPr>
+      <w:r>
+        <w:rPr>
+          <w:rFonts w:ascii="Calibri" w:cs="Calibri" w:eastAsia="Calibri" w:hAnsi="Calibri"/>
+          <w:color w:val="1e293b"/>
+          <w:sz w:val="21"/>
+          <w:szCs w:val="21"/>
+        </w:rPr>
+        <w:t xml:space="preserve">•  Database connections encrypted via SSL/TLS</w:t>
       </w:r>
     </w:p>
     <w:p>
@@ -3336,78 +3056,62 @@
     </w:p>
     <w:p>
       <w:pPr>
-        <w:pStyle w:val="ListParagraph"/>
-        <w:numPr>
-          <w:ilvl w:val="0"/>
-          <w:numId w:val="1"/>
-        </w:numPr>
-        <w:spacing w:after="60" w:line="300"/>
-      </w:pPr>
-      <w:r>
-        <w:rPr>
-          <w:rFonts w:ascii="Calibri" w:cs="Calibri" w:eastAsia="Calibri" w:hAnsi="Calibri"/>
-          <w:color w:val="1e293b"/>
-          <w:sz w:val="21"/>
-          <w:szCs w:val="21"/>
-        </w:rPr>
-        <w:t xml:space="preserve">PostgreSQL database encryption using AES-256 at the storage layer</w:t>
-      </w:r>
-    </w:p>
-    <w:p>
-      <w:pPr>
-        <w:pStyle w:val="ListParagraph"/>
-        <w:numPr>
-          <w:ilvl w:val="0"/>
-          <w:numId w:val="1"/>
-        </w:numPr>
-        <w:spacing w:after="60" w:line="300"/>
-      </w:pPr>
-      <w:r>
-        <w:rPr>
-          <w:rFonts w:ascii="Calibri" w:cs="Calibri" w:eastAsia="Calibri" w:hAnsi="Calibri"/>
-          <w:color w:val="1e293b"/>
-          <w:sz w:val="21"/>
-          <w:szCs w:val="21"/>
-        </w:rPr>
-        <w:t xml:space="preserve">Password hashing using bcryptjs with 10 salt rounds (one-way hash, not reversible)</w:t>
-      </w:r>
-    </w:p>
-    <w:p>
-      <w:pPr>
-        <w:pStyle w:val="ListParagraph"/>
-        <w:numPr>
-          <w:ilvl w:val="0"/>
-          <w:numId w:val="1"/>
-        </w:numPr>
-        <w:spacing w:after="60" w:line="300"/>
-      </w:pPr>
-      <w:r>
-        <w:rPr>
-          <w:rFonts w:ascii="Calibri" w:cs="Calibri" w:eastAsia="Calibri" w:hAnsi="Calibri"/>
-          <w:color w:val="1e293b"/>
-          <w:sz w:val="21"/>
-          <w:szCs w:val="21"/>
-        </w:rPr>
-        <w:t xml:space="preserve">JWT tokens signed with secure secret keys (configurable RS256 or HS256)</w:t>
-      </w:r>
-    </w:p>
-    <w:p>
-      <w:pPr>
-        <w:pStyle w:val="ListParagraph"/>
-        <w:numPr>
-          <w:ilvl w:val="0"/>
-          <w:numId w:val="1"/>
-        </w:numPr>
-        <w:spacing w:after="60" w:line="300"/>
-      </w:pPr>
-      <w:r>
-        <w:rPr>
-          <w:rFonts w:ascii="Calibri" w:cs="Calibri" w:eastAsia="Calibri" w:hAnsi="Calibri"/>
-          <w:color w:val="1e293b"/>
-          <w:sz w:val="21"/>
-          <w:szCs w:val="21"/>
-        </w:rPr>
-        <w:t xml:space="preserve">File storage (DigitalOcean Spaces) with server-side encryption enabled</w:t>
+        <w:spacing w:after="60" w:line="300"/>
+        <w:ind w:left="400"/>
+      </w:pPr>
+      <w:r>
+        <w:rPr>
+          <w:rFonts w:ascii="Calibri" w:cs="Calibri" w:eastAsia="Calibri" w:hAnsi="Calibri"/>
+          <w:color w:val="1e293b"/>
+          <w:sz w:val="21"/>
+          <w:szCs w:val="21"/>
+        </w:rPr>
+        <w:t xml:space="preserve">•  PostgreSQL database encryption using AES-256 at the storage layer</w:t>
+      </w:r>
+    </w:p>
+    <w:p>
+      <w:pPr>
+        <w:spacing w:after="60" w:line="300"/>
+        <w:ind w:left="400"/>
+      </w:pPr>
+      <w:r>
+        <w:rPr>
+          <w:rFonts w:ascii="Calibri" w:cs="Calibri" w:eastAsia="Calibri" w:hAnsi="Calibri"/>
+          <w:color w:val="1e293b"/>
+          <w:sz w:val="21"/>
+          <w:szCs w:val="21"/>
+        </w:rPr>
+        <w:t xml:space="preserve">•  Password hashing using bcryptjs with 10 salt rounds (one-way hash)</w:t>
+      </w:r>
+    </w:p>
+    <w:p>
+      <w:pPr>
+        <w:spacing w:after="60" w:line="300"/>
+        <w:ind w:left="400"/>
+      </w:pPr>
+      <w:r>
+        <w:rPr>
+          <w:rFonts w:ascii="Calibri" w:cs="Calibri" w:eastAsia="Calibri" w:hAnsi="Calibri"/>
+          <w:color w:val="1e293b"/>
+          <w:sz w:val="21"/>
+          <w:szCs w:val="21"/>
+        </w:rPr>
+        <w:t xml:space="preserve">•  JWT tokens signed with secure secret keys</w:t>
+      </w:r>
+    </w:p>
+    <w:p>
+      <w:pPr>
+        <w:spacing w:after="60" w:line="300"/>
+        <w:ind w:left="400"/>
+      </w:pPr>
+      <w:r>
+        <w:rPr>
+          <w:rFonts w:ascii="Calibri" w:cs="Calibri" w:eastAsia="Calibri" w:hAnsi="Calibri"/>
+          <w:color w:val="1e293b"/>
+          <w:sz w:val="21"/>
+          <w:szCs w:val="21"/>
+        </w:rPr>
+        <w:t xml:space="preserve">•  File storage with server-side encryption enabled</w:t>
       </w:r>
     </w:p>
     <w:p>
@@ -3438,159 +3142,127 @@
           <w:sz w:val="21"/>
           <w:szCs w:val="21"/>
         </w:rPr>
-        <w:t xml:space="preserve">The platform is designed with POPIA (Protection of Personal Information Act) compliance as a foundational principle:</w:t>
-      </w:r>
-    </w:p>
-    <w:p>
-      <w:pPr>
-        <w:pStyle w:val="ListParagraph"/>
-        <w:numPr>
-          <w:ilvl w:val="0"/>
-          <w:numId w:val="1"/>
-        </w:numPr>
-        <w:spacing w:after="60" w:line="300"/>
-      </w:pPr>
-      <w:r>
-        <w:rPr>
-          <w:rFonts w:ascii="Calibri" w:cs="Calibri" w:eastAsia="Calibri" w:hAnsi="Calibri"/>
-          <w:color w:val="1e293b"/>
-          <w:sz w:val="21"/>
-          <w:szCs w:val="21"/>
-        </w:rPr>
-        <w:t xml:space="preserve">Purpose limitation: Candidate data is collected and processed solely for recruitment and HR management purposes</w:t>
-      </w:r>
-    </w:p>
-    <w:p>
-      <w:pPr>
-        <w:pStyle w:val="ListParagraph"/>
-        <w:numPr>
-          <w:ilvl w:val="0"/>
-          <w:numId w:val="1"/>
-        </w:numPr>
-        <w:spacing w:after="60" w:line="300"/>
-      </w:pPr>
-      <w:r>
-        <w:rPr>
-          <w:rFonts w:ascii="Calibri" w:cs="Calibri" w:eastAsia="Calibri" w:hAnsi="Calibri"/>
-          <w:color w:val="1e293b"/>
-          <w:sz w:val="21"/>
-          <w:szCs w:val="21"/>
-        </w:rPr>
-        <w:t xml:space="preserve">Data minimisation: CV parsing extracts only information relevant to job assessment</w:t>
-      </w:r>
-    </w:p>
-    <w:p>
-      <w:pPr>
-        <w:pStyle w:val="ListParagraph"/>
-        <w:numPr>
-          <w:ilvl w:val="0"/>
-          <w:numId w:val="1"/>
-        </w:numPr>
-        <w:spacing w:after="60" w:line="300"/>
-      </w:pPr>
-      <w:r>
-        <w:rPr>
-          <w:rFonts w:ascii="Calibri" w:cs="Calibri" w:eastAsia="Calibri" w:hAnsi="Calibri"/>
-          <w:color w:val="1e293b"/>
-          <w:sz w:val="21"/>
-          <w:szCs w:val="21"/>
-        </w:rPr>
-        <w:t xml:space="preserve">Consent management: Candidate portal interactions include consent acknowledgment workflows</w:t>
-      </w:r>
-    </w:p>
-    <w:p>
-      <w:pPr>
-        <w:pStyle w:val="ListParagraph"/>
-        <w:numPr>
-          <w:ilvl w:val="0"/>
-          <w:numId w:val="1"/>
-        </w:numPr>
-        <w:spacing w:after="60" w:line="300"/>
-      </w:pPr>
-      <w:r>
-        <w:rPr>
-          <w:rFonts w:ascii="Calibri" w:cs="Calibri" w:eastAsia="Calibri" w:hAnsi="Calibri"/>
-          <w:color w:val="1e293b"/>
-          <w:sz w:val="21"/>
-          <w:szCs w:val="21"/>
-        </w:rPr>
-        <w:t xml:space="preserve">Data subject rights: The system supports data access, rectification, and deletion requests through the admin interface</w:t>
-      </w:r>
-    </w:p>
-    <w:p>
-      <w:pPr>
-        <w:pStyle w:val="ListParagraph"/>
-        <w:numPr>
-          <w:ilvl w:val="0"/>
-          <w:numId w:val="1"/>
-        </w:numPr>
-        <w:spacing w:after="60" w:line="300"/>
-      </w:pPr>
-      <w:r>
-        <w:rPr>
-          <w:rFonts w:ascii="Calibri" w:cs="Calibri" w:eastAsia="Calibri" w:hAnsi="Calibri"/>
-          <w:color w:val="1e293b"/>
-          <w:sz w:val="21"/>
-          <w:szCs w:val="21"/>
-        </w:rPr>
-        <w:t xml:space="preserve">Cross-border safeguards: South African hosting options (DigitalOcean Cape Town) ensure data remains within SA borders</w:t>
-      </w:r>
-    </w:p>
-    <w:p>
-      <w:pPr>
-        <w:pStyle w:val="ListParagraph"/>
-        <w:numPr>
-          <w:ilvl w:val="0"/>
-          <w:numId w:val="1"/>
-        </w:numPr>
-        <w:spacing w:after="60" w:line="300"/>
-      </w:pPr>
-      <w:r>
-        <w:rPr>
-          <w:rFonts w:ascii="Calibri" w:cs="Calibri" w:eastAsia="Calibri" w:hAnsi="Calibri"/>
-          <w:color w:val="1e293b"/>
-          <w:sz w:val="21"/>
-          <w:szCs w:val="21"/>
-        </w:rPr>
-        <w:t xml:space="preserve">Multi-tenant isolation: Logical data separation ensures no cross-tenant data leakage</w:t>
-      </w:r>
-    </w:p>
-    <w:p>
-      <w:pPr>
-        <w:pStyle w:val="ListParagraph"/>
-        <w:numPr>
-          <w:ilvl w:val="0"/>
-          <w:numId w:val="1"/>
-        </w:numPr>
-        <w:spacing w:after="60" w:line="300"/>
-      </w:pPr>
-      <w:r>
-        <w:rPr>
-          <w:rFonts w:ascii="Calibri" w:cs="Calibri" w:eastAsia="Calibri" w:hAnsi="Calibri"/>
-          <w:color w:val="1e293b"/>
-          <w:sz w:val="21"/>
-          <w:szCs w:val="21"/>
-        </w:rPr>
-        <w:t xml:space="preserve">Audit trail: Activity logs capture data access and modification events for compliance reporting</w:t>
-      </w:r>
-    </w:p>
-    <w:p>
-      <w:pPr>
-        <w:pStyle w:val="ListParagraph"/>
-        <w:numPr>
-          <w:ilvl w:val="0"/>
-          <w:numId w:val="1"/>
-        </w:numPr>
-        <w:spacing w:after="60" w:line="300"/>
-      </w:pPr>
-      <w:r>
-        <w:rPr>
-          <w:rFonts w:ascii="Calibri" w:cs="Calibri" w:eastAsia="Calibri" w:hAnsi="Calibri"/>
-          <w:color w:val="1e293b"/>
-          <w:sz w:val="21"/>
-          <w:szCs w:val="21"/>
-        </w:rPr>
-        <w:t xml:space="preserve">Retention policies: Configurable data retention rules per tenant with automated archival capabilities</w:t>
+        <w:t xml:space="preserve">The platform is designed with POPIA compliance as a foundational principle:</w:t>
+      </w:r>
+    </w:p>
+    <w:p>
+      <w:pPr>
+        <w:spacing w:after="60" w:line="300"/>
+        <w:ind w:left="400"/>
+      </w:pPr>
+      <w:r>
+        <w:rPr>
+          <w:rFonts w:ascii="Calibri" w:cs="Calibri" w:eastAsia="Calibri" w:hAnsi="Calibri"/>
+          <w:color w:val="1e293b"/>
+          <w:sz w:val="21"/>
+          <w:szCs w:val="21"/>
+        </w:rPr>
+        <w:t xml:space="preserve">•  Purpose limitation: Data collected solely for recruitment and HR management</w:t>
+      </w:r>
+    </w:p>
+    <w:p>
+      <w:pPr>
+        <w:spacing w:after="60" w:line="300"/>
+        <w:ind w:left="400"/>
+      </w:pPr>
+      <w:r>
+        <w:rPr>
+          <w:rFonts w:ascii="Calibri" w:cs="Calibri" w:eastAsia="Calibri" w:hAnsi="Calibri"/>
+          <w:color w:val="1e293b"/>
+          <w:sz w:val="21"/>
+          <w:szCs w:val="21"/>
+        </w:rPr>
+        <w:t xml:space="preserve">•  Data minimisation: CV parsing extracts only job-relevant information</w:t>
+      </w:r>
+    </w:p>
+    <w:p>
+      <w:pPr>
+        <w:spacing w:after="60" w:line="300"/>
+        <w:ind w:left="400"/>
+      </w:pPr>
+      <w:r>
+        <w:rPr>
+          <w:rFonts w:ascii="Calibri" w:cs="Calibri" w:eastAsia="Calibri" w:hAnsi="Calibri"/>
+          <w:color w:val="1e293b"/>
+          <w:sz w:val="21"/>
+          <w:szCs w:val="21"/>
+        </w:rPr>
+        <w:t xml:space="preserve">•  Consent management: Candidate interactions include consent acknowledgment workflows</w:t>
+      </w:r>
+    </w:p>
+    <w:p>
+      <w:pPr>
+        <w:spacing w:after="60" w:line="300"/>
+        <w:ind w:left="400"/>
+      </w:pPr>
+      <w:r>
+        <w:rPr>
+          <w:rFonts w:ascii="Calibri" w:cs="Calibri" w:eastAsia="Calibri" w:hAnsi="Calibri"/>
+          <w:color w:val="1e293b"/>
+          <w:sz w:val="21"/>
+          <w:szCs w:val="21"/>
+        </w:rPr>
+        <w:t xml:space="preserve">•  Data subject rights: Supports data access, rectification, and deletion requests</w:t>
+      </w:r>
+    </w:p>
+    <w:p>
+      <w:pPr>
+        <w:spacing w:after="60" w:line="300"/>
+        <w:ind w:left="400"/>
+      </w:pPr>
+      <w:r>
+        <w:rPr>
+          <w:rFonts w:ascii="Calibri" w:cs="Calibri" w:eastAsia="Calibri" w:hAnsi="Calibri"/>
+          <w:color w:val="1e293b"/>
+          <w:sz w:val="21"/>
+          <w:szCs w:val="21"/>
+        </w:rPr>
+        <w:t xml:space="preserve">•  Cross-border safeguards: SA hosting options ensure data remains within SA borders</w:t>
+      </w:r>
+    </w:p>
+    <w:p>
+      <w:pPr>
+        <w:spacing w:after="60" w:line="300"/>
+        <w:ind w:left="400"/>
+      </w:pPr>
+      <w:r>
+        <w:rPr>
+          <w:rFonts w:ascii="Calibri" w:cs="Calibri" w:eastAsia="Calibri" w:hAnsi="Calibri"/>
+          <w:color w:val="1e293b"/>
+          <w:sz w:val="21"/>
+          <w:szCs w:val="21"/>
+        </w:rPr>
+        <w:t xml:space="preserve">•  Multi-tenant isolation: Logical data separation prevents cross-tenant leakage</w:t>
+      </w:r>
+    </w:p>
+    <w:p>
+      <w:pPr>
+        <w:spacing w:after="60" w:line="300"/>
+        <w:ind w:left="400"/>
+      </w:pPr>
+      <w:r>
+        <w:rPr>
+          <w:rFonts w:ascii="Calibri" w:cs="Calibri" w:eastAsia="Calibri" w:hAnsi="Calibri"/>
+          <w:color w:val="1e293b"/>
+          <w:sz w:val="21"/>
+          <w:szCs w:val="21"/>
+        </w:rPr>
+        <w:t xml:space="preserve">•  Audit trail: Activity logs capture data access and modification events</w:t>
+      </w:r>
+    </w:p>
+    <w:p>
+      <w:pPr>
+        <w:spacing w:after="60" w:line="300"/>
+        <w:ind w:left="400"/>
+      </w:pPr>
+      <w:r>
+        <w:rPr>
+          <w:rFonts w:ascii="Calibri" w:cs="Calibri" w:eastAsia="Calibri" w:hAnsi="Calibri"/>
+          <w:color w:val="1e293b"/>
+          <w:sz w:val="21"/>
+          <w:szCs w:val="21"/>
+        </w:rPr>
+        <w:t xml:space="preserve">•  Retention policies: Configurable data retention rules with automated archival</w:t>
       </w:r>
     </w:p>
     <w:p>
@@ -3621,7 +3293,7 @@
           <w:sz w:val="21"/>
           <w:szCs w:val="21"/>
         </w:rPr>
-        <w:t xml:space="preserve">The platform implements a three-tier role-based access control system:</w:t>
+        <w:t xml:space="preserve">Three-tier role-based access control system:</w:t>
       </w:r>
     </w:p>
     <w:tbl>
@@ -3805,7 +3477,7 @@
                 <w:sz w:val="19"/>
                 <w:szCs w:val="19"/>
               </w:rPr>
-              <w:t xml:space="preserve">Multi-tenant management, system configuration, user provisioning, tenant impersonation, module control</w:t>
+              <w:t xml:space="preserve">Multi-tenant management, system config, user provisioning, impersonation</w:t>
             </w:r>
           </w:p>
         </w:tc>
@@ -3882,7 +3554,7 @@
                 <w:sz w:val="19"/>
                 <w:szCs w:val="19"/>
               </w:rPr>
-              <w:t xml:space="preserve">Full access within their tenant: job management, candidate operations, reporting, settings, user management</w:t>
+              <w:t xml:space="preserve">Full access within tenant: jobs, candidates, reporting, settings</w:t>
             </w:r>
           </w:p>
         </w:tc>
@@ -3962,7 +3634,7 @@
                 <w:sz w:val="19"/>
                 <w:szCs w:val="19"/>
               </w:rPr>
-              <w:t xml:space="preserve">Access to assigned modules only: view jobs, manage assigned candidates, self-service KPI reviews</w:t>
+              <w:t xml:space="preserve">Assigned modules only: view jobs, manage candidates, KPI reviews</w:t>
             </w:r>
           </w:p>
         </w:tc>
@@ -3984,89 +3656,58 @@
     </w:p>
     <w:p>
       <w:pPr>
-        <w:pStyle w:val="ListParagraph"/>
-        <w:numPr>
-          <w:ilvl w:val="0"/>
-          <w:numId w:val="1"/>
-        </w:numPr>
-        <w:spacing w:after="60" w:line="300"/>
-      </w:pPr>
-      <w:r>
-        <w:rPr>
-          <w:rFonts w:ascii="Calibri" w:cs="Calibri" w:eastAsia="Calibri" w:hAnsi="Calibri"/>
-          <w:color w:val="1e293b"/>
-          <w:sz w:val="21"/>
-          <w:szCs w:val="21"/>
-        </w:rPr>
-        <w:t xml:space="preserve">JWT-based authentication with Bearer token validation on every API request</w:t>
-      </w:r>
-    </w:p>
-    <w:p>
-      <w:pPr>
-        <w:pStyle w:val="ListParagraph"/>
-        <w:numPr>
-          <w:ilvl w:val="0"/>
-          <w:numId w:val="1"/>
-        </w:numPr>
-        <w:spacing w:after="60" w:line="300"/>
-      </w:pPr>
-      <w:r>
-        <w:rPr>
-          <w:rFonts w:ascii="Calibri" w:cs="Calibri" w:eastAsia="Calibri" w:hAnsi="Calibri"/>
-          <w:color w:val="1e293b"/>
-          <w:sz w:val="21"/>
-          <w:szCs w:val="21"/>
-        </w:rPr>
-        <w:t xml:space="preserve">Middleware-enforced authorization: authorize(), requireAdmin(), and requireSuperAdmin() route guards</w:t>
-      </w:r>
-    </w:p>
-    <w:p>
-      <w:pPr>
-        <w:pStyle w:val="ListParagraph"/>
-        <w:numPr>
-          <w:ilvl w:val="0"/>
-          <w:numId w:val="1"/>
-        </w:numPr>
-        <w:spacing w:after="60" w:line="300"/>
-      </w:pPr>
-      <w:r>
-        <w:rPr>
-          <w:rFonts w:ascii="Calibri" w:cs="Calibri" w:eastAsia="Calibri" w:hAnsi="Calibri"/>
-          <w:color w:val="1e293b"/>
-          <w:sz w:val="21"/>
-          <w:szCs w:val="21"/>
-        </w:rPr>
-        <w:t xml:space="preserve">Module-level access control: Features are dynamically enabled/disabled per tenant via modulesEnabled configuration</w:t>
-      </w:r>
-    </w:p>
-    <w:p>
-      <w:pPr>
-        <w:pStyle w:val="ListParagraph"/>
-        <w:numPr>
-          <w:ilvl w:val="0"/>
-          <w:numId w:val="1"/>
-        </w:numPr>
-        <w:spacing w:after="60" w:line="300"/>
-      </w:pPr>
-      <w:r>
-        <w:rPr>
-          <w:rFonts w:ascii="Calibri" w:cs="Calibri" w:eastAsia="Calibri" w:hAnsi="Calibri"/>
-          <w:color w:val="1e293b"/>
-          <w:sz w:val="21"/>
-          <w:szCs w:val="21"/>
-        </w:rPr>
-        <w:t xml:space="preserve">Admin API key: Secondary authentication layer for platform-level administrative operations</w:t>
-      </w:r>
-    </w:p>
-    <w:p>
-      <w:pPr>
-        <w:spacing w:before="150"/>
+        <w:spacing w:after="60" w:line="300"/>
+        <w:ind w:left="400"/>
+      </w:pPr>
+      <w:r>
+        <w:rPr>
+          <w:rFonts w:ascii="Calibri" w:cs="Calibri" w:eastAsia="Calibri" w:hAnsi="Calibri"/>
+          <w:color w:val="1e293b"/>
+          <w:sz w:val="21"/>
+          <w:szCs w:val="21"/>
+        </w:rPr>
+        <w:t xml:space="preserve">•  JWT-based authentication with Bearer token validation on every API request</w:t>
+      </w:r>
+    </w:p>
+    <w:p>
+      <w:pPr>
+        <w:spacing w:after="60" w:line="300"/>
+        <w:ind w:left="400"/>
+      </w:pPr>
+      <w:r>
+        <w:rPr>
+          <w:rFonts w:ascii="Calibri" w:cs="Calibri" w:eastAsia="Calibri" w:hAnsi="Calibri"/>
+          <w:color w:val="1e293b"/>
+          <w:sz w:val="21"/>
+          <w:szCs w:val="21"/>
+        </w:rPr>
+        <w:t xml:space="preserve">•  Middleware-enforced authorization with route-level guards</w:t>
+      </w:r>
+    </w:p>
+    <w:p>
+      <w:pPr>
+        <w:spacing w:after="60" w:line="300"/>
+        <w:ind w:left="400"/>
+      </w:pPr>
+      <w:r>
+        <w:rPr>
+          <w:rFonts w:ascii="Calibri" w:cs="Calibri" w:eastAsia="Calibri" w:hAnsi="Calibri"/>
+          <w:color w:val="1e293b"/>
+          <w:sz w:val="21"/>
+          <w:szCs w:val="21"/>
+        </w:rPr>
+        <w:t xml:space="preserve">•  Module-level access control dynamically enabled/disabled per tenant</w:t>
+      </w:r>
+    </w:p>
+    <w:p>
+      <w:pPr>
+        <w:spacing w:before="150" w:after="40"/>
         <w:jc w:val="center"/>
       </w:pPr>
       <w:r>
         <w:drawing>
           <wp:inline distT="0" distB="0" distL="0" distR="0">
-            <wp:extent cx="5334000" cy="2809875"/>
+            <wp:extent cx="5238750" cy="2943225"/>
             <wp:effectExtent t="0" r="0" b="0" l="0"/>
             <wp:docPr id="1" name="" descr="" title=""/>
             <wp:cNvGraphicFramePr>
@@ -4091,7 +3732,7 @@
                   <pic:spPr bwMode="auto">
                     <a:xfrm>
                       <a:off x="0" y="0"/>
-                      <a:ext cx="5334000" cy="2809875"/>
+                      <a:ext cx="5238750" cy="2943225"/>
                     </a:xfrm>
                     <a:prstGeom prst="rect">
                       <a:avLst/>
@@ -4118,7 +3759,7 @@
           <w:sz w:val="18"/>
           <w:szCs w:val="18"/>
         </w:rPr>
-        <w:t xml:space="preserve">Figure: Platform Settings — User &amp; Access Management</w:t>
+        <w:t xml:space="preserve">Figure: Platform Settings — User and Access Management</w:t>
       </w:r>
     </w:p>
     <w:p>
@@ -4140,116 +3781,77 @@
     </w:p>
     <w:p>
       <w:pPr>
-        <w:pStyle w:val="ListParagraph"/>
-        <w:numPr>
-          <w:ilvl w:val="0"/>
-          <w:numId w:val="1"/>
-        </w:numPr>
-        <w:spacing w:after="60" w:line="300"/>
-      </w:pPr>
-      <w:r>
-        <w:rPr>
-          <w:rFonts w:ascii="Calibri" w:cs="Calibri" w:eastAsia="Calibri" w:hAnsi="Calibri"/>
-          <w:color w:val="1e293b"/>
-          <w:sz w:val="21"/>
-          <w:szCs w:val="21"/>
-        </w:rPr>
-        <w:t xml:space="preserve">Automated daily database backups with 30-day retention on managed PostgreSQL</w:t>
-      </w:r>
-    </w:p>
-    <w:p>
-      <w:pPr>
-        <w:pStyle w:val="ListParagraph"/>
-        <w:numPr>
-          <w:ilvl w:val="0"/>
-          <w:numId w:val="1"/>
-        </w:numPr>
-        <w:spacing w:after="60" w:line="300"/>
-      </w:pPr>
-      <w:r>
-        <w:rPr>
-          <w:rFonts w:ascii="Calibri" w:cs="Calibri" w:eastAsia="Calibri" w:hAnsi="Calibri"/>
-          <w:color w:val="1e293b"/>
-          <w:sz w:val="21"/>
-          <w:szCs w:val="21"/>
-        </w:rPr>
-        <w:t xml:space="preserve">Point-in-time recovery capability within the backup retention window</w:t>
-      </w:r>
-    </w:p>
-    <w:p>
-      <w:pPr>
-        <w:pStyle w:val="ListParagraph"/>
-        <w:numPr>
-          <w:ilvl w:val="0"/>
-          <w:numId w:val="1"/>
-        </w:numPr>
-        <w:spacing w:after="60" w:line="300"/>
-      </w:pPr>
-      <w:r>
-        <w:rPr>
-          <w:rFonts w:ascii="Calibri" w:cs="Calibri" w:eastAsia="Calibri" w:hAnsi="Calibri"/>
-          <w:color w:val="1e293b"/>
-          <w:sz w:val="21"/>
-          <w:szCs w:val="21"/>
-        </w:rPr>
-        <w:t xml:space="preserve">Application code versioned in Git with automated deployment pipelines</w:t>
-      </w:r>
-    </w:p>
-    <w:p>
-      <w:pPr>
-        <w:pStyle w:val="ListParagraph"/>
-        <w:numPr>
-          <w:ilvl w:val="0"/>
-          <w:numId w:val="1"/>
-        </w:numPr>
-        <w:spacing w:after="60" w:line="300"/>
-      </w:pPr>
-      <w:r>
-        <w:rPr>
-          <w:rFonts w:ascii="Calibri" w:cs="Calibri" w:eastAsia="Calibri" w:hAnsi="Calibri"/>
-          <w:color w:val="1e293b"/>
-          <w:sz w:val="21"/>
-          <w:szCs w:val="21"/>
-        </w:rPr>
-        <w:t xml:space="preserve">Checkpoint system: Platform creates automatic snapshots of codebase, database, and configuration</w:t>
-      </w:r>
-    </w:p>
-    <w:p>
-      <w:pPr>
-        <w:pStyle w:val="ListParagraph"/>
-        <w:numPr>
-          <w:ilvl w:val="0"/>
-          <w:numId w:val="1"/>
-        </w:numPr>
-        <w:spacing w:after="60" w:line="300"/>
-      </w:pPr>
-      <w:r>
-        <w:rPr>
-          <w:rFonts w:ascii="Calibri" w:cs="Calibri" w:eastAsia="Calibri" w:hAnsi="Calibri"/>
-          <w:color w:val="1e293b"/>
-          <w:sz w:val="21"/>
-          <w:szCs w:val="21"/>
-        </w:rPr>
-        <w:t xml:space="preserve">Rollback capability: Any checkpoint can be restored within minutes</w:t>
-      </w:r>
-    </w:p>
-    <w:p>
-      <w:pPr>
-        <w:pStyle w:val="ListParagraph"/>
-        <w:numPr>
-          <w:ilvl w:val="0"/>
-          <w:numId w:val="1"/>
-        </w:numPr>
-        <w:spacing w:after="60" w:line="300"/>
-      </w:pPr>
-      <w:r>
-        <w:rPr>
-          <w:rFonts w:ascii="Calibri" w:cs="Calibri" w:eastAsia="Calibri" w:hAnsi="Calibri"/>
-          <w:color w:val="1e293b"/>
-          <w:sz w:val="21"/>
-          <w:szCs w:val="21"/>
-        </w:rPr>
-        <w:t xml:space="preserve">File storage redundancy: DigitalOcean Spaces provides 3x data replication across availability zones</w:t>
+        <w:spacing w:after="60" w:line="300"/>
+        <w:ind w:left="400"/>
+      </w:pPr>
+      <w:r>
+        <w:rPr>
+          <w:rFonts w:ascii="Calibri" w:cs="Calibri" w:eastAsia="Calibri" w:hAnsi="Calibri"/>
+          <w:color w:val="1e293b"/>
+          <w:sz w:val="21"/>
+          <w:szCs w:val="21"/>
+        </w:rPr>
+        <w:t xml:space="preserve">•  Automated daily database backups with 30-day retention</w:t>
+      </w:r>
+    </w:p>
+    <w:p>
+      <w:pPr>
+        <w:spacing w:after="60" w:line="300"/>
+        <w:ind w:left="400"/>
+      </w:pPr>
+      <w:r>
+        <w:rPr>
+          <w:rFonts w:ascii="Calibri" w:cs="Calibri" w:eastAsia="Calibri" w:hAnsi="Calibri"/>
+          <w:color w:val="1e293b"/>
+          <w:sz w:val="21"/>
+          <w:szCs w:val="21"/>
+        </w:rPr>
+        <w:t xml:space="preserve">•  Point-in-time recovery capability within backup retention window</w:t>
+      </w:r>
+    </w:p>
+    <w:p>
+      <w:pPr>
+        <w:spacing w:after="60" w:line="300"/>
+        <w:ind w:left="400"/>
+      </w:pPr>
+      <w:r>
+        <w:rPr>
+          <w:rFonts w:ascii="Calibri" w:cs="Calibri" w:eastAsia="Calibri" w:hAnsi="Calibri"/>
+          <w:color w:val="1e293b"/>
+          <w:sz w:val="21"/>
+          <w:szCs w:val="21"/>
+        </w:rPr>
+        <w:t xml:space="preserve">•  Application code versioned in Git with automated deployment pipelines</w:t>
+      </w:r>
+    </w:p>
+    <w:p>
+      <w:pPr>
+        <w:spacing w:after="60" w:line="300"/>
+        <w:ind w:left="400"/>
+      </w:pPr>
+      <w:r>
+        <w:rPr>
+          <w:rFonts w:ascii="Calibri" w:cs="Calibri" w:eastAsia="Calibri" w:hAnsi="Calibri"/>
+          <w:color w:val="1e293b"/>
+          <w:sz w:val="21"/>
+          <w:szCs w:val="21"/>
+        </w:rPr>
+        <w:t xml:space="preserve">•  Checkpoint system with automatic snapshots of codebase, database, and configuration</w:t>
+      </w:r>
+    </w:p>
+    <w:p>
+      <w:pPr>
+        <w:spacing w:after="60" w:line="300"/>
+        <w:ind w:left="400"/>
+      </w:pPr>
+      <w:r>
+        <w:rPr>
+          <w:rFonts w:ascii="Calibri" w:cs="Calibri" w:eastAsia="Calibri" w:hAnsi="Calibri"/>
+          <w:color w:val="1e293b"/>
+          <w:sz w:val="21"/>
+          <w:szCs w:val="21"/>
+        </w:rPr>
+        <w:t xml:space="preserve">•  File storage redundancy: 3x data replication across availability zones</w:t>
       </w:r>
     </w:p>
     <w:p>
@@ -4271,97 +3873,62 @@
     </w:p>
     <w:p>
       <w:pPr>
-        <w:pStyle w:val="ListParagraph"/>
-        <w:numPr>
-          <w:ilvl w:val="0"/>
-          <w:numId w:val="1"/>
-        </w:numPr>
-        <w:spacing w:after="60" w:line="300"/>
-      </w:pPr>
-      <w:r>
-        <w:rPr>
-          <w:rFonts w:ascii="Calibri" w:cs="Calibri" w:eastAsia="Calibri" w:hAnsi="Calibri"/>
-          <w:color w:val="1e293b"/>
-          <w:sz w:val="21"/>
-          <w:szCs w:val="21"/>
-        </w:rPr>
-        <w:t xml:space="preserve">Target SLA: 99.9% uptime (8.76 hours maximum annual downtime)</w:t>
-      </w:r>
-    </w:p>
-    <w:p>
-      <w:pPr>
-        <w:pStyle w:val="ListParagraph"/>
-        <w:numPr>
-          <w:ilvl w:val="0"/>
-          <w:numId w:val="1"/>
-        </w:numPr>
-        <w:spacing w:after="60" w:line="300"/>
-      </w:pPr>
-      <w:r>
-        <w:rPr>
-          <w:rFonts w:ascii="Calibri" w:cs="Calibri" w:eastAsia="Calibri" w:hAnsi="Calibri"/>
-          <w:color w:val="1e293b"/>
-          <w:sz w:val="21"/>
-          <w:szCs w:val="21"/>
-        </w:rPr>
-        <w:t xml:space="preserve">DigitalOcean App Platform SLA: 99.95% for managed applications</w:t>
-      </w:r>
-    </w:p>
-    <w:p>
-      <w:pPr>
-        <w:pStyle w:val="ListParagraph"/>
-        <w:numPr>
-          <w:ilvl w:val="0"/>
-          <w:numId w:val="1"/>
-        </w:numPr>
-        <w:spacing w:after="60" w:line="300"/>
-      </w:pPr>
-      <w:r>
-        <w:rPr>
-          <w:rFonts w:ascii="Calibri" w:cs="Calibri" w:eastAsia="Calibri" w:hAnsi="Calibri"/>
-          <w:color w:val="1e293b"/>
-          <w:sz w:val="21"/>
-          <w:szCs w:val="21"/>
-        </w:rPr>
-        <w:t xml:space="preserve">Database SLA: 99.99% for managed PostgreSQL</w:t>
-      </w:r>
-    </w:p>
-    <w:p>
-      <w:pPr>
-        <w:pStyle w:val="ListParagraph"/>
-        <w:numPr>
-          <w:ilvl w:val="0"/>
-          <w:numId w:val="1"/>
-        </w:numPr>
-        <w:spacing w:after="60" w:line="300"/>
-      </w:pPr>
-      <w:r>
-        <w:rPr>
-          <w:rFonts w:ascii="Calibri" w:cs="Calibri" w:eastAsia="Calibri" w:hAnsi="Calibri"/>
-          <w:color w:val="1e293b"/>
-          <w:sz w:val="21"/>
-          <w:szCs w:val="21"/>
-        </w:rPr>
-        <w:t xml:space="preserve">Health check monitoring with automated restart on failure detection</w:t>
-      </w:r>
-    </w:p>
-    <w:p>
-      <w:pPr>
-        <w:pStyle w:val="ListParagraph"/>
-        <w:numPr>
-          <w:ilvl w:val="0"/>
-          <w:numId w:val="1"/>
-        </w:numPr>
-        <w:spacing w:after="60" w:line="300"/>
-      </w:pPr>
-      <w:r>
-        <w:rPr>
-          <w:rFonts w:ascii="Calibri" w:cs="Calibri" w:eastAsia="Calibri" w:hAnsi="Calibri"/>
-          <w:color w:val="1e293b"/>
-          <w:sz w:val="21"/>
-          <w:szCs w:val="21"/>
-        </w:rPr>
-        <w:t xml:space="preserve">CDN-based frontend delivery ensures availability even during backend maintenance windows</w:t>
+        <w:spacing w:after="60" w:line="300"/>
+        <w:ind w:left="400"/>
+      </w:pPr>
+      <w:r>
+        <w:rPr>
+          <w:rFonts w:ascii="Calibri" w:cs="Calibri" w:eastAsia="Calibri" w:hAnsi="Calibri"/>
+          <w:color w:val="1e293b"/>
+          <w:sz w:val="21"/>
+          <w:szCs w:val="21"/>
+        </w:rPr>
+        <w:t xml:space="preserve">•  Target SLA: 99.9% uptime (8.76 hours maximum annual downtime)</w:t>
+      </w:r>
+    </w:p>
+    <w:p>
+      <w:pPr>
+        <w:spacing w:after="60" w:line="300"/>
+        <w:ind w:left="400"/>
+      </w:pPr>
+      <w:r>
+        <w:rPr>
+          <w:rFonts w:ascii="Calibri" w:cs="Calibri" w:eastAsia="Calibri" w:hAnsi="Calibri"/>
+          <w:color w:val="1e293b"/>
+          <w:sz w:val="21"/>
+          <w:szCs w:val="21"/>
+        </w:rPr>
+        <w:t xml:space="preserve">•  Managed application SLA: 99.95%</w:t>
+      </w:r>
+    </w:p>
+    <w:p>
+      <w:pPr>
+        <w:spacing w:after="60" w:line="300"/>
+        <w:ind w:left="400"/>
+      </w:pPr>
+      <w:r>
+        <w:rPr>
+          <w:rFonts w:ascii="Calibri" w:cs="Calibri" w:eastAsia="Calibri" w:hAnsi="Calibri"/>
+          <w:color w:val="1e293b"/>
+          <w:sz w:val="21"/>
+          <w:szCs w:val="21"/>
+        </w:rPr>
+        <w:t xml:space="preserve">•  Database SLA: 99.99% for managed PostgreSQL</w:t>
+      </w:r>
+    </w:p>
+    <w:p>
+      <w:pPr>
+        <w:spacing w:after="60" w:line="300"/>
+        <w:ind w:left="400"/>
+      </w:pPr>
+      <w:r>
+        <w:rPr>
+          <w:rFonts w:ascii="Calibri" w:cs="Calibri" w:eastAsia="Calibri" w:hAnsi="Calibri"/>
+          <w:color w:val="1e293b"/>
+          <w:sz w:val="21"/>
+          <w:szCs w:val="21"/>
+        </w:rPr>
+        <w:t xml:space="preserve">•  Health check monitoring with automated restart on failure</w:t>
       </w:r>
     </w:p>
     <w:p>
@@ -4397,20 +3964,6 @@
     </w:p>
     <w:p>
       <w:pPr>
-        <w:spacing w:after="120" w:line="320"/>
-      </w:pPr>
-      <w:r>
-        <w:rPr>
-          <w:rFonts w:ascii="Calibri" w:cs="Calibri" w:eastAsia="Calibri" w:hAnsi="Calibri"/>
-          <w:color w:val="1e293b"/>
-          <w:sz w:val="21"/>
-          <w:szCs w:val="21"/>
-        </w:rPr>
-        <w:t xml:space="preserve"/>
-      </w:r>
-    </w:p>
-    <w:p>
-      <w:pPr>
         <w:spacing w:after="100" w:line="320"/>
       </w:pPr>
       <w:r>
@@ -4431,21 +3984,7 @@
           <w:sz w:val="21"/>
           <w:szCs w:val="21"/>
         </w:rPr>
-        <w:t xml:space="preserve">React 18 + TypeScript frontend with Radix UI components, served via Vite with hot module replacement. Communicates with the backend exclusively through RESTful API calls. TanStack Query manages server state with intelligent caching.</w:t>
-      </w:r>
-    </w:p>
-    <w:p>
-      <w:pPr>
-        <w:spacing w:after="120" w:line="320"/>
-      </w:pPr>
-      <w:r>
-        <w:rPr>
-          <w:rFonts w:ascii="Calibri" w:cs="Calibri" w:eastAsia="Calibri" w:hAnsi="Calibri"/>
-          <w:color w:val="1e293b"/>
-          <w:sz w:val="21"/>
-          <w:szCs w:val="21"/>
-        </w:rPr>
-        <w:t xml:space="preserve"/>
+        <w:t xml:space="preserve">React 18 + TypeScript frontend with Radix UI components, served via Vite. TanStack Query manages server state with intelligent caching.</w:t>
       </w:r>
     </w:p>
     <w:p>
@@ -4470,21 +4009,7 @@
           <w:sz w:val="21"/>
           <w:szCs w:val="21"/>
         </w:rPr>
-        <w:t xml:space="preserve">Express.js (Node.js) backend with TypeScript. Handles routing, authentication (JWT), tenant resolution, and business logic. Integrates with external AI services (Groq, OpenAI, Hume AI, Tavus) through service abstraction layers.</w:t>
-      </w:r>
-    </w:p>
-    <w:p>
-      <w:pPr>
-        <w:spacing w:after="120" w:line="320"/>
-      </w:pPr>
-      <w:r>
-        <w:rPr>
-          <w:rFonts w:ascii="Calibri" w:cs="Calibri" w:eastAsia="Calibri" w:hAnsi="Calibri"/>
-          <w:color w:val="1e293b"/>
-          <w:sz w:val="21"/>
-          <w:szCs w:val="21"/>
-        </w:rPr>
-        <w:t xml:space="preserve"/>
+        <w:t xml:space="preserve">Express.js (Node.js) backend with TypeScript. Handles routing, JWT authentication, tenant resolution, and business logic.</w:t>
       </w:r>
     </w:p>
     <w:p>
@@ -4509,21 +4034,7 @@
           <w:sz w:val="21"/>
           <w:szCs w:val="21"/>
         </w:rPr>
-        <w:t xml:space="preserve">Multi-agent orchestration system using LangGraph patterns. Specialised agents for recruitment sourcing, integrity screening, onboarding automation, and HR management operate as composable, stateful workflows.</w:t>
-      </w:r>
-    </w:p>
-    <w:p>
-      <w:pPr>
-        <w:spacing w:after="120" w:line="320"/>
-      </w:pPr>
-      <w:r>
-        <w:rPr>
-          <w:rFonts w:ascii="Calibri" w:cs="Calibri" w:eastAsia="Calibri" w:hAnsi="Calibri"/>
-          <w:color w:val="1e293b"/>
-          <w:sz w:val="21"/>
-          <w:szCs w:val="21"/>
-        </w:rPr>
-        <w:t xml:space="preserve"/>
+        <w:t xml:space="preserve">Multi-agent orchestration using LangGraph patterns. Specialised agents for sourcing, screening, onboarding, and HR management.</w:t>
       </w:r>
     </w:p>
     <w:p>
@@ -4548,21 +4059,7 @@
           <w:sz w:val="21"/>
           <w:szCs w:val="21"/>
         </w:rPr>
-        <w:t xml:space="preserve">PostgreSQL with Drizzle ORM providing type-safe queries. JSONB columns for flexible metadata. Vector embeddings (pgvector) for semantic candidate matching. File storage via S3-compatible object store.</w:t>
-      </w:r>
-    </w:p>
-    <w:p>
-      <w:pPr>
-        <w:spacing w:after="120" w:line="320"/>
-      </w:pPr>
-      <w:r>
-        <w:rPr>
-          <w:rFonts w:ascii="Calibri" w:cs="Calibri" w:eastAsia="Calibri" w:hAnsi="Calibri"/>
-          <w:color w:val="1e293b"/>
-          <w:sz w:val="21"/>
-          <w:szCs w:val="21"/>
-        </w:rPr>
-        <w:t xml:space="preserve"/>
+        <w:t xml:space="preserve">PostgreSQL with Drizzle ORM. JSONB for flexible metadata. Vector embeddings (pgvector) for semantic matching.</w:t>
       </w:r>
     </w:p>
     <w:p>
@@ -4587,18 +4084,18 @@
           <w:sz w:val="21"/>
           <w:szCs w:val="21"/>
         </w:rPr>
-        <w:t xml:space="preserve">REST APIs for PNet (ATSi V4), Meta WhatsApp Business API, email services, and external data providers. Webhook handlers for real-time event processing.</w:t>
-      </w:r>
-    </w:p>
-    <w:p>
-      <w:pPr>
-        <w:spacing w:before="150"/>
+        <w:t xml:space="preserve">REST APIs for PNet (ATSi V4), Meta WhatsApp Business API, email services, and external data providers.</w:t>
+      </w:r>
+    </w:p>
+    <w:p>
+      <w:pPr>
+        <w:spacing w:before="150" w:after="40"/>
         <w:jc w:val="center"/>
       </w:pPr>
       <w:r>
         <w:drawing>
           <wp:inline distT="0" distB="0" distL="0" distR="0">
-            <wp:extent cx="5334000" cy="2809875"/>
+            <wp:extent cx="5238750" cy="2943225"/>
             <wp:effectExtent t="0" r="0" b="0" l="0"/>
             <wp:docPr id="1" name="" descr="" title=""/>
             <wp:cNvGraphicFramePr>
@@ -4623,7 +4120,7 @@
                   <pic:spPr bwMode="auto">
                     <a:xfrm>
                       <a:off x="0" y="0"/>
-                      <a:ext cx="5334000" cy="2809875"/>
+                      <a:ext cx="5238750" cy="2943225"/>
                     </a:xfrm>
                     <a:prstGeom prst="rect">
                       <a:avLst/>
@@ -4711,13 +4208,13 @@
     </w:p>
     <w:p>
       <w:pPr>
-        <w:spacing w:before="150"/>
+        <w:spacing w:before="150" w:after="40"/>
         <w:jc w:val="center"/>
       </w:pPr>
       <w:r>
         <w:drawing>
           <wp:inline distT="0" distB="0" distL="0" distR="0">
-            <wp:extent cx="5334000" cy="2809875"/>
+            <wp:extent cx="5238750" cy="2943225"/>
             <wp:effectExtent t="0" r="0" b="0" l="0"/>
             <wp:docPr id="1" name="" descr="" title=""/>
             <wp:cNvGraphicFramePr>
@@ -4742,7 +4239,7 @@
                   <pic:spPr bwMode="auto">
                     <a:xfrm>
                       <a:off x="0" y="0"/>
-                      <a:ext cx="5334000" cy="2809875"/>
+                      <a:ext cx="5238750" cy="2943225"/>
                     </a:xfrm>
                     <a:prstGeom prst="rect">
                       <a:avLst/>
@@ -4774,13 +4271,13 @@
     </w:p>
     <w:p>
       <w:pPr>
-        <w:spacing w:before="150"/>
+        <w:spacing w:before="150" w:after="40"/>
         <w:jc w:val="center"/>
       </w:pPr>
       <w:r>
         <w:drawing>
           <wp:inline distT="0" distB="0" distL="0" distR="0">
-            <wp:extent cx="5334000" cy="2809875"/>
+            <wp:extent cx="5238750" cy="2943225"/>
             <wp:effectExtent t="0" r="0" b="0" l="0"/>
             <wp:docPr id="1" name="" descr="" title=""/>
             <wp:cNvGraphicFramePr>
@@ -4805,7 +4302,7 @@
                   <pic:spPr bwMode="auto">
                     <a:xfrm>
                       <a:off x="0" y="0"/>
-                      <a:ext cx="5334000" cy="2809875"/>
+                      <a:ext cx="5238750" cy="2943225"/>
                     </a:xfrm>
                     <a:prstGeom prst="rect">
                       <a:avLst/>
@@ -5007,7 +4504,7 @@
                 <w:sz w:val="19"/>
                 <w:szCs w:val="19"/>
               </w:rPr>
-              <w:t xml:space="preserve">REST API (XML/JSON)</w:t>
+              <w:t xml:space="preserve">REST API</w:t>
             </w:r>
           </w:p>
         </w:tc>
@@ -5033,7 +4530,7 @@
                 <w:sz w:val="19"/>
                 <w:szCs w:val="19"/>
               </w:rPr>
-              <w:t xml:space="preserve">South Africa's largest CV database — job posting, application processing, candidate retrieval</w:t>
+              <w:t xml:space="preserve">SA's largest CV database — job posting, applications, candidate retrieval</w:t>
             </w:r>
           </w:p>
         </w:tc>
@@ -5085,32 +4582,32 @@
                 <w:sz w:val="19"/>
                 <w:szCs w:val="19"/>
               </w:rPr>
-              <w:t xml:space="preserve">Meta Graph API + Webhooks</w:t>
-            </w:r>
-          </w:p>
-        </w:tc>
-        <w:tc>
-          <w:tcPr>
-            <w:tcBorders>
-              <w:top w:val="single" w:color="cbd5e1" w:sz="1"/>
-              <w:left w:val="single" w:color="cbd5e1" w:sz="1"/>
-              <w:bottom w:val="single" w:color="cbd5e1" w:sz="1"/>
-              <w:right w:val="single" w:color="cbd5e1" w:sz="1"/>
-            </w:tcBorders>
-            <w:vAlign w:val="center"/>
-          </w:tcPr>
-          <w:p>
-            <w:pPr>
-              <w:spacing w:before="30" w:after="30"/>
-            </w:pPr>
-            <w:r>
-              <w:rPr>
-                <w:rFonts w:ascii="Calibri" w:cs="Calibri" w:eastAsia="Calibri" w:hAnsi="Calibri"/>
-                <w:color w:val="1e293b"/>
-                <w:sz w:val="19"/>
-                <w:szCs w:val="19"/>
-              </w:rPr>
-              <w:t xml:space="preserve">Candidate communication, automated document collection, interview scheduling, KPI notifications</w:t>
+              <w:t xml:space="preserve">Meta Graph API</w:t>
+            </w:r>
+          </w:p>
+        </w:tc>
+        <w:tc>
+          <w:tcPr>
+            <w:tcBorders>
+              <w:top w:val="single" w:color="cbd5e1" w:sz="1"/>
+              <w:left w:val="single" w:color="cbd5e1" w:sz="1"/>
+              <w:bottom w:val="single" w:color="cbd5e1" w:sz="1"/>
+              <w:right w:val="single" w:color="cbd5e1" w:sz="1"/>
+            </w:tcBorders>
+            <w:vAlign w:val="center"/>
+          </w:tcPr>
+          <w:p>
+            <w:pPr>
+              <w:spacing w:before="30" w:after="30"/>
+            </w:pPr>
+            <w:r>
+              <w:rPr>
+                <w:rFonts w:ascii="Calibri" w:cs="Calibri" w:eastAsia="Calibri" w:hAnsi="Calibri"/>
+                <w:color w:val="1e293b"/>
+                <w:sz w:val="19"/>
+                <w:szCs w:val="19"/>
+              </w:rPr>
+              <w:t xml:space="preserve">Candidate communication, document collection, scheduling</w:t>
             </w:r>
           </w:p>
         </w:tc>
@@ -5190,7 +4687,7 @@
                 <w:sz w:val="19"/>
                 <w:szCs w:val="19"/>
               </w:rPr>
-              <w:t xml:space="preserve">AI-powered CV parsing, candidate screening, match scoring, job spec generation</w:t>
+              <w:t xml:space="preserve">CV parsing, screening, match scoring, job spec generation</w:t>
             </w:r>
           </w:p>
         </w:tc>
@@ -5267,7 +4764,7 @@
                 <w:sz w:val="19"/>
                 <w:szCs w:val="19"/>
               </w:rPr>
-              <w:t xml:space="preserve">Vector embeddings (text-embedding-3-small) for semantic candidate matching</w:t>
+              <w:t xml:space="preserve">Vector embeddings for semantic candidate matching</w:t>
             </w:r>
           </w:p>
         </w:tc>
@@ -5347,7 +4844,7 @@
                 <w:sz w:val="19"/>
                 <w:szCs w:val="19"/>
               </w:rPr>
-              <w:t xml:space="preserve">Empathic voice interviews with emotion detection and real-time analysis</w:t>
+              <w:t xml:space="preserve">Empathic voice interviews with emotion detection</w:t>
             </w:r>
           </w:p>
         </w:tc>
@@ -5424,7 +4921,7 @@
                 <w:sz w:val="19"/>
                 <w:szCs w:val="19"/>
               </w:rPr>
-              <w:t xml:space="preserve">AI avatar video interviews with personalised interviewer personas</w:t>
+              <w:t xml:space="preserve">AI avatar video interviews with personalised personas</w:t>
             </w:r>
           </w:p>
         </w:tc>
@@ -5504,7 +5001,7 @@
                 <w:sz w:val="19"/>
                 <w:szCs w:val="19"/>
               </w:rPr>
-              <w:t xml:space="preserve">Automated notifications for IT provisioning, HR alerts, and candidate communications</w:t>
+              <w:t xml:space="preserve">Automated notifications and HR alerts</w:t>
             </w:r>
           </w:p>
         </w:tc>
@@ -5546,59 +5043,47 @@
     </w:p>
     <w:p>
       <w:pPr>
-        <w:pStyle w:val="ListParagraph"/>
-        <w:numPr>
-          <w:ilvl w:val="0"/>
-          <w:numId w:val="1"/>
-        </w:numPr>
-        <w:spacing w:after="60" w:line="300"/>
-      </w:pPr>
-      <w:r>
-        <w:rPr>
-          <w:rFonts w:ascii="Calibri" w:cs="Calibri" w:eastAsia="Calibri" w:hAnsi="Calibri"/>
-          <w:color w:val="1e293b"/>
-          <w:sz w:val="21"/>
-          <w:szCs w:val="21"/>
-        </w:rPr>
-        <w:t xml:space="preserve">RESTful API architecture enables standard integration with major HRIS platforms (SAP SuccessFactors, Oracle HCM, Workday)</w:t>
-      </w:r>
-    </w:p>
-    <w:p>
-      <w:pPr>
-        <w:pStyle w:val="ListParagraph"/>
-        <w:numPr>
-          <w:ilvl w:val="0"/>
-          <w:numId w:val="1"/>
-        </w:numPr>
-        <w:spacing w:after="60" w:line="300"/>
-      </w:pPr>
-      <w:r>
-        <w:rPr>
-          <w:rFonts w:ascii="Calibri" w:cs="Calibri" w:eastAsia="Calibri" w:hAnsi="Calibri"/>
-          <w:color w:val="1e293b"/>
-          <w:sz w:val="21"/>
-          <w:szCs w:val="21"/>
-        </w:rPr>
-        <w:t xml:space="preserve">Employee data synchronisation via configurable API endpoints for new hire provisioning</w:t>
-      </w:r>
-    </w:p>
-    <w:p>
-      <w:pPr>
-        <w:pStyle w:val="ListParagraph"/>
-        <w:numPr>
-          <w:ilvl w:val="0"/>
-          <w:numId w:val="1"/>
-        </w:numPr>
-        <w:spacing w:after="60" w:line="300"/>
-      </w:pPr>
-      <w:r>
-        <w:rPr>
-          <w:rFonts w:ascii="Calibri" w:cs="Calibri" w:eastAsia="Calibri" w:hAnsi="Calibri"/>
-          <w:color w:val="1e293b"/>
-          <w:sz w:val="21"/>
-          <w:szCs w:val="21"/>
-        </w:rPr>
-        <w:t xml:space="preserve">Onboarding automation agent handles IT provisioning workflows (email, access cards, equipment) compatible with HRIS triggers</w:t>
+        <w:spacing w:after="60" w:line="300"/>
+        <w:ind w:left="400"/>
+      </w:pPr>
+      <w:r>
+        <w:rPr>
+          <w:rFonts w:ascii="Calibri" w:cs="Calibri" w:eastAsia="Calibri" w:hAnsi="Calibri"/>
+          <w:color w:val="1e293b"/>
+          <w:sz w:val="21"/>
+          <w:szCs w:val="21"/>
+        </w:rPr>
+        <w:t xml:space="preserve">•  RESTful API enables integration with SAP SuccessFactors, Oracle HCM, Workday</w:t>
+      </w:r>
+    </w:p>
+    <w:p>
+      <w:pPr>
+        <w:spacing w:after="60" w:line="300"/>
+        <w:ind w:left="400"/>
+      </w:pPr>
+      <w:r>
+        <w:rPr>
+          <w:rFonts w:ascii="Calibri" w:cs="Calibri" w:eastAsia="Calibri" w:hAnsi="Calibri"/>
+          <w:color w:val="1e293b"/>
+          <w:sz w:val="21"/>
+          <w:szCs w:val="21"/>
+        </w:rPr>
+        <w:t xml:space="preserve">•  Employee data synchronisation for new hire provisioning</w:t>
+      </w:r>
+    </w:p>
+    <w:p>
+      <w:pPr>
+        <w:spacing w:after="60" w:line="300"/>
+        <w:ind w:left="400"/>
+      </w:pPr>
+      <w:r>
+        <w:rPr>
+          <w:rFonts w:ascii="Calibri" w:cs="Calibri" w:eastAsia="Calibri" w:hAnsi="Calibri"/>
+          <w:color w:val="1e293b"/>
+          <w:sz w:val="21"/>
+          <w:szCs w:val="21"/>
+        </w:rPr>
+        <w:t xml:space="preserve">•  Onboarding agent handles IT provisioning workflows compatible with HRIS triggers</w:t>
       </w:r>
     </w:p>
     <w:p>
@@ -5620,59 +5105,47 @@
     </w:p>
     <w:p>
       <w:pPr>
-        <w:pStyle w:val="ListParagraph"/>
-        <w:numPr>
-          <w:ilvl w:val="0"/>
-          <w:numId w:val="1"/>
-        </w:numPr>
-        <w:spacing w:after="60" w:line="300"/>
-      </w:pPr>
-      <w:r>
-        <w:rPr>
-          <w:rFonts w:ascii="Calibri" w:cs="Calibri" w:eastAsia="Calibri" w:hAnsi="Calibri"/>
-          <w:color w:val="1e293b"/>
-          <w:sz w:val="21"/>
-          <w:szCs w:val="21"/>
-        </w:rPr>
-        <w:t xml:space="preserve">Employee compensation data managed through KPI and performance management modules</w:t>
-      </w:r>
-    </w:p>
-    <w:p>
-      <w:pPr>
-        <w:pStyle w:val="ListParagraph"/>
-        <w:numPr>
-          <w:ilvl w:val="0"/>
-          <w:numId w:val="1"/>
-        </w:numPr>
-        <w:spacing w:after="60" w:line="300"/>
-      </w:pPr>
-      <w:r>
-        <w:rPr>
-          <w:rFonts w:ascii="Calibri" w:cs="Calibri" w:eastAsia="Calibri" w:hAnsi="Calibri"/>
-          <w:color w:val="1e293b"/>
-          <w:sz w:val="21"/>
-          <w:szCs w:val="21"/>
-        </w:rPr>
-        <w:t xml:space="preserve">Salary reconciliation engine (demonstrated in FleetLogix module) can be extended to payroll systems</w:t>
-      </w:r>
-    </w:p>
-    <w:p>
-      <w:pPr>
-        <w:pStyle w:val="ListParagraph"/>
-        <w:numPr>
-          <w:ilvl w:val="0"/>
-          <w:numId w:val="1"/>
-        </w:numPr>
-        <w:spacing w:after="60" w:line="300"/>
-      </w:pPr>
-      <w:r>
-        <w:rPr>
-          <w:rFonts w:ascii="Calibri" w:cs="Calibri" w:eastAsia="Calibri" w:hAnsi="Calibri"/>
-          <w:color w:val="1e293b"/>
-          <w:sz w:val="21"/>
-          <w:szCs w:val="21"/>
-        </w:rPr>
-        <w:t xml:space="preserve">Export capabilities in CSV/Excel format for payroll system import</w:t>
+        <w:spacing w:after="60" w:line="300"/>
+        <w:ind w:left="400"/>
+      </w:pPr>
+      <w:r>
+        <w:rPr>
+          <w:rFonts w:ascii="Calibri" w:cs="Calibri" w:eastAsia="Calibri" w:hAnsi="Calibri"/>
+          <w:color w:val="1e293b"/>
+          <w:sz w:val="21"/>
+          <w:szCs w:val="21"/>
+        </w:rPr>
+        <w:t xml:space="preserve">•  Compensation data managed through KPI and performance modules</w:t>
+      </w:r>
+    </w:p>
+    <w:p>
+      <w:pPr>
+        <w:spacing w:after="60" w:line="300"/>
+        <w:ind w:left="400"/>
+      </w:pPr>
+      <w:r>
+        <w:rPr>
+          <w:rFonts w:ascii="Calibri" w:cs="Calibri" w:eastAsia="Calibri" w:hAnsi="Calibri"/>
+          <w:color w:val="1e293b"/>
+          <w:sz w:val="21"/>
+          <w:szCs w:val="21"/>
+        </w:rPr>
+        <w:t xml:space="preserve">•  Salary reconciliation engine extensible to payroll systems</w:t>
+      </w:r>
+    </w:p>
+    <w:p>
+      <w:pPr>
+        <w:spacing w:after="60" w:line="300"/>
+        <w:ind w:left="400"/>
+      </w:pPr>
+      <w:r>
+        <w:rPr>
+          <w:rFonts w:ascii="Calibri" w:cs="Calibri" w:eastAsia="Calibri" w:hAnsi="Calibri"/>
+          <w:color w:val="1e293b"/>
+          <w:sz w:val="21"/>
+          <w:szCs w:val="21"/>
+        </w:rPr>
+        <w:t xml:space="preserve">•  CSV/Excel export for payroll system import</w:t>
       </w:r>
     </w:p>
     <w:p>
@@ -5694,59 +5167,47 @@
     </w:p>
     <w:p>
       <w:pPr>
-        <w:pStyle w:val="ListParagraph"/>
-        <w:numPr>
-          <w:ilvl w:val="0"/>
-          <w:numId w:val="1"/>
-        </w:numPr>
-        <w:spacing w:after="60" w:line="300"/>
-      </w:pPr>
-      <w:r>
-        <w:rPr>
-          <w:rFonts w:ascii="Calibri" w:cs="Calibri" w:eastAsia="Calibri" w:hAnsi="Calibri"/>
-          <w:color w:val="1e293b"/>
-          <w:sz w:val="21"/>
-          <w:szCs w:val="21"/>
-        </w:rPr>
-        <w:t xml:space="preserve">API-first architecture supports webhook-based integration with ERP systems</w:t>
-      </w:r>
-    </w:p>
-    <w:p>
-      <w:pPr>
-        <w:pStyle w:val="ListParagraph"/>
-        <w:numPr>
-          <w:ilvl w:val="0"/>
-          <w:numId w:val="1"/>
-        </w:numPr>
-        <w:spacing w:after="60" w:line="300"/>
-      </w:pPr>
-      <w:r>
-        <w:rPr>
-          <w:rFonts w:ascii="Calibri" w:cs="Calibri" w:eastAsia="Calibri" w:hAnsi="Calibri"/>
-          <w:color w:val="1e293b"/>
-          <w:sz w:val="21"/>
-          <w:szCs w:val="21"/>
-        </w:rPr>
-        <w:t xml:space="preserve">Budget tracking in Executive Dashboard aligns with ERP financial modules</w:t>
-      </w:r>
-    </w:p>
-    <w:p>
-      <w:pPr>
-        <w:pStyle w:val="ListParagraph"/>
-        <w:numPr>
-          <w:ilvl w:val="0"/>
-          <w:numId w:val="1"/>
-        </w:numPr>
-        <w:spacing w:after="60" w:line="300"/>
-      </w:pPr>
-      <w:r>
-        <w:rPr>
-          <w:rFonts w:ascii="Calibri" w:cs="Calibri" w:eastAsia="Calibri" w:hAnsi="Calibri"/>
-          <w:color w:val="1e293b"/>
-          <w:sz w:val="21"/>
-          <w:szCs w:val="21"/>
-        </w:rPr>
-        <w:t xml:space="preserve">Document automation generates contracts and offer letters compatible with ERP document management</w:t>
+        <w:spacing w:after="60" w:line="300"/>
+        <w:ind w:left="400"/>
+      </w:pPr>
+      <w:r>
+        <w:rPr>
+          <w:rFonts w:ascii="Calibri" w:cs="Calibri" w:eastAsia="Calibri" w:hAnsi="Calibri"/>
+          <w:color w:val="1e293b"/>
+          <w:sz w:val="21"/>
+          <w:szCs w:val="21"/>
+        </w:rPr>
+        <w:t xml:space="preserve">•  API-first architecture supports webhook-based ERP integration</w:t>
+      </w:r>
+    </w:p>
+    <w:p>
+      <w:pPr>
+        <w:spacing w:after="60" w:line="300"/>
+        <w:ind w:left="400"/>
+      </w:pPr>
+      <w:r>
+        <w:rPr>
+          <w:rFonts w:ascii="Calibri" w:cs="Calibri" w:eastAsia="Calibri" w:hAnsi="Calibri"/>
+          <w:color w:val="1e293b"/>
+          <w:sz w:val="21"/>
+          <w:szCs w:val="21"/>
+        </w:rPr>
+        <w:t xml:space="preserve">•  Budget tracking aligns with ERP financial modules</w:t>
+      </w:r>
+    </w:p>
+    <w:p>
+      <w:pPr>
+        <w:spacing w:after="60" w:line="300"/>
+        <w:ind w:left="400"/>
+      </w:pPr>
+      <w:r>
+        <w:rPr>
+          <w:rFonts w:ascii="Calibri" w:cs="Calibri" w:eastAsia="Calibri" w:hAnsi="Calibri"/>
+          <w:color w:val="1e293b"/>
+          <w:sz w:val="21"/>
+          <w:szCs w:val="21"/>
+        </w:rPr>
+        <w:t xml:space="preserve">•  Document automation compatible with ERP document management</w:t>
       </w:r>
     </w:p>
     <w:p>
@@ -5768,59 +5229,47 @@
     </w:p>
     <w:p>
       <w:pPr>
-        <w:pStyle w:val="ListParagraph"/>
-        <w:numPr>
-          <w:ilvl w:val="0"/>
-          <w:numId w:val="1"/>
-        </w:numPr>
-        <w:spacing w:after="60" w:line="300"/>
-      </w:pPr>
-      <w:r>
-        <w:rPr>
-          <w:rFonts w:ascii="Calibri" w:cs="Calibri" w:eastAsia="Calibri" w:hAnsi="Calibri"/>
-          <w:color w:val="1e293b"/>
-          <w:sz w:val="21"/>
-          <w:szCs w:val="21"/>
-        </w:rPr>
-        <w:t xml:space="preserve">JWT-based authentication framework designed for SSO federation</w:t>
-      </w:r>
-    </w:p>
-    <w:p>
-      <w:pPr>
-        <w:pStyle w:val="ListParagraph"/>
-        <w:numPr>
-          <w:ilvl w:val="0"/>
-          <w:numId w:val="1"/>
-        </w:numPr>
-        <w:spacing w:after="60" w:line="300"/>
-      </w:pPr>
-      <w:r>
-        <w:rPr>
-          <w:rFonts w:ascii="Calibri" w:cs="Calibri" w:eastAsia="Calibri" w:hAnsi="Calibri"/>
-          <w:color w:val="1e293b"/>
-          <w:sz w:val="21"/>
-          <w:szCs w:val="21"/>
-        </w:rPr>
-        <w:t xml:space="preserve">Multi-tenant architecture supports external identity provider integration (Azure AD, Okta, Auth0)</w:t>
-      </w:r>
-    </w:p>
-    <w:p>
-      <w:pPr>
-        <w:pStyle w:val="ListParagraph"/>
-        <w:numPr>
-          <w:ilvl w:val="0"/>
-          <w:numId w:val="1"/>
-        </w:numPr>
-        <w:spacing w:after="60" w:line="300"/>
-      </w:pPr>
-      <w:r>
-        <w:rPr>
-          <w:rFonts w:ascii="Calibri" w:cs="Calibri" w:eastAsia="Calibri" w:hAnsi="Calibri"/>
-          <w:color w:val="1e293b"/>
-          <w:sz w:val="21"/>
-          <w:szCs w:val="21"/>
-        </w:rPr>
-        <w:t xml:space="preserve">Session management via secure tokens with configurable expiry and refresh policies</w:t>
+        <w:spacing w:after="60" w:line="300"/>
+        <w:ind w:left="400"/>
+      </w:pPr>
+      <w:r>
+        <w:rPr>
+          <w:rFonts w:ascii="Calibri" w:cs="Calibri" w:eastAsia="Calibri" w:hAnsi="Calibri"/>
+          <w:color w:val="1e293b"/>
+          <w:sz w:val="21"/>
+          <w:szCs w:val="21"/>
+        </w:rPr>
+        <w:t xml:space="preserve">•  JWT-based authentication framework designed for SSO federation</w:t>
+      </w:r>
+    </w:p>
+    <w:p>
+      <w:pPr>
+        <w:spacing w:after="60" w:line="300"/>
+        <w:ind w:left="400"/>
+      </w:pPr>
+      <w:r>
+        <w:rPr>
+          <w:rFonts w:ascii="Calibri" w:cs="Calibri" w:eastAsia="Calibri" w:hAnsi="Calibri"/>
+          <w:color w:val="1e293b"/>
+          <w:sz w:val="21"/>
+          <w:szCs w:val="21"/>
+        </w:rPr>
+        <w:t xml:space="preserve">•  Multi-tenant architecture supports Azure AD, Okta, Auth0</w:t>
+      </w:r>
+    </w:p>
+    <w:p>
+      <w:pPr>
+        <w:spacing w:after="60" w:line="300"/>
+        <w:ind w:left="400"/>
+      </w:pPr>
+      <w:r>
+        <w:rPr>
+          <w:rFonts w:ascii="Calibri" w:cs="Calibri" w:eastAsia="Calibri" w:hAnsi="Calibri"/>
+          <w:color w:val="1e293b"/>
+          <w:sz w:val="21"/>
+          <w:szCs w:val="21"/>
+        </w:rPr>
+        <w:t xml:space="preserve">•  Session management via secure tokens with configurable expiry</w:t>
       </w:r>
     </w:p>
     <w:p>
@@ -5994,7 +5443,7 @@
                 <w:sz w:val="19"/>
                 <w:szCs w:val="19"/>
               </w:rPr>
-              <w:t xml:space="preserve">Phase 1: Discovery &amp; Setup</w:t>
+              <w:t xml:space="preserve">Phase 1: Discovery</w:t>
             </w:r>
           </w:p>
         </w:tc>
@@ -6046,7 +5495,7 @@
                 <w:sz w:val="19"/>
                 <w:szCs w:val="19"/>
               </w:rPr>
-              <w:t xml:space="preserve">Requirements gathering, tenant provisioning, branding configuration, user role mapping</w:t>
+              <w:t xml:space="preserve">Requirements gathering, tenant setup, branding, role mapping</w:t>
             </w:r>
           </w:p>
         </w:tc>
@@ -6123,7 +5572,7 @@
                 <w:sz w:val="19"/>
                 <w:szCs w:val="19"/>
               </w:rPr>
-              <w:t xml:space="preserve">Historical data import, candidate database migration, job archive transfer, document upload</w:t>
+              <w:t xml:space="preserve">Historical data import, candidate DB migration, document upload</w:t>
             </w:r>
           </w:p>
         </w:tc>
@@ -6203,7 +5652,7 @@
                 <w:sz w:val="19"/>
                 <w:szCs w:val="19"/>
               </w:rPr>
-              <w:t xml:space="preserve">PNet integration, WhatsApp setup, email configuration, SSO federation (if required)</w:t>
+              <w:t xml:space="preserve">PNet, WhatsApp, email, SSO federation setup</w:t>
             </w:r>
           </w:p>
         </w:tc>
@@ -6280,7 +5729,7 @@
                 <w:sz w:val="19"/>
                 <w:szCs w:val="19"/>
               </w:rPr>
-              <w:t xml:space="preserve">Job templates, approval workflows, KPI frameworks, document templates, recruitment pipeline customisation</w:t>
+              <w:t xml:space="preserve">Job templates, workflows, KPIs, document templates</w:t>
             </w:r>
           </w:p>
         </w:tc>
@@ -6360,7 +5809,7 @@
                 <w:sz w:val="19"/>
                 <w:szCs w:val="19"/>
               </w:rPr>
-              <w:t xml:space="preserve">User acceptance testing, admin training, recruiter training, candidate portal validation</w:t>
+              <w:t xml:space="preserve">User acceptance testing, admin/recruiter training</w:t>
             </w:r>
           </w:p>
         </w:tc>
@@ -6437,7 +5886,7 @@
                 <w:sz w:val="19"/>
                 <w:szCs w:val="19"/>
               </w:rPr>
-              <w:t xml:space="preserve">Production deployment, data cutover, parallel running support, hypercare period</w:t>
+              <w:t xml:space="preserve">Production deployment, data cutover, hypercare</w:t>
             </w:r>
           </w:p>
         </w:tc>
@@ -6517,7 +5966,7 @@
                 <w:sz w:val="19"/>
                 <w:szCs w:val="19"/>
               </w:rPr>
-              <w:t xml:space="preserve">Post-go-live support, performance tuning, process refinement, knowledge transfer</w:t>
+              <w:t xml:space="preserve">Post-go-live support, tuning, knowledge transfer</w:t>
             </w:r>
           </w:p>
         </w:tc>
@@ -6556,116 +6005,92 @@
     </w:p>
     <w:p>
       <w:pPr>
-        <w:pStyle w:val="ListParagraph"/>
-        <w:numPr>
-          <w:ilvl w:val="0"/>
-          <w:numId w:val="1"/>
-        </w:numPr>
-        <w:spacing w:after="60" w:line="300"/>
-      </w:pPr>
-      <w:r>
-        <w:rPr>
-          <w:rFonts w:ascii="Calibri" w:cs="Calibri" w:eastAsia="Calibri" w:hAnsi="Calibri"/>
-          <w:color w:val="1e293b"/>
-          <w:sz w:val="21"/>
-          <w:szCs w:val="21"/>
-        </w:rPr>
-        <w:t xml:space="preserve">Structured migration templates provided for candidate data, job specifications, and employee records</w:t>
-      </w:r>
-    </w:p>
-    <w:p>
-      <w:pPr>
-        <w:pStyle w:val="ListParagraph"/>
-        <w:numPr>
-          <w:ilvl w:val="0"/>
-          <w:numId w:val="1"/>
-        </w:numPr>
-        <w:spacing w:after="60" w:line="300"/>
-      </w:pPr>
-      <w:r>
-        <w:rPr>
-          <w:rFonts w:ascii="Calibri" w:cs="Calibri" w:eastAsia="Calibri" w:hAnsi="Calibri"/>
-          <w:color w:val="1e293b"/>
-          <w:sz w:val="21"/>
-          <w:szCs w:val="21"/>
-        </w:rPr>
-        <w:t xml:space="preserve">CSV/Excel import tools for bulk data loading with validation and error reporting</w:t>
-      </w:r>
-    </w:p>
-    <w:p>
-      <w:pPr>
-        <w:pStyle w:val="ListParagraph"/>
-        <w:numPr>
-          <w:ilvl w:val="0"/>
-          <w:numId w:val="1"/>
-        </w:numPr>
-        <w:spacing w:after="60" w:line="300"/>
-      </w:pPr>
-      <w:r>
-        <w:rPr>
-          <w:rFonts w:ascii="Calibri" w:cs="Calibri" w:eastAsia="Calibri" w:hAnsi="Calibri"/>
-          <w:color w:val="1e293b"/>
-          <w:sz w:val="21"/>
-          <w:szCs w:val="21"/>
-        </w:rPr>
-        <w:t xml:space="preserve">AI-assisted CV parsing for converting unstructured resume archives into structured candidate profiles</w:t>
-      </w:r>
-    </w:p>
-    <w:p>
-      <w:pPr>
-        <w:pStyle w:val="ListParagraph"/>
-        <w:numPr>
-          <w:ilvl w:val="0"/>
-          <w:numId w:val="1"/>
-        </w:numPr>
-        <w:spacing w:after="60" w:line="300"/>
-      </w:pPr>
-      <w:r>
-        <w:rPr>
-          <w:rFonts w:ascii="Calibri" w:cs="Calibri" w:eastAsia="Calibri" w:hAnsi="Calibri"/>
-          <w:color w:val="1e293b"/>
-          <w:sz w:val="21"/>
-          <w:szCs w:val="21"/>
-        </w:rPr>
-        <w:t xml:space="preserve">Historical data mapping: legacy system fields are mapped to AHC schema with configurable transformation rules</w:t>
-      </w:r>
-    </w:p>
-    <w:p>
-      <w:pPr>
-        <w:pStyle w:val="ListParagraph"/>
-        <w:numPr>
-          <w:ilvl w:val="0"/>
-          <w:numId w:val="1"/>
-        </w:numPr>
-        <w:spacing w:after="60" w:line="300"/>
-      </w:pPr>
-      <w:r>
-        <w:rPr>
-          <w:rFonts w:ascii="Calibri" w:cs="Calibri" w:eastAsia="Calibri" w:hAnsi="Calibri"/>
-          <w:color w:val="1e293b"/>
-          <w:sz w:val="21"/>
-          <w:szCs w:val="21"/>
-        </w:rPr>
-        <w:t xml:space="preserve">Incremental migration support: parallel running during transition period with data sync capabilities</w:t>
-      </w:r>
-    </w:p>
-    <w:p>
-      <w:pPr>
-        <w:pStyle w:val="ListParagraph"/>
-        <w:numPr>
-          <w:ilvl w:val="0"/>
-          <w:numId w:val="1"/>
-        </w:numPr>
-        <w:spacing w:after="60" w:line="300"/>
-      </w:pPr>
-      <w:r>
-        <w:rPr>
-          <w:rFonts w:ascii="Calibri" w:cs="Calibri" w:eastAsia="Calibri" w:hAnsi="Calibri"/>
-          <w:color w:val="1e293b"/>
-          <w:sz w:val="21"/>
-          <w:szCs w:val="21"/>
-        </w:rPr>
-        <w:t xml:space="preserve">Data validation reports generated after each migration batch to ensure completeness and accuracy</w:t>
+        <w:spacing w:after="60" w:line="300"/>
+        <w:ind w:left="400"/>
+      </w:pPr>
+      <w:r>
+        <w:rPr>
+          <w:rFonts w:ascii="Calibri" w:cs="Calibri" w:eastAsia="Calibri" w:hAnsi="Calibri"/>
+          <w:color w:val="1e293b"/>
+          <w:sz w:val="21"/>
+          <w:szCs w:val="21"/>
+        </w:rPr>
+        <w:t xml:space="preserve">•  Structured migration templates for candidate data, job specs, and employee records</w:t>
+      </w:r>
+    </w:p>
+    <w:p>
+      <w:pPr>
+        <w:spacing w:after="60" w:line="300"/>
+        <w:ind w:left="400"/>
+      </w:pPr>
+      <w:r>
+        <w:rPr>
+          <w:rFonts w:ascii="Calibri" w:cs="Calibri" w:eastAsia="Calibri" w:hAnsi="Calibri"/>
+          <w:color w:val="1e293b"/>
+          <w:sz w:val="21"/>
+          <w:szCs w:val="21"/>
+        </w:rPr>
+        <w:t xml:space="preserve">•  CSV/Excel import tools with validation and error reporting</w:t>
+      </w:r>
+    </w:p>
+    <w:p>
+      <w:pPr>
+        <w:spacing w:after="60" w:line="300"/>
+        <w:ind w:left="400"/>
+      </w:pPr>
+      <w:r>
+        <w:rPr>
+          <w:rFonts w:ascii="Calibri" w:cs="Calibri" w:eastAsia="Calibri" w:hAnsi="Calibri"/>
+          <w:color w:val="1e293b"/>
+          <w:sz w:val="21"/>
+          <w:szCs w:val="21"/>
+        </w:rPr>
+        <w:t xml:space="preserve">•  AI-assisted CV parsing for converting unstructured resume archives</w:t>
+      </w:r>
+    </w:p>
+    <w:p>
+      <w:pPr>
+        <w:spacing w:after="60" w:line="300"/>
+        <w:ind w:left="400"/>
+      </w:pPr>
+      <w:r>
+        <w:rPr>
+          <w:rFonts w:ascii="Calibri" w:cs="Calibri" w:eastAsia="Calibri" w:hAnsi="Calibri"/>
+          <w:color w:val="1e293b"/>
+          <w:sz w:val="21"/>
+          <w:szCs w:val="21"/>
+        </w:rPr>
+        <w:t xml:space="preserve">•  Legacy system field mapping with configurable transformation rules</w:t>
+      </w:r>
+    </w:p>
+    <w:p>
+      <w:pPr>
+        <w:spacing w:after="60" w:line="300"/>
+        <w:ind w:left="400"/>
+      </w:pPr>
+      <w:r>
+        <w:rPr>
+          <w:rFonts w:ascii="Calibri" w:cs="Calibri" w:eastAsia="Calibri" w:hAnsi="Calibri"/>
+          <w:color w:val="1e293b"/>
+          <w:sz w:val="21"/>
+          <w:szCs w:val="21"/>
+        </w:rPr>
+        <w:t xml:space="preserve">•  Incremental migration with parallel running and data sync</w:t>
+      </w:r>
+    </w:p>
+    <w:p>
+      <w:pPr>
+        <w:spacing w:after="60" w:line="300"/>
+        <w:ind w:left="400"/>
+      </w:pPr>
+      <w:r>
+        <w:rPr>
+          <w:rFonts w:ascii="Calibri" w:cs="Calibri" w:eastAsia="Calibri" w:hAnsi="Calibri"/>
+          <w:color w:val="1e293b"/>
+          <w:sz w:val="21"/>
+          <w:szCs w:val="21"/>
+        </w:rPr>
+        <w:t xml:space="preserve">•  Data validation reports after each migration batch</w:t>
       </w:r>
     </w:p>
     <w:p>
@@ -6843,7 +6268,7 @@
                 <w:sz w:val="19"/>
                 <w:szCs w:val="19"/>
               </w:rPr>
-              <w:t xml:space="preserve">System Administrators</w:t>
+              <w:t xml:space="preserve">System Admins</w:t>
             </w:r>
           </w:p>
         </w:tc>
@@ -6921,7 +6346,7 @@
                 <w:sz w:val="19"/>
                 <w:szCs w:val="19"/>
               </w:rPr>
-              <w:t xml:space="preserve">Tenant config, user management, integrations, security, backup procedures</w:t>
+              <w:t xml:space="preserve">Tenant config, users, integrations, security</w:t>
             </w:r>
           </w:p>
         </w:tc>
@@ -7023,7 +6448,7 @@
                 <w:sz w:val="19"/>
                 <w:szCs w:val="19"/>
               </w:rPr>
-              <w:t xml:space="preserve">Dashboard navigation, job creation, pipeline management, reporting, KPIs</w:t>
+              <w:t xml:space="preserve">Dashboards, job creation, pipeline, reporting</w:t>
             </w:r>
           </w:p>
         </w:tc>
@@ -7129,7 +6554,7 @@
                 <w:sz w:val="19"/>
                 <w:szCs w:val="19"/>
               </w:rPr>
-              <w:t xml:space="preserve">AI sourcing, candidate management, CV upload, interview scheduling, shortlisting</w:t>
+              <w:t xml:space="preserve">AI sourcing, CV upload, interviews, shortlisting</w:t>
             </w:r>
           </w:p>
         </w:tc>
@@ -7231,7 +6656,7 @@
                 <w:sz w:val="19"/>
                 <w:szCs w:val="19"/>
               </w:rPr>
-              <w:t xml:space="preserve">KPI reviews, interview feedback, offer approval workflows</w:t>
+              <w:t xml:space="preserve">KPI reviews, interview feedback, approvals</w:t>
             </w:r>
           </w:p>
         </w:tc>
@@ -7337,7 +6762,7 @@
                 <w:sz w:val="19"/>
                 <w:szCs w:val="19"/>
               </w:rPr>
-              <w:t xml:space="preserve">Built-in guided walkthrough covering all platform features</w:t>
+              <w:t xml:space="preserve">Built-in guided walkthrough</w:t>
             </w:r>
           </w:p>
         </w:tc>
@@ -7359,78 +6784,47 @@
     </w:p>
     <w:p>
       <w:pPr>
-        <w:pStyle w:val="ListParagraph"/>
-        <w:numPr>
-          <w:ilvl w:val="0"/>
-          <w:numId w:val="1"/>
-        </w:numPr>
-        <w:spacing w:after="60" w:line="300"/>
-      </w:pPr>
-      <w:r>
-        <w:rPr>
-          <w:rFonts w:ascii="Calibri" w:cs="Calibri" w:eastAsia="Calibri" w:hAnsi="Calibri"/>
-          <w:color w:val="1e293b"/>
-          <w:sz w:val="21"/>
-          <w:szCs w:val="21"/>
-        </w:rPr>
-        <w:t xml:space="preserve">In-app tutorial walkthrough available on first login — guides users through all key features</w:t>
-      </w:r>
-    </w:p>
-    <w:p>
-      <w:pPr>
-        <w:pStyle w:val="ListParagraph"/>
-        <w:numPr>
-          <w:ilvl w:val="0"/>
-          <w:numId w:val="1"/>
-        </w:numPr>
-        <w:spacing w:after="60" w:line="300"/>
-      </w:pPr>
-      <w:r>
-        <w:rPr>
-          <w:rFonts w:ascii="Calibri" w:cs="Calibri" w:eastAsia="Calibri" w:hAnsi="Calibri"/>
-          <w:color w:val="1e293b"/>
-          <w:sz w:val="21"/>
-          <w:szCs w:val="21"/>
-        </w:rPr>
-        <w:t xml:space="preserve">Interactive platform documentation accessible at /platform-docs</w:t>
-      </w:r>
-    </w:p>
-    <w:p>
-      <w:pPr>
-        <w:pStyle w:val="ListParagraph"/>
-        <w:numPr>
-          <w:ilvl w:val="0"/>
-          <w:numId w:val="1"/>
-        </w:numPr>
-        <w:spacing w:after="60" w:line="300"/>
-      </w:pPr>
-      <w:r>
-        <w:rPr>
-          <w:rFonts w:ascii="Calibri" w:cs="Calibri" w:eastAsia="Calibri" w:hAnsi="Calibri"/>
-          <w:color w:val="1e293b"/>
-          <w:sz w:val="21"/>
-          <w:szCs w:val="21"/>
-        </w:rPr>
-        <w:t xml:space="preserve">AI Support chatbot (/ai-support) provides instant answers to usage questions</w:t>
-      </w:r>
-    </w:p>
-    <w:p>
-      <w:pPr>
-        <w:pStyle w:val="ListParagraph"/>
-        <w:numPr>
-          <w:ilvl w:val="0"/>
-          <w:numId w:val="1"/>
-        </w:numPr>
-        <w:spacing w:after="60" w:line="300"/>
-      </w:pPr>
-      <w:r>
-        <w:rPr>
-          <w:rFonts w:ascii="Calibri" w:cs="Calibri" w:eastAsia="Calibri" w:hAnsi="Calibri"/>
-          <w:color w:val="1e293b"/>
-          <w:sz w:val="21"/>
-          <w:szCs w:val="21"/>
-        </w:rPr>
-        <w:t xml:space="preserve">Video recording of all training sessions provided for reference</w:t>
+        <w:spacing w:after="60" w:line="300"/>
+        <w:ind w:left="400"/>
+      </w:pPr>
+      <w:r>
+        <w:rPr>
+          <w:rFonts w:ascii="Calibri" w:cs="Calibri" w:eastAsia="Calibri" w:hAnsi="Calibri"/>
+          <w:color w:val="1e293b"/>
+          <w:sz w:val="21"/>
+          <w:szCs w:val="21"/>
+        </w:rPr>
+        <w:t xml:space="preserve">•  In-app tutorial walkthrough on first login</w:t>
+      </w:r>
+    </w:p>
+    <w:p>
+      <w:pPr>
+        <w:spacing w:after="60" w:line="300"/>
+        <w:ind w:left="400"/>
+      </w:pPr>
+      <w:r>
+        <w:rPr>
+          <w:rFonts w:ascii="Calibri" w:cs="Calibri" w:eastAsia="Calibri" w:hAnsi="Calibri"/>
+          <w:color w:val="1e293b"/>
+          <w:sz w:val="21"/>
+          <w:szCs w:val="21"/>
+        </w:rPr>
+        <w:t xml:space="preserve">•  Interactive platform documentation at /platform-docs</w:t>
+      </w:r>
+    </w:p>
+    <w:p>
+      <w:pPr>
+        <w:spacing w:after="60" w:line="300"/>
+        <w:ind w:left="400"/>
+      </w:pPr>
+      <w:r>
+        <w:rPr>
+          <w:rFonts w:ascii="Calibri" w:cs="Calibri" w:eastAsia="Calibri" w:hAnsi="Calibri"/>
+          <w:color w:val="1e293b"/>
+          <w:sz w:val="21"/>
+          <w:szCs w:val="21"/>
+        </w:rPr>
+        <w:t xml:space="preserve">•  AI Support chatbot for instant answers</w:t>
       </w:r>
     </w:p>
     <w:p>
@@ -7524,7 +6918,7 @@
                 <w:sz w:val="19"/>
                 <w:szCs w:val="19"/>
               </w:rPr>
-              <w:t xml:space="preserve">Response Time</w:t>
+              <w:t xml:space="preserve">Response</w:t>
             </w:r>
           </w:p>
         </w:tc>
@@ -7552,7 +6946,7 @@
                 <w:sz w:val="19"/>
                 <w:szCs w:val="19"/>
               </w:rPr>
-              <w:t xml:space="preserve">Resolution Target</w:t>
+              <w:t xml:space="preserve">Resolution</w:t>
             </w:r>
           </w:p>
         </w:tc>
@@ -7608,7 +7002,7 @@
                 <w:sz w:val="19"/>
                 <w:szCs w:val="19"/>
               </w:rPr>
-              <w:t xml:space="preserve">P1 — Critical</w:t>
+              <w:t xml:space="preserve">P1 Critical</w:t>
             </w:r>
           </w:p>
         </w:tc>
@@ -7713,7 +7107,7 @@
                 <w:sz w:val="19"/>
                 <w:szCs w:val="19"/>
               </w:rPr>
-              <w:t xml:space="preserve">P2 — High</w:t>
+              <w:t xml:space="preserve">P2 High</w:t>
             </w:r>
           </w:p>
         </w:tc>
@@ -7788,7 +7182,7 @@
                 <w:sz w:val="19"/>
                 <w:szCs w:val="19"/>
               </w:rPr>
-              <w:t xml:space="preserve">Major feature unavailable, significant performance degradation</w:t>
+              <w:t xml:space="preserve">Major feature unavailable, performance issue</w:t>
             </w:r>
           </w:p>
         </w:tc>
@@ -7816,7 +7210,7 @@
                 <w:sz w:val="19"/>
                 <w:szCs w:val="19"/>
               </w:rPr>
-              <w:t xml:space="preserve">P3 — Medium</w:t>
+              <w:t xml:space="preserve">P3 Medium</w:t>
             </w:r>
           </w:p>
         </w:tc>
@@ -7894,7 +7288,7 @@
                 <w:sz w:val="19"/>
                 <w:szCs w:val="19"/>
               </w:rPr>
-              <w:t xml:space="preserve">Non-critical feature issue, workaround available</w:t>
+              <w:t xml:space="preserve">Non-critical issue, workaround available</w:t>
             </w:r>
           </w:p>
         </w:tc>
@@ -7921,7 +7315,7 @@
                 <w:sz w:val="19"/>
                 <w:szCs w:val="19"/>
               </w:rPr>
-              <w:t xml:space="preserve">P4 — Low</w:t>
+              <w:t xml:space="preserve">P4 Low</w:t>
             </w:r>
           </w:p>
         </w:tc>
@@ -7971,32 +7365,32 @@
                 <w:sz w:val="19"/>
                 <w:szCs w:val="19"/>
               </w:rPr>
-              <w:t xml:space="preserve">5 business days</w:t>
-            </w:r>
-          </w:p>
-        </w:tc>
-        <w:tc>
-          <w:tcPr>
-            <w:tcBorders>
-              <w:top w:val="single" w:color="cbd5e1" w:sz="1"/>
-              <w:left w:val="single" w:color="cbd5e1" w:sz="1"/>
-              <w:bottom w:val="single" w:color="cbd5e1" w:sz="1"/>
-              <w:right w:val="single" w:color="cbd5e1" w:sz="1"/>
-            </w:tcBorders>
-            <w:vAlign w:val="center"/>
-          </w:tcPr>
-          <w:p>
-            <w:pPr>
-              <w:spacing w:before="30" w:after="30"/>
-            </w:pPr>
-            <w:r>
-              <w:rPr>
-                <w:rFonts w:ascii="Calibri" w:cs="Calibri" w:eastAsia="Calibri" w:hAnsi="Calibri"/>
-                <w:color w:val="1e293b"/>
-                <w:sz w:val="19"/>
-                <w:szCs w:val="19"/>
-              </w:rPr>
-              <w:t xml:space="preserve">Enhancement request, cosmetic issue, documentation</w:t>
+              <w:t xml:space="preserve">5 days</w:t>
+            </w:r>
+          </w:p>
+        </w:tc>
+        <w:tc>
+          <w:tcPr>
+            <w:tcBorders>
+              <w:top w:val="single" w:color="cbd5e1" w:sz="1"/>
+              <w:left w:val="single" w:color="cbd5e1" w:sz="1"/>
+              <w:bottom w:val="single" w:color="cbd5e1" w:sz="1"/>
+              <w:right w:val="single" w:color="cbd5e1" w:sz="1"/>
+            </w:tcBorders>
+            <w:vAlign w:val="center"/>
+          </w:tcPr>
+          <w:p>
+            <w:pPr>
+              <w:spacing w:before="30" w:after="30"/>
+            </w:pPr>
+            <w:r>
+              <w:rPr>
+                <w:rFonts w:ascii="Calibri" w:cs="Calibri" w:eastAsia="Calibri" w:hAnsi="Calibri"/>
+                <w:color w:val="1e293b"/>
+                <w:sz w:val="19"/>
+                <w:szCs w:val="19"/>
+              </w:rPr>
+              <w:t xml:space="preserve">Enhancement request, cosmetic, documentation</w:t>
             </w:r>
           </w:p>
         </w:tc>
@@ -8018,108 +7412,73 @@
     </w:p>
     <w:p>
       <w:pPr>
-        <w:pStyle w:val="ListParagraph"/>
-        <w:numPr>
-          <w:ilvl w:val="0"/>
-          <w:numId w:val="1"/>
-        </w:numPr>
-        <w:spacing w:after="60" w:line="300"/>
-      </w:pPr>
-      <w:r>
-        <w:rPr>
-          <w:rFonts w:ascii="Calibri" w:cs="Calibri" w:eastAsia="Calibri" w:hAnsi="Calibri"/>
-          <w:color w:val="1e293b"/>
-          <w:sz w:val="21"/>
-          <w:szCs w:val="21"/>
-        </w:rPr>
-        <w:t xml:space="preserve">Support channels: Email, WhatsApp, in-app ticket system (/tenant-requests)</w:t>
-      </w:r>
-    </w:p>
-    <w:p>
-      <w:pPr>
-        <w:pStyle w:val="ListParagraph"/>
-        <w:numPr>
-          <w:ilvl w:val="0"/>
-          <w:numId w:val="1"/>
-        </w:numPr>
-        <w:spacing w:after="60" w:line="300"/>
-      </w:pPr>
-      <w:r>
-        <w:rPr>
-          <w:rFonts w:ascii="Calibri" w:cs="Calibri" w:eastAsia="Calibri" w:hAnsi="Calibri"/>
-          <w:color w:val="1e293b"/>
-          <w:sz w:val="21"/>
-          <w:szCs w:val="21"/>
-        </w:rPr>
-        <w:t xml:space="preserve">Business hours: Monday to Friday, 08:00 - 17:00 SAST</w:t>
-      </w:r>
-    </w:p>
-    <w:p>
-      <w:pPr>
-        <w:pStyle w:val="ListParagraph"/>
-        <w:numPr>
-          <w:ilvl w:val="0"/>
-          <w:numId w:val="1"/>
-        </w:numPr>
-        <w:spacing w:after="60" w:line="300"/>
-      </w:pPr>
-      <w:r>
-        <w:rPr>
-          <w:rFonts w:ascii="Calibri" w:cs="Calibri" w:eastAsia="Calibri" w:hAnsi="Calibri"/>
-          <w:color w:val="1e293b"/>
-          <w:sz w:val="21"/>
-          <w:szCs w:val="21"/>
-        </w:rPr>
-        <w:t xml:space="preserve">Emergency support: P1 issues supported 24/7 via dedicated escalation line</w:t>
-      </w:r>
-    </w:p>
-    <w:p>
-      <w:pPr>
-        <w:pStyle w:val="ListParagraph"/>
-        <w:numPr>
-          <w:ilvl w:val="0"/>
-          <w:numId w:val="1"/>
-        </w:numPr>
-        <w:spacing w:after="60" w:line="300"/>
-      </w:pPr>
-      <w:r>
-        <w:rPr>
-          <w:rFonts w:ascii="Calibri" w:cs="Calibri" w:eastAsia="Calibri" w:hAnsi="Calibri"/>
-          <w:color w:val="1e293b"/>
-          <w:sz w:val="21"/>
-          <w:szCs w:val="21"/>
-        </w:rPr>
-        <w:t xml:space="preserve">Quarterly business reviews with usage analytics, performance metrics, and roadmap alignment</w:t>
-      </w:r>
-    </w:p>
-    <w:p>
-      <w:pPr>
-        <w:pStyle w:val="ListParagraph"/>
-        <w:numPr>
-          <w:ilvl w:val="0"/>
-          <w:numId w:val="1"/>
-        </w:numPr>
-        <w:spacing w:after="60" w:line="300"/>
-      </w:pPr>
-      <w:r>
-        <w:rPr>
-          <w:rFonts w:ascii="Calibri" w:cs="Calibri" w:eastAsia="Calibri" w:hAnsi="Calibri"/>
-          <w:color w:val="1e293b"/>
-          <w:sz w:val="21"/>
-          <w:szCs w:val="21"/>
-        </w:rPr>
-        <w:t xml:space="preserve">Dedicated account manager assigned for enterprise clients</w:t>
-      </w:r>
-    </w:p>
-    <w:p>
-      <w:pPr>
-        <w:spacing w:before="150"/>
+        <w:spacing w:after="60" w:line="300"/>
+        <w:ind w:left="400"/>
+      </w:pPr>
+      <w:r>
+        <w:rPr>
+          <w:rFonts w:ascii="Calibri" w:cs="Calibri" w:eastAsia="Calibri" w:hAnsi="Calibri"/>
+          <w:color w:val="1e293b"/>
+          <w:sz w:val="21"/>
+          <w:szCs w:val="21"/>
+        </w:rPr>
+        <w:t xml:space="preserve">•  Support channels: Email, WhatsApp, in-app ticket system</w:t>
+      </w:r>
+    </w:p>
+    <w:p>
+      <w:pPr>
+        <w:spacing w:after="60" w:line="300"/>
+        <w:ind w:left="400"/>
+      </w:pPr>
+      <w:r>
+        <w:rPr>
+          <w:rFonts w:ascii="Calibri" w:cs="Calibri" w:eastAsia="Calibri" w:hAnsi="Calibri"/>
+          <w:color w:val="1e293b"/>
+          <w:sz w:val="21"/>
+          <w:szCs w:val="21"/>
+        </w:rPr>
+        <w:t xml:space="preserve">•  Business hours: Monday to Friday, 08:00 - 17:00 SAST</w:t>
+      </w:r>
+    </w:p>
+    <w:p>
+      <w:pPr>
+        <w:spacing w:after="60" w:line="300"/>
+        <w:ind w:left="400"/>
+      </w:pPr>
+      <w:r>
+        <w:rPr>
+          <w:rFonts w:ascii="Calibri" w:cs="Calibri" w:eastAsia="Calibri" w:hAnsi="Calibri"/>
+          <w:color w:val="1e293b"/>
+          <w:sz w:val="21"/>
+          <w:szCs w:val="21"/>
+        </w:rPr>
+        <w:t xml:space="preserve">•  P1 issues supported 24/7 via dedicated escalation line</w:t>
+      </w:r>
+    </w:p>
+    <w:p>
+      <w:pPr>
+        <w:spacing w:after="60" w:line="300"/>
+        <w:ind w:left="400"/>
+      </w:pPr>
+      <w:r>
+        <w:rPr>
+          <w:rFonts w:ascii="Calibri" w:cs="Calibri" w:eastAsia="Calibri" w:hAnsi="Calibri"/>
+          <w:color w:val="1e293b"/>
+          <w:sz w:val="21"/>
+          <w:szCs w:val="21"/>
+        </w:rPr>
+        <w:t xml:space="preserve">•  Quarterly business reviews with usage analytics and roadmap alignment</w:t>
+      </w:r>
+    </w:p>
+    <w:p>
+      <w:pPr>
+        <w:spacing w:before="150" w:after="40"/>
         <w:jc w:val="center"/>
       </w:pPr>
       <w:r>
         <w:drawing>
           <wp:inline distT="0" distB="0" distL="0" distR="0">
-            <wp:extent cx="5334000" cy="2809875"/>
+            <wp:extent cx="5238750" cy="2943225"/>
             <wp:effectExtent t="0" r="0" b="0" l="0"/>
             <wp:docPr id="1" name="" descr="" title=""/>
             <wp:cNvGraphicFramePr>
@@ -8144,7 +7503,7 @@
                   <pic:spPr bwMode="auto">
                     <a:xfrm>
                       <a:off x="0" y="0"/>
-                      <a:ext cx="5334000" cy="2809875"/>
+                      <a:ext cx="5238750" cy="2943225"/>
                     </a:xfrm>
                     <a:prstGeom prst="rect">
                       <a:avLst/>
@@ -8210,7 +7569,7 @@
           <w:sz w:val="21"/>
           <w:szCs w:val="21"/>
         </w:rPr>
-        <w:t xml:space="preserve">The following section outlines D8tavision's unique AI-driven approach to talent acquisition and how the Avatar Human Capital platform delivers measurable improvements in recruitment efficiency, quality, and localisation.</w:t>
+        <w:t xml:space="preserve">The following outlines D8tavision's unique AI-driven approach to talent acquisition and how Avatar Human Capital delivers measurable improvements in recruitment efficiency, quality, and localisation.</w:t>
       </w:r>
     </w:p>
     <w:p>
@@ -8232,34 +7591,6 @@
     </w:p>
     <w:p>
       <w:pPr>
-        <w:spacing w:after="120" w:line="320"/>
-      </w:pPr>
-      <w:r>
-        <w:rPr>
-          <w:rFonts w:ascii="Calibri" w:cs="Calibri" w:eastAsia="Calibri" w:hAnsi="Calibri"/>
-          <w:color w:val="1e293b"/>
-          <w:sz w:val="21"/>
-          <w:szCs w:val="21"/>
-        </w:rPr>
-        <w:t xml:space="preserve">Traditional recruitment processes rely on manual CV review, which is time-intensive and inconsistent. D8tavision's Avatar Human Capital platform transforms this through:</w:t>
-      </w:r>
-    </w:p>
-    <w:p>
-      <w:pPr>
-        <w:spacing w:after="120" w:line="320"/>
-      </w:pPr>
-      <w:r>
-        <w:rPr>
-          <w:rFonts w:ascii="Calibri" w:cs="Calibri" w:eastAsia="Calibri" w:hAnsi="Calibri"/>
-          <w:color w:val="1e293b"/>
-          <w:sz w:val="21"/>
-          <w:szCs w:val="21"/>
-        </w:rPr>
-        <w:t xml:space="preserve"/>
-      </w:r>
-    </w:p>
-    <w:p>
-      <w:pPr>
         <w:spacing w:after="100" w:line="320"/>
       </w:pPr>
       <w:r>
@@ -8280,21 +7611,7 @@
           <w:sz w:val="21"/>
           <w:szCs w:val="21"/>
         </w:rPr>
-        <w:t xml:space="preserve">Rather than sequential searches across job boards, the platform deploys 15+ specialised AI agents simultaneously — LinkedIn, PNet, Indeed, GitHub, StackOverflow, Kaggle, CIPC, executive news sources, and more. A single 'Deploy Agents' action initiates comprehensive candidate sourcing across all relevant platforms within minutes, not days.</w:t>
-      </w:r>
-    </w:p>
-    <w:p>
-      <w:pPr>
-        <w:spacing w:after="120" w:line="320"/>
-      </w:pPr>
-      <w:r>
-        <w:rPr>
-          <w:rFonts w:ascii="Calibri" w:cs="Calibri" w:eastAsia="Calibri" w:hAnsi="Calibri"/>
-          <w:color w:val="1e293b"/>
-          <w:sz w:val="21"/>
-          <w:szCs w:val="21"/>
-        </w:rPr>
-        <w:t xml:space="preserve"/>
+        <w:t xml:space="preserve">Rather than sequential searches, the platform deploys 15+ specialised AI agents simultaneously across LinkedIn, PNet, Indeed, GitHub, StackOverflow, Kaggle, CIPC, and executive news sources. A single action initiates comprehensive sourcing within minutes, not days.</w:t>
       </w:r>
     </w:p>
     <w:p>
@@ -8310,30 +7627,16 @@
           <w:sz w:val="21"/>
           <w:szCs w:val="21"/>
         </w:rPr>
-        <w:t xml:space="preserve">Automated CV Parsing &amp; Structuring: </w:t>
-      </w:r>
-      <w:r>
-        <w:rPr>
-          <w:rFonts w:ascii="Calibri" w:cs="Calibri" w:eastAsia="Calibri" w:hAnsi="Calibri"/>
-          <w:color w:val="1e293b"/>
-          <w:sz w:val="21"/>
-          <w:szCs w:val="21"/>
-        </w:rPr>
-        <w:t xml:space="preserve">The AI engine processes uploaded CVs instantly, extracting structured data (skills, experience, qualifications, contact information) using LLaMA 3.3 70B. This eliminates manual data entry and ensures consistent candidate profiles regardless of CV format or layout.</w:t>
-      </w:r>
-    </w:p>
-    <w:p>
-      <w:pPr>
-        <w:spacing w:after="120" w:line="320"/>
-      </w:pPr>
-      <w:r>
-        <w:rPr>
-          <w:rFonts w:ascii="Calibri" w:cs="Calibri" w:eastAsia="Calibri" w:hAnsi="Calibri"/>
-          <w:color w:val="1e293b"/>
-          <w:sz w:val="21"/>
-          <w:szCs w:val="21"/>
-        </w:rPr>
-        <w:t xml:space="preserve"/>
+        <w:t xml:space="preserve">Automated CV Parsing: </w:t>
+      </w:r>
+      <w:r>
+        <w:rPr>
+          <w:rFonts w:ascii="Calibri" w:cs="Calibri" w:eastAsia="Calibri" w:hAnsi="Calibri"/>
+          <w:color w:val="1e293b"/>
+          <w:sz w:val="21"/>
+          <w:szCs w:val="21"/>
+        </w:rPr>
+        <w:t xml:space="preserve">The AI engine processes CVs instantly, extracting structured data using LLaMA 3.3 70B. This eliminates manual data entry and ensures consistent profiles regardless of CV format.</w:t>
       </w:r>
     </w:p>
     <w:p>
@@ -8358,21 +7661,7 @@
           <w:sz w:val="21"/>
           <w:szCs w:val="21"/>
         </w:rPr>
-        <w:t xml:space="preserve">Every candidate is automatically scored against job requirements using dual AI methodologies — LLM-based evaluation for nuanced assessment and vector semantic matching for scalable similarity scoring. Only candidates meeting configurable thresholds progress to human review, reducing recruiter workload by up to 80%.</w:t>
-      </w:r>
-    </w:p>
-    <w:p>
-      <w:pPr>
-        <w:spacing w:after="120" w:line="320"/>
-      </w:pPr>
-      <w:r>
-        <w:rPr>
-          <w:rFonts w:ascii="Calibri" w:cs="Calibri" w:eastAsia="Calibri" w:hAnsi="Calibri"/>
-          <w:color w:val="1e293b"/>
-          <w:sz w:val="21"/>
-          <w:szCs w:val="21"/>
-        </w:rPr>
-        <w:t xml:space="preserve"/>
+        <w:t xml:space="preserve">Every candidate is automatically scored using dual AI methodologies — LLM-based evaluation and vector semantic matching. Only candidates meeting configurable thresholds progress to human review, reducing recruiter workload by up to 80%.</w:t>
       </w:r>
     </w:p>
     <w:p>
@@ -8397,7 +7686,7 @@
           <w:sz w:val="21"/>
           <w:szCs w:val="21"/>
         </w:rPr>
-        <w:t xml:space="preserve">Typical time-to-shortlist reduction from 5-10 days (manual) to under 30 minutes (AI-assisted). Recruiter capacity increases from 3-5 concurrent requisitions to 15-20 with consistent quality.</w:t>
+        <w:t xml:space="preserve">Time-to-shortlist reduction from 5-10 days (manual) to under 30 minutes (AI-assisted). Recruiter capacity increases from 3-5 concurrent requisitions to 15-20.</w:t>
       </w:r>
     </w:p>
     <w:p>
@@ -8439,21 +7728,7 @@
           <w:sz w:val="21"/>
           <w:szCs w:val="21"/>
         </w:rPr>
-        <w:t xml:space="preserve">Candidates are evaluated on multiple dimensions — skill alignment, experience relevance, qualification verification, and cultural fit indicators — producing a comprehensive match score with transparent reasoning. Recruiters see why a candidate scored highly or poorly, enabling informed decision-making.</w:t>
-      </w:r>
-    </w:p>
-    <w:p>
-      <w:pPr>
-        <w:spacing w:after="120" w:line="320"/>
-      </w:pPr>
-      <w:r>
-        <w:rPr>
-          <w:rFonts w:ascii="Calibri" w:cs="Calibri" w:eastAsia="Calibri" w:hAnsi="Calibri"/>
-          <w:color w:val="1e293b"/>
-          <w:sz w:val="21"/>
-          <w:szCs w:val="21"/>
-        </w:rPr>
-        <w:t xml:space="preserve"/>
+        <w:t xml:space="preserve">Candidates evaluated on multiple dimensions — skill alignment, experience relevance, qualification verification, cultural fit — with transparent reasoning for each score.</w:t>
       </w:r>
     </w:p>
     <w:p>
@@ -8478,21 +7753,7 @@
           <w:sz w:val="21"/>
           <w:szCs w:val="21"/>
         </w:rPr>
-        <w:t xml:space="preserve">The platform's Integrity Agent conducts automated background checks across six dimensions (criminal, credit, education, employment, biometric, reference) with composite risk scoring. This proactive verification reduces bad hires and associated costs.</w:t>
-      </w:r>
-    </w:p>
-    <w:p>
-      <w:pPr>
-        <w:spacing w:after="120" w:line="320"/>
-      </w:pPr>
-      <w:r>
-        <w:rPr>
-          <w:rFonts w:ascii="Calibri" w:cs="Calibri" w:eastAsia="Calibri" w:hAnsi="Calibri"/>
-          <w:color w:val="1e293b"/>
-          <w:sz w:val="21"/>
-          <w:szCs w:val="21"/>
-        </w:rPr>
-        <w:t xml:space="preserve"/>
+        <w:t xml:space="preserve">Automated background checks across six dimensions (criminal, credit, education, employment, biometric, reference) with composite risk scoring.</w:t>
       </w:r>
     </w:p>
     <w:p>
@@ -8517,21 +7778,7 @@
           <w:sz w:val="21"/>
           <w:szCs w:val="21"/>
         </w:rPr>
-        <w:t xml:space="preserve">Dual-stage AI assessment — empathic voice interviews (Hume AI) analyse communication skills, confidence, and emotional intelligence, while personalised video interviews (Tavus) provide consistent, unbiased evaluation experiences. AI-generated assessment reports supplement human judgment with data-driven insights.</w:t>
-      </w:r>
-    </w:p>
-    <w:p>
-      <w:pPr>
-        <w:spacing w:after="120" w:line="320"/>
-      </w:pPr>
-      <w:r>
-        <w:rPr>
-          <w:rFonts w:ascii="Calibri" w:cs="Calibri" w:eastAsia="Calibri" w:hAnsi="Calibri"/>
-          <w:color w:val="1e293b"/>
-          <w:sz w:val="21"/>
-          <w:szCs w:val="21"/>
-        </w:rPr>
-        <w:t xml:space="preserve"/>
+        <w:t xml:space="preserve">Dual-stage assessment — empathic voice interviews (Hume AI) analyse communication and emotional intelligence, while video interviews (Tavus) provide consistent, unbiased evaluation.</w:t>
       </w:r>
     </w:p>
     <w:p>
@@ -8547,16 +7794,16 @@
           <w:sz w:val="21"/>
           <w:szCs w:val="21"/>
         </w:rPr>
-        <w:t xml:space="preserve">Continuous Feedback Loop: </w:t>
-      </w:r>
-      <w:r>
-        <w:rPr>
-          <w:rFonts w:ascii="Calibri" w:cs="Calibri" w:eastAsia="Calibri" w:hAnsi="Calibri"/>
-          <w:color w:val="1e293b"/>
-          <w:sz w:val="21"/>
-          <w:szCs w:val="21"/>
-        </w:rPr>
-        <w:t xml:space="preserve">Recruiter actions (shortlisting, rejecting, hiring) feed back into the scoring model, continuously improving match quality per client and role category.</w:t>
+        <w:t xml:space="preserve">Feedback Loop: </w:t>
+      </w:r>
+      <w:r>
+        <w:rPr>
+          <w:rFonts w:ascii="Calibri" w:cs="Calibri" w:eastAsia="Calibri" w:hAnsi="Calibri"/>
+          <w:color w:val="1e293b"/>
+          <w:sz w:val="21"/>
+          <w:szCs w:val="21"/>
+        </w:rPr>
+        <w:t xml:space="preserve">Recruiter actions feed back into the scoring model, continuously improving match quality per client and role category.</w:t>
       </w:r>
     </w:p>
     <w:p>
@@ -8598,21 +7845,7 @@
           <w:sz w:val="21"/>
           <w:szCs w:val="21"/>
         </w:rPr>
-        <w:t xml:space="preserve">The platform's analytics engine identifies turnover risk patterns, skills gaps, and succession planning opportunities through trend analysis of employee data, performance metrics, and market benchmarking.</w:t>
-      </w:r>
-    </w:p>
-    <w:p>
-      <w:pPr>
-        <w:spacing w:after="120" w:line="320"/>
-      </w:pPr>
-      <w:r>
-        <w:rPr>
-          <w:rFonts w:ascii="Calibri" w:cs="Calibri" w:eastAsia="Calibri" w:hAnsi="Calibri"/>
-          <w:color w:val="1e293b"/>
-          <w:sz w:val="21"/>
-          <w:szCs w:val="21"/>
-        </w:rPr>
-        <w:t xml:space="preserve"/>
+        <w:t xml:space="preserve">Analytics engine identifies turnover risk, skills gaps, and succession planning opportunities through trend analysis.</w:t>
       </w:r>
     </w:p>
     <w:p>
@@ -8637,21 +7870,7 @@
           <w:sz w:val="21"/>
           <w:szCs w:val="21"/>
         </w:rPr>
-        <w:t xml:space="preserve">Recruitment dashboards track conversion rates at each pipeline stage (Screening → Shortlisted → Interview → Offer → Hired), enabling predictive modelling of time-to-fill and resource allocation needs.</w:t>
-      </w:r>
-    </w:p>
-    <w:p>
-      <w:pPr>
-        <w:spacing w:after="120" w:line="320"/>
-      </w:pPr>
-      <w:r>
-        <w:rPr>
-          <w:rFonts w:ascii="Calibri" w:cs="Calibri" w:eastAsia="Calibri" w:hAnsi="Calibri"/>
-          <w:color w:val="1e293b"/>
-          <w:sz w:val="21"/>
-          <w:szCs w:val="21"/>
-        </w:rPr>
-        <w:t xml:space="preserve"/>
+        <w:t xml:space="preserve">Dashboards track conversion rates at each stage, enabling predictive modelling of time-to-fill and resource needs.</w:t>
       </w:r>
     </w:p>
     <w:p>
@@ -8667,16 +7886,16 @@
           <w:sz w:val="21"/>
           <w:szCs w:val="21"/>
         </w:rPr>
-        <w:t xml:space="preserve">Semantic Matching Evolution: </w:t>
-      </w:r>
-      <w:r>
-        <w:rPr>
-          <w:rFonts w:ascii="Calibri" w:cs="Calibri" w:eastAsia="Calibri" w:hAnsi="Calibri"/>
-          <w:color w:val="1e293b"/>
-          <w:sz w:val="21"/>
-          <w:szCs w:val="21"/>
-        </w:rPr>
-        <w:t xml:space="preserve">Vector embedding-based matching allows the system to identify non-obvious candidate-job fits by understanding the semantic meaning of skills and experience descriptions, not just keyword matching.</w:t>
+        <w:t xml:space="preserve">Semantic Matching: </w:t>
+      </w:r>
+      <w:r>
+        <w:rPr>
+          <w:rFonts w:ascii="Calibri" w:cs="Calibri" w:eastAsia="Calibri" w:hAnsi="Calibri"/>
+          <w:color w:val="1e293b"/>
+          <w:sz w:val="21"/>
+          <w:szCs w:val="21"/>
+        </w:rPr>
+        <w:t xml:space="preserve">Vector embedding-based matching identifies non-obvious candidate-job fits by understanding semantic meaning, not just keywords.</w:t>
       </w:r>
     </w:p>
     <w:p>
@@ -8698,34 +7917,6 @@
     </w:p>
     <w:p>
       <w:pPr>
-        <w:spacing w:after="120" w:line="320"/>
-      </w:pPr>
-      <w:r>
-        <w:rPr>
-          <w:rFonts w:ascii="Calibri" w:cs="Calibri" w:eastAsia="Calibri" w:hAnsi="Calibri"/>
-          <w:color w:val="1e293b"/>
-          <w:sz w:val="21"/>
-          <w:szCs w:val="21"/>
-        </w:rPr>
-        <w:t xml:space="preserve">D8tavision's platform is purpose-built for the South African recruitment landscape:</w:t>
-      </w:r>
-    </w:p>
-    <w:p>
-      <w:pPr>
-        <w:spacing w:after="120" w:line="320"/>
-      </w:pPr>
-      <w:r>
-        <w:rPr>
-          <w:rFonts w:ascii="Calibri" w:cs="Calibri" w:eastAsia="Calibri" w:hAnsi="Calibri"/>
-          <w:color w:val="1e293b"/>
-          <w:sz w:val="21"/>
-          <w:szCs w:val="21"/>
-        </w:rPr>
-        <w:t xml:space="preserve"/>
-      </w:r>
-    </w:p>
-    <w:p>
-      <w:pPr>
         <w:spacing w:after="100" w:line="320"/>
       </w:pPr>
       <w:r>
@@ -8746,21 +7937,7 @@
           <w:sz w:val="21"/>
           <w:szCs w:val="21"/>
         </w:rPr>
-        <w:t xml:space="preserve">Native integration with PNet's ATSi V4 API — South Africa's largest CV database — enabling automated job posting, application retrieval, and candidate sourcing directly within the platform.</w:t>
-      </w:r>
-    </w:p>
-    <w:p>
-      <w:pPr>
-        <w:spacing w:after="120" w:line="320"/>
-      </w:pPr>
-      <w:r>
-        <w:rPr>
-          <w:rFonts w:ascii="Calibri" w:cs="Calibri" w:eastAsia="Calibri" w:hAnsi="Calibri"/>
-          <w:color w:val="1e293b"/>
-          <w:sz w:val="21"/>
-          <w:szCs w:val="21"/>
-        </w:rPr>
-        <w:t xml:space="preserve"/>
+        <w:t xml:space="preserve">Native integration with PNet ATSi V4 API — South Africa's largest CV database — enabling automated job posting and candidate sourcing.</w:t>
       </w:r>
     </w:p>
     <w:p>
@@ -8776,30 +7953,16 @@
           <w:sz w:val="21"/>
           <w:szCs w:val="21"/>
         </w:rPr>
-        <w:t xml:space="preserve">South African Sourcing Agents: </w:t>
-      </w:r>
-      <w:r>
-        <w:rPr>
-          <w:rFonts w:ascii="Calibri" w:cs="Calibri" w:eastAsia="Calibri" w:hAnsi="Calibri"/>
-          <w:color w:val="1e293b"/>
-          <w:sz w:val="21"/>
-          <w:szCs w:val="21"/>
-        </w:rPr>
-        <w:t xml:space="preserve">Specialised AI agents source from SA-specific channels including CIPC company director records, JSE-listed company leadership pages, and SA executive appointment news. Blue-collar sourcing agents search OLX and local trade forums.</w:t>
-      </w:r>
-    </w:p>
-    <w:p>
-      <w:pPr>
-        <w:spacing w:after="120" w:line="320"/>
-      </w:pPr>
-      <w:r>
-        <w:rPr>
-          <w:rFonts w:ascii="Calibri" w:cs="Calibri" w:eastAsia="Calibri" w:hAnsi="Calibri"/>
-          <w:color w:val="1e293b"/>
-          <w:sz w:val="21"/>
-          <w:szCs w:val="21"/>
-        </w:rPr>
-        <w:t xml:space="preserve"/>
+        <w:t xml:space="preserve">SA Sourcing Agents: </w:t>
+      </w:r>
+      <w:r>
+        <w:rPr>
+          <w:rFonts w:ascii="Calibri" w:cs="Calibri" w:eastAsia="Calibri" w:hAnsi="Calibri"/>
+          <w:color w:val="1e293b"/>
+          <w:sz w:val="21"/>
+          <w:szCs w:val="21"/>
+        </w:rPr>
+        <w:t xml:space="preserve">Specialised agents source from CIPC company director records, JSE leadership pages, SA executive news. Blue-collar agents search OLX and local trade forums.</w:t>
       </w:r>
     </w:p>
     <w:p>
@@ -8824,21 +7987,7 @@
           <w:sz w:val="21"/>
           <w:szCs w:val="21"/>
         </w:rPr>
-        <w:t xml:space="preserve">Built-in data protection framework aligned with the Protection of Personal Information Act, including consent management, data minimisation, subject access rights, and South African data residency options (DigitalOcean Cape Town).</w:t>
-      </w:r>
-    </w:p>
-    <w:p>
-      <w:pPr>
-        <w:spacing w:after="120" w:line="320"/>
-      </w:pPr>
-      <w:r>
-        <w:rPr>
-          <w:rFonts w:ascii="Calibri" w:cs="Calibri" w:eastAsia="Calibri" w:hAnsi="Calibri"/>
-          <w:color w:val="1e293b"/>
-          <w:sz w:val="21"/>
-          <w:szCs w:val="21"/>
-        </w:rPr>
-        <w:t xml:space="preserve"/>
+        <w:t xml:space="preserve">Built-in data protection aligned with the Protection of Personal Information Act, with SA data residency options.</w:t>
       </w:r>
     </w:p>
     <w:p>
@@ -8854,30 +8003,16 @@
           <w:sz w:val="21"/>
           <w:szCs w:val="21"/>
         </w:rPr>
-        <w:t xml:space="preserve">Employment Equity Support: </w:t>
-      </w:r>
-      <w:r>
-        <w:rPr>
-          <w:rFonts w:ascii="Calibri" w:cs="Calibri" w:eastAsia="Calibri" w:hAnsi="Calibri"/>
-          <w:color w:val="1e293b"/>
-          <w:sz w:val="21"/>
-          <w:szCs w:val="21"/>
-        </w:rPr>
-        <w:t xml:space="preserve">Workforce Intelligence module provides demographic composition analysis and EE reporting capabilities to support compliance with the Employment Equity Act.</w:t>
-      </w:r>
-    </w:p>
-    <w:p>
-      <w:pPr>
-        <w:spacing w:after="120" w:line="320"/>
-      </w:pPr>
-      <w:r>
-        <w:rPr>
-          <w:rFonts w:ascii="Calibri" w:cs="Calibri" w:eastAsia="Calibri" w:hAnsi="Calibri"/>
-          <w:color w:val="1e293b"/>
-          <w:sz w:val="21"/>
-          <w:szCs w:val="21"/>
-        </w:rPr>
-        <w:t xml:space="preserve"/>
+        <w:t xml:space="preserve">Employment Equity: </w:t>
+      </w:r>
+      <w:r>
+        <w:rPr>
+          <w:rFonts w:ascii="Calibri" w:cs="Calibri" w:eastAsia="Calibri" w:hAnsi="Calibri"/>
+          <w:color w:val="1e293b"/>
+          <w:sz w:val="21"/>
+          <w:szCs w:val="21"/>
+        </w:rPr>
+        <w:t xml:space="preserve">Workforce Intelligence provides demographic analysis and EE reporting for statutory compliance.</w:t>
       </w:r>
     </w:p>
     <w:p>
@@ -8893,30 +8028,16 @@
           <w:sz w:val="21"/>
           <w:szCs w:val="21"/>
         </w:rPr>
-        <w:t xml:space="preserve">Local Communication: </w:t>
-      </w:r>
-      <w:r>
-        <w:rPr>
-          <w:rFonts w:ascii="Calibri" w:cs="Calibri" w:eastAsia="Calibri" w:hAnsi="Calibri"/>
-          <w:color w:val="1e293b"/>
-          <w:sz w:val="21"/>
-          <w:szCs w:val="21"/>
-        </w:rPr>
-        <w:t xml:space="preserve">WhatsApp integration reflects South Africa's preferred business communication channel, enabling candidate engagement through the platform most commonly used in the SA market. Contact information generation follows SA conventions (+27 phone numbers, .co.za email domains).</w:t>
-      </w:r>
-    </w:p>
-    <w:p>
-      <w:pPr>
-        <w:spacing w:after="120" w:line="320"/>
-      </w:pPr>
-      <w:r>
-        <w:rPr>
-          <w:rFonts w:ascii="Calibri" w:cs="Calibri" w:eastAsia="Calibri" w:hAnsi="Calibri"/>
-          <w:color w:val="1e293b"/>
-          <w:sz w:val="21"/>
-          <w:szCs w:val="21"/>
-        </w:rPr>
-        <w:t xml:space="preserve"/>
+        <w:t xml:space="preserve">WhatsApp Integration: </w:t>
+      </w:r>
+      <w:r>
+        <w:rPr>
+          <w:rFonts w:ascii="Calibri" w:cs="Calibri" w:eastAsia="Calibri" w:hAnsi="Calibri"/>
+          <w:color w:val="1e293b"/>
+          <w:sz w:val="21"/>
+          <w:szCs w:val="21"/>
+        </w:rPr>
+        <w:t xml:space="preserve">Reflects SA's preferred business communication channel for candidate engagement.</w:t>
       </w:r>
     </w:p>
     <w:p>
@@ -8932,16 +8053,16 @@
           <w:sz w:val="21"/>
           <w:szCs w:val="21"/>
         </w:rPr>
-        <w:t xml:space="preserve">Multi-Language Awareness: </w:t>
-      </w:r>
-      <w:r>
-        <w:rPr>
-          <w:rFonts w:ascii="Calibri" w:cs="Calibri" w:eastAsia="Calibri" w:hAnsi="Calibri"/>
-          <w:color w:val="1e293b"/>
-          <w:sz w:val="21"/>
-          <w:szCs w:val="21"/>
-        </w:rPr>
-        <w:t xml:space="preserve">AI models are prompted with South African context (local industry terminology, SA-specific qualifications like matric certificates, SAQA frameworks, and local salary benchmarking).</w:t>
+        <w:t xml:space="preserve">Local Context: </w:t>
+      </w:r>
+      <w:r>
+        <w:rPr>
+          <w:rFonts w:ascii="Calibri" w:cs="Calibri" w:eastAsia="Calibri" w:hAnsi="Calibri"/>
+          <w:color w:val="1e293b"/>
+          <w:sz w:val="21"/>
+          <w:szCs w:val="21"/>
+        </w:rPr>
+        <w:t xml:space="preserve">AI models prompted with SA terminology, qualifications (matric, SAQA), and salary benchmarking.</w:t>
       </w:r>
     </w:p>
     <w:p>
@@ -8983,21 +8104,7 @@
           <w:sz w:val="21"/>
           <w:szCs w:val="21"/>
         </w:rPr>
-        <w:t xml:space="preserve">The platform supports unlimited tenant organisations with complete logical data isolation. Each tenant has independently configurable modules, branding, user roles, and subscription plans (Free, Basic, Professional, Enterprise).</w:t>
-      </w:r>
-    </w:p>
-    <w:p>
-      <w:pPr>
-        <w:spacing w:after="120" w:line="320"/>
-      </w:pPr>
-      <w:r>
-        <w:rPr>
-          <w:rFonts w:ascii="Calibri" w:cs="Calibri" w:eastAsia="Calibri" w:hAnsi="Calibri"/>
-          <w:color w:val="1e293b"/>
-          <w:sz w:val="21"/>
-          <w:szCs w:val="21"/>
-        </w:rPr>
-        <w:t xml:space="preserve"/>
+        <w:t xml:space="preserve">Unlimited tenant organisations with complete logical data isolation. Independent module configuration, branding, roles, and subscription plans.</w:t>
       </w:r>
     </w:p>
     <w:p>
@@ -9022,21 +8129,7 @@
           <w:sz w:val="21"/>
           <w:szCs w:val="21"/>
         </w:rPr>
-        <w:t xml:space="preserve">Features can be enabled or disabled per tenant in real-time — recruitment, integrity, onboarding, LMS, HR management, and communications modules are independently controllable. This allows tailored deployments from small recruitment agencies to large enterprise HR departments.</w:t>
-      </w:r>
-    </w:p>
-    <w:p>
-      <w:pPr>
-        <w:spacing w:after="120" w:line="320"/>
-      </w:pPr>
-      <w:r>
-        <w:rPr>
-          <w:rFonts w:ascii="Calibri" w:cs="Calibri" w:eastAsia="Calibri" w:hAnsi="Calibri"/>
-          <w:color w:val="1e293b"/>
-          <w:sz w:val="21"/>
-          <w:szCs w:val="21"/>
-        </w:rPr>
-        <w:t xml:space="preserve"/>
+        <w:t xml:space="preserve">Features enabled/disabled per tenant in real-time — recruitment, integrity, onboarding, LMS, HR management, and communications operate independently.</w:t>
       </w:r>
     </w:p>
     <w:p>
@@ -9061,21 +8154,7 @@
           <w:sz w:val="21"/>
           <w:szCs w:val="21"/>
         </w:rPr>
-        <w:t xml:space="preserve">RESTful API architecture with comprehensive endpoint coverage enables integration with existing enterprise systems (HRIS, payroll, ERP) without platform modification. Webhook support enables event-driven integration patterns.</w:t>
-      </w:r>
-    </w:p>
-    <w:p>
-      <w:pPr>
-        <w:spacing w:after="120" w:line="320"/>
-      </w:pPr>
-      <w:r>
-        <w:rPr>
-          <w:rFonts w:ascii="Calibri" w:cs="Calibri" w:eastAsia="Calibri" w:hAnsi="Calibri"/>
-          <w:color w:val="1e293b"/>
-          <w:sz w:val="21"/>
-          <w:szCs w:val="21"/>
-        </w:rPr>
-        <w:t xml:space="preserve"/>
+        <w:t xml:space="preserve">RESTful architecture with comprehensive endpoints enables integration with existing enterprise systems without platform modification.</w:t>
       </w:r>
     </w:p>
     <w:p>
@@ -9091,30 +8170,16 @@
           <w:sz w:val="21"/>
           <w:szCs w:val="21"/>
         </w:rPr>
-        <w:t xml:space="preserve">Performance Architecture: </w:t>
-      </w:r>
-      <w:r>
-        <w:rPr>
-          <w:rFonts w:ascii="Calibri" w:cs="Calibri" w:eastAsia="Calibri" w:hAnsi="Calibri"/>
-          <w:color w:val="1e293b"/>
-          <w:sz w:val="21"/>
-          <w:szCs w:val="21"/>
-        </w:rPr>
-        <w:t xml:space="preserve">Cloud-native deployment on DigitalOcean App Platform with managed PostgreSQL provides automatic scaling. CDN-delivered frontend via Vercel ensures global performance. AI workloads are offloaded to specialised inference providers (Groq, OpenAI) for unlimited concurrent processing capacity.</w:t>
-      </w:r>
-    </w:p>
-    <w:p>
-      <w:pPr>
-        <w:spacing w:after="120" w:line="320"/>
-      </w:pPr>
-      <w:r>
-        <w:rPr>
-          <w:rFonts w:ascii="Calibri" w:cs="Calibri" w:eastAsia="Calibri" w:hAnsi="Calibri"/>
-          <w:color w:val="1e293b"/>
-          <w:sz w:val="21"/>
-          <w:szCs w:val="21"/>
-        </w:rPr>
-        <w:t xml:space="preserve"/>
+        <w:t xml:space="preserve">Performance: </w:t>
+      </w:r>
+      <w:r>
+        <w:rPr>
+          <w:rFonts w:ascii="Calibri" w:cs="Calibri" w:eastAsia="Calibri" w:hAnsi="Calibri"/>
+          <w:color w:val="1e293b"/>
+          <w:sz w:val="21"/>
+          <w:szCs w:val="21"/>
+        </w:rPr>
+        <w:t xml:space="preserve">Cloud-native deployment with managed PostgreSQL provides automatic scaling. CDN frontend ensures global performance. AI workloads offloaded to specialised inference providers for unlimited capacity.</w:t>
       </w:r>
     </w:p>
     <w:p>
@@ -9130,16 +8195,16 @@
           <w:sz w:val="21"/>
           <w:szCs w:val="21"/>
         </w:rPr>
-        <w:t xml:space="preserve">White-Label Capability: </w:t>
-      </w:r>
-      <w:r>
-        <w:rPr>
-          <w:rFonts w:ascii="Calibri" w:cs="Calibri" w:eastAsia="Calibri" w:hAnsi="Calibri"/>
-          <w:color w:val="1e293b"/>
-          <w:sz w:val="21"/>
-          <w:szCs w:val="21"/>
-        </w:rPr>
-        <w:t xml:space="preserve">Complete branding customisation per tenant including logos, colour schemes, and domain configuration, enabling reseller and managed service provider models.</w:t>
+        <w:t xml:space="preserve">White-Label: </w:t>
+      </w:r>
+      <w:r>
+        <w:rPr>
+          <w:rFonts w:ascii="Calibri" w:cs="Calibri" w:eastAsia="Calibri" w:hAnsi="Calibri"/>
+          <w:color w:val="1e293b"/>
+          <w:sz w:val="21"/>
+          <w:szCs w:val="21"/>
+        </w:rPr>
+        <w:t xml:space="preserve">Complete branding customisation per tenant including logos, colours, and domain configuration for reseller models.</w:t>
       </w:r>
     </w:p>
     <w:p>
@@ -9149,7 +8214,7 @@
     </w:p>
     <w:p>
       <w:pPr>
-        <w:spacing w:before="1500"/>
+        <w:spacing w:before="1000"/>
       </w:pPr>
     </w:p>
     <w:p>
@@ -9220,9 +8285,6 @@
 <w:ftr xmlns:wpc="http://schemas.microsoft.com/office/word/2010/wordprocessingCanvas" xmlns:mc="http://schemas.openxmlformats.org/markup-compatibility/2006" xmlns:o="urn:schemas-microsoft-com:office:office" xmlns:r="http://schemas.openxmlformats.org/officeDocument/2006/relationships" xmlns:m="http://schemas.openxmlformats.org/officeDocument/2006/math" xmlns:v="urn:schemas-microsoft-com:vml" xmlns:wp14="http://schemas.microsoft.com/office/word/2010/wordprocessingDrawing" xmlns:wp="http://schemas.openxmlformats.org/drawingml/2006/wordprocessingDrawing" xmlns:w10="urn:schemas-microsoft-com:office:word" xmlns:w="http://schemas.openxmlformats.org/wordprocessingml/2006/main" xmlns:w14="http://schemas.microsoft.com/office/word/2010/wordml" xmlns:w15="http://schemas.microsoft.com/office/word/2012/wordml" xmlns:wpg="http://schemas.microsoft.com/office/word/2010/wordprocessingGroup" xmlns:wpi="http://schemas.microsoft.com/office/word/2010/wordprocessingInk" xmlns:wne="http://schemas.microsoft.com/office/word/2006/wordml" xmlns:wps="http://schemas.microsoft.com/office/word/2010/wordprocessingShape">
   <w:p>
     <w:pPr>
-      <w:pBdr>
-        <w:top w:val="single" w:color="cbd5e1" w:sz="1"/>
-      </w:pBdr>
       <w:jc w:val="center"/>
     </w:pPr>
     <w:r>
@@ -9232,7 +8294,7 @@
         <w:sz w:val="14"/>
         <w:szCs w:val="14"/>
       </w:rPr>
-      <w:t xml:space="preserve">D8tavision (Pty) Ltd  |  Avatar Human Capital  |  Page </w:t>
+      <w:t xml:space="preserve">D8tavision (Pty) Ltd | Avatar Human Capital | Page </w:t>
     </w:r>
     <w:r>
       <w:rPr>
@@ -9291,9 +8353,6 @@
 <w:hdr xmlns:wpc="http://schemas.microsoft.com/office/word/2010/wordprocessingCanvas" xmlns:mc="http://schemas.openxmlformats.org/markup-compatibility/2006" xmlns:o="urn:schemas-microsoft-com:office:office" xmlns:r="http://schemas.openxmlformats.org/officeDocument/2006/relationships" xmlns:m="http://schemas.openxmlformats.org/officeDocument/2006/math" xmlns:v="urn:schemas-microsoft-com:vml" xmlns:wp14="http://schemas.microsoft.com/office/word/2010/wordprocessingDrawing" xmlns:wp="http://schemas.openxmlformats.org/drawingml/2006/wordprocessingDrawing" xmlns:w10="urn:schemas-microsoft-com:office:word" xmlns:w="http://schemas.openxmlformats.org/wordprocessingml/2006/main" xmlns:w14="http://schemas.microsoft.com/office/word/2010/wordml" xmlns:w15="http://schemas.microsoft.com/office/word/2012/wordml" xmlns:wpg="http://schemas.microsoft.com/office/word/2010/wordprocessingGroup" xmlns:wpi="http://schemas.microsoft.com/office/word/2010/wordprocessingInk" xmlns:wne="http://schemas.microsoft.com/office/word/2006/wordml" xmlns:wps="http://schemas.microsoft.com/office/word/2010/wordprocessingShape" xmlns:cx="http://schemas.microsoft.com/office/drawing/2014/chartex" xmlns:cx1="http://schemas.microsoft.com/office/drawing/2015/9/8/chartex" xmlns:cx2="http://schemas.microsoft.com/office/drawing/2015/10/21/chartex" xmlns:cx3="http://schemas.microsoft.com/office/drawing/2016/5/9/chartex" xmlns:cx4="http://schemas.microsoft.com/office/drawing/2016/5/10/chartex" xmlns:cx5="http://schemas.microsoft.com/office/drawing/2016/5/11/chartex" xmlns:cx6="http://schemas.microsoft.com/office/drawing/2016/5/12/chartex" xmlns:cx7="http://schemas.microsoft.com/office/drawing/2016/5/13/chartex" xmlns:cx8="http://schemas.microsoft.com/office/drawing/2016/5/14/chartex" xmlns:w16cid="http://schemas.microsoft.com/office/word/2016/wordml/cid" xmlns:w16se="http://schemas.microsoft.com/office/word/2015/wordml/symex">
   <w:p>
     <w:pPr>
-      <w:pBdr>
-        <w:bottom w:val="single" w:color="cbd5e1" w:sz="1"/>
-      </w:pBdr>
       <w:jc w:val="right"/>
     </w:pPr>
     <w:r>
@@ -9305,7 +8364,7 @@
         <w:sz w:val="16"/>
         <w:szCs w:val="16"/>
       </w:rPr>
-      <w:t xml:space="preserve">D8tavision — IDC Technical Evidence Pack</w:t>
+      <w:t xml:space="preserve">D8tavision | IDC Technical Evidence Pack | </w:t>
     </w:r>
     <w:r>
       <w:rPr>
@@ -9316,7 +8375,7 @@
         <w:sz w:val="16"/>
         <w:szCs w:val="16"/>
       </w:rPr>
-      <w:t xml:space="preserve">  |  CONFIDENTIAL</w:t>
+      <w:t xml:space="preserve">CONFIDENTIAL</w:t>
     </w:r>
   </w:p>
 </w:hdr>
